--- a/data/outputs/v2/Essential_Mathematics/SS3.1_Statistics_1/Essential_Mathematics_Statistics_1_CBE_LessonSequence.docx
+++ b/data/outputs/v2/Essential_Mathematics/SS3.1_Statistics_1/Essential_Mathematics_Statistics_1_CBE_LessonSequence.docx
@@ -3503,32 +3503,32 @@
         <w:tc>
           <w:tcPr>
             <w:tcW w:type="dxa" w:w="1520"/>
-            <w:shd w:fill="F2F2F2" w:color="auto" w:val="clear"/>
-            <w:tcMar>
-              <w:top w:type="dxa" w:w="60"/>
-              <w:left w:type="dxa" w:w="120"/>
-              <w:bottom w:type="dxa" w:w="60"/>
-              <w:right w:type="dxa" w:w="120"/>
-            </w:tcMar>
-            <w:vAlign w:val="top"/>
-          </w:tcPr>
-          <w:p>
-            <w:pPr>
-              <w:spacing w:after="40" w:before="0"/>
-              <w:jc w:val="left"/>
-            </w:pPr>
-            <w:r>
-              <w:rPr>
-                <w:rFonts w:ascii="Arial" w:cs="Arial" w:eastAsia="Arial" w:hAnsi="Arial"/>
-                <w:b/>
-                <w:bCs/>
-                <w:i w:val="false"/>
-                <w:iCs w:val="false"/>
-                <w:color w:val="000000"/>
-                <w:sz w:val="18"/>
-                <w:szCs w:val="18"/>
-              </w:rPr>
-              <w:t xml:space="preserve">1 — PREDICT</w:t>
+            <w:shd w:fill="EAD1F5" w:color="auto" w:val="clear"/>
+            <w:tcMar>
+              <w:top w:type="dxa" w:w="60"/>
+              <w:left w:type="dxa" w:w="120"/>
+              <w:bottom w:type="dxa" w:w="60"/>
+              <w:right w:type="dxa" w:w="120"/>
+            </w:tcMar>
+            <w:vAlign w:val="top"/>
+          </w:tcPr>
+          <w:p>
+            <w:pPr>
+              <w:spacing w:after="40" w:before="0"/>
+              <w:jc w:val="left"/>
+            </w:pPr>
+            <w:r>
+              <w:rPr>
+                <w:rFonts w:ascii="Arial" w:cs="Arial" w:eastAsia="Arial" w:hAnsi="Arial"/>
+                <w:b/>
+                <w:bCs/>
+                <w:i w:val="false"/>
+                <w:iCs w:val="false"/>
+                <w:color w:val="000000"/>
+                <w:sz w:val="18"/>
+                <w:szCs w:val="18"/>
+              </w:rPr>
+              <w:t xml:space="preserve">Predict Phase</w:t>
             </w:r>
           </w:p>
           <w:p>
@@ -3551,7 +3551,7 @@
             <w:pPr>
               <w:spacing w:after="20" w:before="0"/>
             </w:pPr>
-            <w:hyperlink w:history="1" r:id="rIdzt-e6ybxozvkvvjlneqqs">
+            <w:hyperlink w:history="1" r:id="rIdpkk7sxntvurjrsmk_wehv">
               <w:r>
                 <w:rPr>
                   <w:rFonts w:ascii="Arial" w:cs="Arial" w:eastAsia="Arial" w:hAnsi="Arial"/>
@@ -3584,7 +3584,7 @@
               <w:spacing w:after="10" w:before="0"/>
               <w:ind w:left="120"/>
             </w:pPr>
-            <w:hyperlink w:history="1" r:id="rId1nlmm4zuhdtsdzf1rwkdn">
+            <w:hyperlink w:history="1" r:id="rIdzqlvipfmgcpswlxljisn1">
               <w:r>
                 <w:rPr>
                   <w:rFonts w:ascii="Arial" w:cs="Arial" w:eastAsia="Arial" w:hAnsi="Arial"/>
@@ -3629,7 +3629,7 @@
             <w:pPr>
               <w:spacing w:after="20" w:before="0"/>
             </w:pPr>
-            <w:hyperlink w:history="1" r:id="rIdckvog0l6afznoqtz5ip9h">
+            <w:hyperlink w:history="1" r:id="rIdspkofwbme9tdnivl0h3qd">
               <w:r>
                 <w:rPr>
                   <w:rFonts w:ascii="Arial" w:cs="Arial" w:eastAsia="Arial" w:hAnsi="Arial"/>
@@ -3662,7 +3662,7 @@
               <w:spacing w:after="10" w:before="0"/>
               <w:ind w:left="120"/>
             </w:pPr>
-            <w:hyperlink w:history="1" r:id="rIddtlbrhqtbkqnickljq3kk">
+            <w:hyperlink w:history="1" r:id="rIdynrgjiskja2zw8l-x_k8y">
               <w:r>
                 <w:rPr>
                   <w:rFonts w:ascii="Arial" w:cs="Arial" w:eastAsia="Arial" w:hAnsi="Arial"/>
@@ -3809,32 +3809,32 @@
         <w:tc>
           <w:tcPr>
             <w:tcW w:type="dxa" w:w="1520"/>
-            <w:shd w:fill="F2F2F2" w:color="auto" w:val="clear"/>
-            <w:tcMar>
-              <w:top w:type="dxa" w:w="60"/>
-              <w:left w:type="dxa" w:w="120"/>
-              <w:bottom w:type="dxa" w:w="60"/>
-              <w:right w:type="dxa" w:w="120"/>
-            </w:tcMar>
-            <w:vAlign w:val="top"/>
-          </w:tcPr>
-          <w:p>
-            <w:pPr>
-              <w:spacing w:after="40" w:before="0"/>
-              <w:jc w:val="left"/>
-            </w:pPr>
-            <w:r>
-              <w:rPr>
-                <w:rFonts w:ascii="Arial" w:cs="Arial" w:eastAsia="Arial" w:hAnsi="Arial"/>
-                <w:b/>
-                <w:bCs/>
-                <w:i w:val="false"/>
-                <w:iCs w:val="false"/>
-                <w:color w:val="000000"/>
-                <w:sz w:val="18"/>
-                <w:szCs w:val="18"/>
-              </w:rPr>
-              <w:t xml:space="preserve">2 — OBSERVE</w:t>
+            <w:shd w:fill="D9EEF1" w:color="auto" w:val="clear"/>
+            <w:tcMar>
+              <w:top w:type="dxa" w:w="60"/>
+              <w:left w:type="dxa" w:w="120"/>
+              <w:bottom w:type="dxa" w:w="60"/>
+              <w:right w:type="dxa" w:w="120"/>
+            </w:tcMar>
+            <w:vAlign w:val="top"/>
+          </w:tcPr>
+          <w:p>
+            <w:pPr>
+              <w:spacing w:after="40" w:before="0"/>
+              <w:jc w:val="left"/>
+            </w:pPr>
+            <w:r>
+              <w:rPr>
+                <w:rFonts w:ascii="Arial" w:cs="Arial" w:eastAsia="Arial" w:hAnsi="Arial"/>
+                <w:b/>
+                <w:bCs/>
+                <w:i w:val="false"/>
+                <w:iCs w:val="false"/>
+                <w:color w:val="000000"/>
+                <w:sz w:val="18"/>
+                <w:szCs w:val="18"/>
+              </w:rPr>
+              <w:t xml:space="preserve">Observe Phase</w:t>
             </w:r>
           </w:p>
           <w:p>
@@ -3857,7 +3857,7 @@
             <w:pPr>
               <w:spacing w:after="20" w:before="0"/>
             </w:pPr>
-            <w:hyperlink w:history="1" r:id="rIdvmpexr6vpqws-8axp81en">
+            <w:hyperlink w:history="1" r:id="rIdadrmx4dlel6e-z2b3znez">
               <w:r>
                 <w:rPr>
                   <w:rFonts w:ascii="Arial" w:cs="Arial" w:eastAsia="Arial" w:hAnsi="Arial"/>
@@ -3890,7 +3890,7 @@
               <w:spacing w:after="10" w:before="0"/>
               <w:ind w:left="120"/>
             </w:pPr>
-            <w:hyperlink w:history="1" r:id="rIdp0mtsrtcsjqoo_pdxjrs3">
+            <w:hyperlink w:history="1" r:id="rIdl8a1opkt3qe8lccvkgwum">
               <w:r>
                 <w:rPr>
                   <w:rFonts w:ascii="Arial" w:cs="Arial" w:eastAsia="Arial" w:hAnsi="Arial"/>
@@ -3935,7 +3935,7 @@
             <w:pPr>
               <w:spacing w:after="20" w:before="0"/>
             </w:pPr>
-            <w:hyperlink w:history="1" r:id="rId6sbpbnqbyrjsalmcp2f6u">
+            <w:hyperlink w:history="1" r:id="rIdjdg2cmhs4f84pa8fuaz5t">
               <w:r>
                 <w:rPr>
                   <w:rFonts w:ascii="Arial" w:cs="Arial" w:eastAsia="Arial" w:hAnsi="Arial"/>
@@ -3968,7 +3968,7 @@
               <w:spacing w:after="10" w:before="0"/>
               <w:ind w:left="120"/>
             </w:pPr>
-            <w:hyperlink w:history="1" r:id="rIdpgdnmf__fwvtz3zhcnvng">
+            <w:hyperlink w:history="1" r:id="rIds5lyxrej_8yzwhszsp32t">
               <w:r>
                 <w:rPr>
                   <w:rFonts w:ascii="Arial" w:cs="Arial" w:eastAsia="Arial" w:hAnsi="Arial"/>
@@ -4115,32 +4115,32 @@
         <w:tc>
           <w:tcPr>
             <w:tcW w:type="dxa" w:w="1520"/>
-            <w:shd w:fill="F2F2F2" w:color="auto" w:val="clear"/>
-            <w:tcMar>
-              <w:top w:type="dxa" w:w="60"/>
-              <w:left w:type="dxa" w:w="120"/>
-              <w:bottom w:type="dxa" w:w="60"/>
-              <w:right w:type="dxa" w:w="120"/>
-            </w:tcMar>
-            <w:vAlign w:val="top"/>
-          </w:tcPr>
-          <w:p>
-            <w:pPr>
-              <w:spacing w:after="40" w:before="0"/>
-              <w:jc w:val="left"/>
-            </w:pPr>
-            <w:r>
-              <w:rPr>
-                <w:rFonts w:ascii="Arial" w:cs="Arial" w:eastAsia="Arial" w:hAnsi="Arial"/>
-                <w:b/>
-                <w:bCs/>
-                <w:i w:val="false"/>
-                <w:iCs w:val="false"/>
-                <w:color w:val="000000"/>
-                <w:sz w:val="18"/>
-                <w:szCs w:val="18"/>
-              </w:rPr>
-              <w:t xml:space="preserve">3 — EXPLAIN</w:t>
+            <w:shd w:fill="E2EFDA" w:color="auto" w:val="clear"/>
+            <w:tcMar>
+              <w:top w:type="dxa" w:w="60"/>
+              <w:left w:type="dxa" w:w="120"/>
+              <w:bottom w:type="dxa" w:w="60"/>
+              <w:right w:type="dxa" w:w="120"/>
+            </w:tcMar>
+            <w:vAlign w:val="top"/>
+          </w:tcPr>
+          <w:p>
+            <w:pPr>
+              <w:spacing w:after="40" w:before="0"/>
+              <w:jc w:val="left"/>
+            </w:pPr>
+            <w:r>
+              <w:rPr>
+                <w:rFonts w:ascii="Arial" w:cs="Arial" w:eastAsia="Arial" w:hAnsi="Arial"/>
+                <w:b/>
+                <w:bCs/>
+                <w:i w:val="false"/>
+                <w:iCs w:val="false"/>
+                <w:color w:val="000000"/>
+                <w:sz w:val="18"/>
+                <w:szCs w:val="18"/>
+              </w:rPr>
+              <w:t xml:space="preserve">Explain Phase</w:t>
             </w:r>
           </w:p>
           <w:p>
@@ -4163,7 +4163,7 @@
             <w:pPr>
               <w:spacing w:after="20" w:before="0"/>
             </w:pPr>
-            <w:hyperlink w:history="1" r:id="rIdca8j4olzk-anskxaxft2w">
+            <w:hyperlink w:history="1" r:id="rIdn85wohjtv0g7sfsojiwf4">
               <w:r>
                 <w:rPr>
                   <w:rFonts w:ascii="Arial" w:cs="Arial" w:eastAsia="Arial" w:hAnsi="Arial"/>
@@ -4196,7 +4196,7 @@
               <w:spacing w:after="10" w:before="0"/>
               <w:ind w:left="120"/>
             </w:pPr>
-            <w:hyperlink w:history="1" r:id="rIdvhbdwhiwyi14lcbbnuvaa">
+            <w:hyperlink w:history="1" r:id="rIdfqnf-fjs8xzeiu1xntpkd">
               <w:r>
                 <w:rPr>
                   <w:rFonts w:ascii="Arial" w:cs="Arial" w:eastAsia="Arial" w:hAnsi="Arial"/>
@@ -4241,7 +4241,7 @@
             <w:pPr>
               <w:spacing w:after="20" w:before="0"/>
             </w:pPr>
-            <w:hyperlink w:history="1" r:id="rIdheewplrrsrqixhl0vgask">
+            <w:hyperlink w:history="1" r:id="rIditykfnc-rcbwgwdqv8r9x">
               <w:r>
                 <w:rPr>
                   <w:rFonts w:ascii="Arial" w:cs="Arial" w:eastAsia="Arial" w:hAnsi="Arial"/>
@@ -4274,7 +4274,7 @@
               <w:spacing w:after="10" w:before="0"/>
               <w:ind w:left="120"/>
             </w:pPr>
-            <w:hyperlink w:history="1" r:id="rIdws7gj_va-ont_p95jgq4c">
+            <w:hyperlink w:history="1" r:id="rIdprsdbuhhgckr1cf3ksqd2">
               <w:r>
                 <w:rPr>
                   <w:rFonts w:ascii="Arial" w:cs="Arial" w:eastAsia="Arial" w:hAnsi="Arial"/>
@@ -4421,32 +4421,32 @@
         <w:tc>
           <w:tcPr>
             <w:tcW w:type="dxa" w:w="1520"/>
-            <w:shd w:fill="F2F2F2" w:color="auto" w:val="clear"/>
-            <w:tcMar>
-              <w:top w:type="dxa" w:w="60"/>
-              <w:left w:type="dxa" w:w="120"/>
-              <w:bottom w:type="dxa" w:w="60"/>
-              <w:right w:type="dxa" w:w="120"/>
-            </w:tcMar>
-            <w:vAlign w:val="top"/>
-          </w:tcPr>
-          <w:p>
-            <w:pPr>
-              <w:spacing w:after="40" w:before="0"/>
-              <w:jc w:val="left"/>
-            </w:pPr>
-            <w:r>
-              <w:rPr>
-                <w:rFonts w:ascii="Arial" w:cs="Arial" w:eastAsia="Arial" w:hAnsi="Arial"/>
-                <w:b/>
-                <w:bCs/>
-                <w:i w:val="false"/>
-                <w:iCs w:val="false"/>
-                <w:color w:val="000000"/>
-                <w:sz w:val="18"/>
-                <w:szCs w:val="18"/>
-              </w:rPr>
-              <w:t xml:space="preserve">4 — DRIVING QUESTION BOARD (DQB) CREATION</w:t>
+            <w:shd w:fill="FCE4D6" w:color="auto" w:val="clear"/>
+            <w:tcMar>
+              <w:top w:type="dxa" w:w="60"/>
+              <w:left w:type="dxa" w:w="120"/>
+              <w:bottom w:type="dxa" w:w="60"/>
+              <w:right w:type="dxa" w:w="120"/>
+            </w:tcMar>
+            <w:vAlign w:val="top"/>
+          </w:tcPr>
+          <w:p>
+            <w:pPr>
+              <w:spacing w:after="40" w:before="0"/>
+              <w:jc w:val="left"/>
+            </w:pPr>
+            <w:r>
+              <w:rPr>
+                <w:rFonts w:ascii="Arial" w:cs="Arial" w:eastAsia="Arial" w:hAnsi="Arial"/>
+                <w:b/>
+                <w:bCs/>
+                <w:i w:val="false"/>
+                <w:iCs w:val="false"/>
+                <w:color w:val="000000"/>
+                <w:sz w:val="18"/>
+                <w:szCs w:val="18"/>
+              </w:rPr>
+              <w:t xml:space="preserve">Driving Question Board (DQB) Creation</w:t>
             </w:r>
           </w:p>
           <w:p>
@@ -4469,7 +4469,7 @@
             <w:pPr>
               <w:spacing w:after="20" w:before="0"/>
             </w:pPr>
-            <w:hyperlink w:history="1" r:id="rIdrvimxthjw9ssj8hjlgkxc">
+            <w:hyperlink w:history="1" r:id="rId93n9usl4cc1wukhmhoho9">
               <w:r>
                 <w:rPr>
                   <w:rFonts w:ascii="Arial" w:cs="Arial" w:eastAsia="Arial" w:hAnsi="Arial"/>
@@ -4502,7 +4502,7 @@
               <w:spacing w:after="10" w:before="0"/>
               <w:ind w:left="120"/>
             </w:pPr>
-            <w:hyperlink w:history="1" r:id="rIdgzpz6cpzzrhw6chmkgcas">
+            <w:hyperlink w:history="1" r:id="rIdnuixhswb5vyxcmwftdrfv">
               <w:r>
                 <w:rPr>
                   <w:rFonts w:ascii="Arial" w:cs="Arial" w:eastAsia="Arial" w:hAnsi="Arial"/>
@@ -4547,7 +4547,7 @@
             <w:pPr>
               <w:spacing w:after="20" w:before="0"/>
             </w:pPr>
-            <w:hyperlink w:history="1" r:id="rId2glgvep8zumyt5vkzcgtt">
+            <w:hyperlink w:history="1" r:id="rId_luihqobgs1y3tn2tqp7p">
               <w:r>
                 <w:rPr>
                   <w:rFonts w:ascii="Arial" w:cs="Arial" w:eastAsia="Arial" w:hAnsi="Arial"/>
@@ -4580,7 +4580,7 @@
               <w:spacing w:after="10" w:before="0"/>
               <w:ind w:left="120"/>
             </w:pPr>
-            <w:hyperlink w:history="1" r:id="rIdmidmnz063kmk3f4bnrfrq">
+            <w:hyperlink w:history="1" r:id="rIdma0s9ogeqb_p1d-e27l26">
               <w:r>
                 <w:rPr>
                   <w:rFonts w:ascii="Arial" w:cs="Arial" w:eastAsia="Arial" w:hAnsi="Arial"/>
@@ -4727,32 +4727,32 @@
         <w:tc>
           <w:tcPr>
             <w:tcW w:type="dxa" w:w="1520"/>
-            <w:shd w:fill="F2F2F2" w:color="auto" w:val="clear"/>
-            <w:tcMar>
-              <w:top w:type="dxa" w:w="60"/>
-              <w:left w:type="dxa" w:w="120"/>
-              <w:bottom w:type="dxa" w:w="60"/>
-              <w:right w:type="dxa" w:w="120"/>
-            </w:tcMar>
-            <w:vAlign w:val="top"/>
-          </w:tcPr>
-          <w:p>
-            <w:pPr>
-              <w:spacing w:after="40" w:before="0"/>
-              <w:jc w:val="left"/>
-            </w:pPr>
-            <w:r>
-              <w:rPr>
-                <w:rFonts w:ascii="Arial" w:cs="Arial" w:eastAsia="Arial" w:hAnsi="Arial"/>
-                <w:b/>
-                <w:bCs/>
-                <w:i w:val="false"/>
-                <w:iCs w:val="false"/>
-                <w:color w:val="000000"/>
-                <w:sz w:val="18"/>
-                <w:szCs w:val="18"/>
-              </w:rPr>
-              <w:t xml:space="preserve">5 — MODEL BUILDING</w:t>
+            <w:shd w:fill="D5E8F0" w:color="auto" w:val="clear"/>
+            <w:tcMar>
+              <w:top w:type="dxa" w:w="60"/>
+              <w:left w:type="dxa" w:w="120"/>
+              <w:bottom w:type="dxa" w:w="60"/>
+              <w:right w:type="dxa" w:w="120"/>
+            </w:tcMar>
+            <w:vAlign w:val="top"/>
+          </w:tcPr>
+          <w:p>
+            <w:pPr>
+              <w:spacing w:after="40" w:before="0"/>
+              <w:jc w:val="left"/>
+            </w:pPr>
+            <w:r>
+              <w:rPr>
+                <w:rFonts w:ascii="Arial" w:cs="Arial" w:eastAsia="Arial" w:hAnsi="Arial"/>
+                <w:b/>
+                <w:bCs/>
+                <w:i w:val="false"/>
+                <w:iCs w:val="false"/>
+                <w:color w:val="000000"/>
+                <w:sz w:val="18"/>
+                <w:szCs w:val="18"/>
+              </w:rPr>
+              <w:t xml:space="preserve">Model Building Phase</w:t>
             </w:r>
           </w:p>
           <w:p>
@@ -4775,7 +4775,7 @@
             <w:pPr>
               <w:spacing w:after="20" w:before="0"/>
             </w:pPr>
-            <w:hyperlink w:history="1" r:id="rIdimpp2myk4iaiobq-zep8x">
+            <w:hyperlink w:history="1" r:id="rId8cayi0jly5oj45mvcyon0">
               <w:r>
                 <w:rPr>
                   <w:rFonts w:ascii="Arial" w:cs="Arial" w:eastAsia="Arial" w:hAnsi="Arial"/>
@@ -4808,7 +4808,7 @@
               <w:spacing w:after="10" w:before="0"/>
               <w:ind w:left="120"/>
             </w:pPr>
-            <w:hyperlink w:history="1" r:id="rIdey02peumtqhtfreriggpv">
+            <w:hyperlink w:history="1" r:id="rIdmtmvw3r2snbo4m2kkvyh2">
               <w:r>
                 <w:rPr>
                   <w:rFonts w:ascii="Arial" w:cs="Arial" w:eastAsia="Arial" w:hAnsi="Arial"/>
@@ -4853,7 +4853,7 @@
             <w:pPr>
               <w:spacing w:after="20" w:before="0"/>
             </w:pPr>
-            <w:hyperlink w:history="1" r:id="rIdfjfqyziflp7qtmgcuil6q">
+            <w:hyperlink w:history="1" r:id="rIda75lqicwwxeahinfd4z0u">
               <w:r>
                 <w:rPr>
                   <w:rFonts w:ascii="Arial" w:cs="Arial" w:eastAsia="Arial" w:hAnsi="Arial"/>
@@ -4886,7 +4886,7 @@
               <w:spacing w:after="10" w:before="0"/>
               <w:ind w:left="120"/>
             </w:pPr>
-            <w:hyperlink w:history="1" r:id="rIdf87usubt2t93bvm_yha7n">
+            <w:hyperlink w:history="1" r:id="rIdnwrxzguycnnaodyya61zs">
               <w:r>
                 <w:rPr>
                   <w:rFonts w:ascii="Arial" w:cs="Arial" w:eastAsia="Arial" w:hAnsi="Arial"/>
@@ -6325,32 +6325,32 @@
         <w:tc>
           <w:tcPr>
             <w:tcW w:type="dxa" w:w="1520"/>
-            <w:shd w:fill="F2F2F2" w:color="auto" w:val="clear"/>
-            <w:tcMar>
-              <w:top w:type="dxa" w:w="60"/>
-              <w:left w:type="dxa" w:w="120"/>
-              <w:bottom w:type="dxa" w:w="60"/>
-              <w:right w:type="dxa" w:w="120"/>
-            </w:tcMar>
-            <w:vAlign w:val="top"/>
-          </w:tcPr>
-          <w:p>
-            <w:pPr>
-              <w:spacing w:after="40" w:before="0"/>
-              <w:jc w:val="left"/>
-            </w:pPr>
-            <w:r>
-              <w:rPr>
-                <w:rFonts w:ascii="Arial" w:cs="Arial" w:eastAsia="Arial" w:hAnsi="Arial"/>
-                <w:b/>
-                <w:bCs/>
-                <w:i w:val="false"/>
-                <w:iCs w:val="false"/>
-                <w:color w:val="000000"/>
-                <w:sz w:val="18"/>
-                <w:szCs w:val="18"/>
-              </w:rPr>
-              <w:t xml:space="preserve">1 — Predict</w:t>
+            <w:shd w:fill="EAD1F5" w:color="auto" w:val="clear"/>
+            <w:tcMar>
+              <w:top w:type="dxa" w:w="60"/>
+              <w:left w:type="dxa" w:w="120"/>
+              <w:bottom w:type="dxa" w:w="60"/>
+              <w:right w:type="dxa" w:w="120"/>
+            </w:tcMar>
+            <w:vAlign w:val="top"/>
+          </w:tcPr>
+          <w:p>
+            <w:pPr>
+              <w:spacing w:after="40" w:before="0"/>
+              <w:jc w:val="left"/>
+            </w:pPr>
+            <w:r>
+              <w:rPr>
+                <w:rFonts w:ascii="Arial" w:cs="Arial" w:eastAsia="Arial" w:hAnsi="Arial"/>
+                <w:b/>
+                <w:bCs/>
+                <w:i w:val="false"/>
+                <w:iCs w:val="false"/>
+                <w:color w:val="000000"/>
+                <w:sz w:val="18"/>
+                <w:szCs w:val="18"/>
+              </w:rPr>
+              <w:t xml:space="preserve">Predict Phase</w:t>
             </w:r>
           </w:p>
           <w:p>
@@ -6373,7 +6373,7 @@
             <w:pPr>
               <w:spacing w:after="20" w:before="0"/>
             </w:pPr>
-            <w:hyperlink w:history="1" r:id="rIdia-kngcw36krnd-fuzb7i">
+            <w:hyperlink w:history="1" r:id="rIdxbdmfobhr6_lbz-lk1bp0">
               <w:r>
                 <w:rPr>
                   <w:rFonts w:ascii="Arial" w:cs="Arial" w:eastAsia="Arial" w:hAnsi="Arial"/>
@@ -6406,7 +6406,7 @@
               <w:spacing w:after="10" w:before="0"/>
               <w:ind w:left="120"/>
             </w:pPr>
-            <w:hyperlink w:history="1" r:id="rIdt2_civxg94clej0jl8u2x">
+            <w:hyperlink w:history="1" r:id="rIdqigngkpkzqggsspj3nkpk">
               <w:r>
                 <w:rPr>
                   <w:rFonts w:ascii="Arial" w:cs="Arial" w:eastAsia="Arial" w:hAnsi="Arial"/>
@@ -6451,7 +6451,7 @@
             <w:pPr>
               <w:spacing w:after="20" w:before="0"/>
             </w:pPr>
-            <w:hyperlink w:history="1" r:id="rId7tsytrqwwshtefsxw9gxs">
+            <w:hyperlink w:history="1" r:id="rIdgt6jslpceo87nf3y9lt0d">
               <w:r>
                 <w:rPr>
                   <w:rFonts w:ascii="Arial" w:cs="Arial" w:eastAsia="Arial" w:hAnsi="Arial"/>
@@ -6484,7 +6484,7 @@
               <w:spacing w:after="10" w:before="0"/>
               <w:ind w:left="120"/>
             </w:pPr>
-            <w:hyperlink w:history="1" r:id="rIdrzxxgzohnkqnzykqnzxdk">
+            <w:hyperlink w:history="1" r:id="rIdl-nzep7zoleeyplswdgsg">
               <w:r>
                 <w:rPr>
                   <w:rFonts w:ascii="Arial" w:cs="Arial" w:eastAsia="Arial" w:hAnsi="Arial"/>
@@ -6631,32 +6631,32 @@
         <w:tc>
           <w:tcPr>
             <w:tcW w:type="dxa" w:w="1520"/>
-            <w:shd w:fill="F2F2F2" w:color="auto" w:val="clear"/>
-            <w:tcMar>
-              <w:top w:type="dxa" w:w="60"/>
-              <w:left w:type="dxa" w:w="120"/>
-              <w:bottom w:type="dxa" w:w="60"/>
-              <w:right w:type="dxa" w:w="120"/>
-            </w:tcMar>
-            <w:vAlign w:val="top"/>
-          </w:tcPr>
-          <w:p>
-            <w:pPr>
-              <w:spacing w:after="40" w:before="0"/>
-              <w:jc w:val="left"/>
-            </w:pPr>
-            <w:r>
-              <w:rPr>
-                <w:rFonts w:ascii="Arial" w:cs="Arial" w:eastAsia="Arial" w:hAnsi="Arial"/>
-                <w:b/>
-                <w:bCs/>
-                <w:i w:val="false"/>
-                <w:iCs w:val="false"/>
-                <w:color w:val="000000"/>
-                <w:sz w:val="18"/>
-                <w:szCs w:val="18"/>
-              </w:rPr>
-              <w:t xml:space="preserve">2 — Observe</w:t>
+            <w:shd w:fill="D9EEF1" w:color="auto" w:val="clear"/>
+            <w:tcMar>
+              <w:top w:type="dxa" w:w="60"/>
+              <w:left w:type="dxa" w:w="120"/>
+              <w:bottom w:type="dxa" w:w="60"/>
+              <w:right w:type="dxa" w:w="120"/>
+            </w:tcMar>
+            <w:vAlign w:val="top"/>
+          </w:tcPr>
+          <w:p>
+            <w:pPr>
+              <w:spacing w:after="40" w:before="0"/>
+              <w:jc w:val="left"/>
+            </w:pPr>
+            <w:r>
+              <w:rPr>
+                <w:rFonts w:ascii="Arial" w:cs="Arial" w:eastAsia="Arial" w:hAnsi="Arial"/>
+                <w:b/>
+                <w:bCs/>
+                <w:i w:val="false"/>
+                <w:iCs w:val="false"/>
+                <w:color w:val="000000"/>
+                <w:sz w:val="18"/>
+                <w:szCs w:val="18"/>
+              </w:rPr>
+              <w:t xml:space="preserve">Observe Phase</w:t>
             </w:r>
           </w:p>
           <w:p>
@@ -6679,7 +6679,7 @@
             <w:pPr>
               <w:spacing w:after="20" w:before="0"/>
             </w:pPr>
-            <w:hyperlink w:history="1" r:id="rIdmyj28hxyyulmqt7hu-ybq">
+            <w:hyperlink w:history="1" r:id="rIdndyfck-osrcnde9bbqf4-">
               <w:r>
                 <w:rPr>
                   <w:rFonts w:ascii="Arial" w:cs="Arial" w:eastAsia="Arial" w:hAnsi="Arial"/>
@@ -6712,7 +6712,7 @@
               <w:spacing w:after="10" w:before="0"/>
               <w:ind w:left="120"/>
             </w:pPr>
-            <w:hyperlink w:history="1" r:id="rIdbjn94yjczcuxleygwxguq">
+            <w:hyperlink w:history="1" r:id="rIdsinoqixlkihsmfsl-wyvj">
               <w:r>
                 <w:rPr>
                   <w:rFonts w:ascii="Arial" w:cs="Arial" w:eastAsia="Arial" w:hAnsi="Arial"/>
@@ -6757,7 +6757,7 @@
             <w:pPr>
               <w:spacing w:after="20" w:before="0"/>
             </w:pPr>
-            <w:hyperlink w:history="1" r:id="rIdv6iancrtnsrdflsfhtpcq">
+            <w:hyperlink w:history="1" r:id="rIdkws7cvbvdocl-iyh2tyxr">
               <w:r>
                 <w:rPr>
                   <w:rFonts w:ascii="Arial" w:cs="Arial" w:eastAsia="Arial" w:hAnsi="Arial"/>
@@ -6790,7 +6790,7 @@
               <w:spacing w:after="10" w:before="0"/>
               <w:ind w:left="120"/>
             </w:pPr>
-            <w:hyperlink w:history="1" r:id="rIdutb0cm0lcupmyettbwwti">
+            <w:hyperlink w:history="1" r:id="rIdgtytw6fxixbtsvanehrik">
               <w:r>
                 <w:rPr>
                   <w:rFonts w:ascii="Arial" w:cs="Arial" w:eastAsia="Arial" w:hAnsi="Arial"/>
@@ -6937,32 +6937,32 @@
         <w:tc>
           <w:tcPr>
             <w:tcW w:type="dxa" w:w="1520"/>
-            <w:shd w:fill="F2F2F2" w:color="auto" w:val="clear"/>
-            <w:tcMar>
-              <w:top w:type="dxa" w:w="60"/>
-              <w:left w:type="dxa" w:w="120"/>
-              <w:bottom w:type="dxa" w:w="60"/>
-              <w:right w:type="dxa" w:w="120"/>
-            </w:tcMar>
-            <w:vAlign w:val="top"/>
-          </w:tcPr>
-          <w:p>
-            <w:pPr>
-              <w:spacing w:after="40" w:before="0"/>
-              <w:jc w:val="left"/>
-            </w:pPr>
-            <w:r>
-              <w:rPr>
-                <w:rFonts w:ascii="Arial" w:cs="Arial" w:eastAsia="Arial" w:hAnsi="Arial"/>
-                <w:b/>
-                <w:bCs/>
-                <w:i w:val="false"/>
-                <w:iCs w:val="false"/>
-                <w:color w:val="000000"/>
-                <w:sz w:val="18"/>
-                <w:szCs w:val="18"/>
-              </w:rPr>
-              <w:t xml:space="preserve">3 — Explain</w:t>
+            <w:shd w:fill="E2EFDA" w:color="auto" w:val="clear"/>
+            <w:tcMar>
+              <w:top w:type="dxa" w:w="60"/>
+              <w:left w:type="dxa" w:w="120"/>
+              <w:bottom w:type="dxa" w:w="60"/>
+              <w:right w:type="dxa" w:w="120"/>
+            </w:tcMar>
+            <w:vAlign w:val="top"/>
+          </w:tcPr>
+          <w:p>
+            <w:pPr>
+              <w:spacing w:after="40" w:before="0"/>
+              <w:jc w:val="left"/>
+            </w:pPr>
+            <w:r>
+              <w:rPr>
+                <w:rFonts w:ascii="Arial" w:cs="Arial" w:eastAsia="Arial" w:hAnsi="Arial"/>
+                <w:b/>
+                <w:bCs/>
+                <w:i w:val="false"/>
+                <w:iCs w:val="false"/>
+                <w:color w:val="000000"/>
+                <w:sz w:val="18"/>
+                <w:szCs w:val="18"/>
+              </w:rPr>
+              <w:t xml:space="preserve">Explain Phase</w:t>
             </w:r>
           </w:p>
           <w:p>
@@ -6985,7 +6985,7 @@
             <w:pPr>
               <w:spacing w:after="20" w:before="0"/>
             </w:pPr>
-            <w:hyperlink w:history="1" r:id="rIdyp2zqg14hfk2lv_9oeluv">
+            <w:hyperlink w:history="1" r:id="rIdyjyr1bpehnl2odysrhg3l">
               <w:r>
                 <w:rPr>
                   <w:rFonts w:ascii="Arial" w:cs="Arial" w:eastAsia="Arial" w:hAnsi="Arial"/>
@@ -7018,7 +7018,7 @@
               <w:spacing w:after="10" w:before="0"/>
               <w:ind w:left="120"/>
             </w:pPr>
-            <w:hyperlink w:history="1" r:id="rIdqxg68bmqjbuupbkedsij2">
+            <w:hyperlink w:history="1" r:id="rIdli1a1thjb9nzo1d4yef1k">
               <w:r>
                 <w:rPr>
                   <w:rFonts w:ascii="Arial" w:cs="Arial" w:eastAsia="Arial" w:hAnsi="Arial"/>
@@ -7063,7 +7063,7 @@
             <w:pPr>
               <w:spacing w:after="20" w:before="0"/>
             </w:pPr>
-            <w:hyperlink w:history="1" r:id="rIdk5rswfkazdeiq8xzhhepg">
+            <w:hyperlink w:history="1" r:id="rIdfsjpocnwmhjmxo5q8dvsv">
               <w:r>
                 <w:rPr>
                   <w:rFonts w:ascii="Arial" w:cs="Arial" w:eastAsia="Arial" w:hAnsi="Arial"/>
@@ -7096,7 +7096,7 @@
               <w:spacing w:after="10" w:before="0"/>
               <w:ind w:left="120"/>
             </w:pPr>
-            <w:hyperlink w:history="1" r:id="rIdwkrtqhg8nkcthmtu280ma">
+            <w:hyperlink w:history="1" r:id="rIdqzktsiii0yrqxgfs7dhws">
               <w:r>
                 <w:rPr>
                   <w:rFonts w:ascii="Arial" w:cs="Arial" w:eastAsia="Arial" w:hAnsi="Arial"/>
@@ -7243,32 +7243,32 @@
         <w:tc>
           <w:tcPr>
             <w:tcW w:type="dxa" w:w="1520"/>
-            <w:shd w:fill="F2F2F2" w:color="auto" w:val="clear"/>
-            <w:tcMar>
-              <w:top w:type="dxa" w:w="60"/>
-              <w:left w:type="dxa" w:w="120"/>
-              <w:bottom w:type="dxa" w:w="60"/>
-              <w:right w:type="dxa" w:w="120"/>
-            </w:tcMar>
-            <w:vAlign w:val="top"/>
-          </w:tcPr>
-          <w:p>
-            <w:pPr>
-              <w:spacing w:after="40" w:before="0"/>
-              <w:jc w:val="left"/>
-            </w:pPr>
-            <w:r>
-              <w:rPr>
-                <w:rFonts w:ascii="Arial" w:cs="Arial" w:eastAsia="Arial" w:hAnsi="Arial"/>
-                <w:b/>
-                <w:bCs/>
-                <w:i w:val="false"/>
-                <w:iCs w:val="false"/>
-                <w:color w:val="000000"/>
-                <w:sz w:val="18"/>
-                <w:szCs w:val="18"/>
-              </w:rPr>
-              <w:t xml:space="preserve">4 — Driving Question Board (DQB) Update</w:t>
+            <w:shd w:fill="FCE4D6" w:color="auto" w:val="clear"/>
+            <w:tcMar>
+              <w:top w:type="dxa" w:w="60"/>
+              <w:left w:type="dxa" w:w="120"/>
+              <w:bottom w:type="dxa" w:w="60"/>
+              <w:right w:type="dxa" w:w="120"/>
+            </w:tcMar>
+            <w:vAlign w:val="top"/>
+          </w:tcPr>
+          <w:p>
+            <w:pPr>
+              <w:spacing w:after="40" w:before="0"/>
+              <w:jc w:val="left"/>
+            </w:pPr>
+            <w:r>
+              <w:rPr>
+                <w:rFonts w:ascii="Arial" w:cs="Arial" w:eastAsia="Arial" w:hAnsi="Arial"/>
+                <w:b/>
+                <w:bCs/>
+                <w:i w:val="false"/>
+                <w:iCs w:val="false"/>
+                <w:color w:val="000000"/>
+                <w:sz w:val="18"/>
+                <w:szCs w:val="18"/>
+              </w:rPr>
+              <w:t xml:space="preserve">Driving Question Board (DQB) Creation</w:t>
             </w:r>
           </w:p>
           <w:p>
@@ -7291,7 +7291,7 @@
             <w:pPr>
               <w:spacing w:after="20" w:before="0"/>
             </w:pPr>
-            <w:hyperlink w:history="1" r:id="rIdtf6q5rjcfofqnobhn5xbq">
+            <w:hyperlink w:history="1" r:id="rIdsa3rthn3yrwhnvxs4xssr">
               <w:r>
                 <w:rPr>
                   <w:rFonts w:ascii="Arial" w:cs="Arial" w:eastAsia="Arial" w:hAnsi="Arial"/>
@@ -7324,7 +7324,7 @@
               <w:spacing w:after="10" w:before="0"/>
               <w:ind w:left="120"/>
             </w:pPr>
-            <w:hyperlink w:history="1" r:id="rIdsrni5j-aq5jxncp5zmtjb">
+            <w:hyperlink w:history="1" r:id="rId_hb_psiqfa2xe4vhjwi_k">
               <w:r>
                 <w:rPr>
                   <w:rFonts w:ascii="Arial" w:cs="Arial" w:eastAsia="Arial" w:hAnsi="Arial"/>
@@ -7369,7 +7369,7 @@
             <w:pPr>
               <w:spacing w:after="20" w:before="0"/>
             </w:pPr>
-            <w:hyperlink w:history="1" r:id="rId2vsh61h5fokd4ix841cb8">
+            <w:hyperlink w:history="1" r:id="rIds5ugijz16m0fdbhdbiqwa">
               <w:r>
                 <w:rPr>
                   <w:rFonts w:ascii="Arial" w:cs="Arial" w:eastAsia="Arial" w:hAnsi="Arial"/>
@@ -7402,7 +7402,7 @@
               <w:spacing w:after="10" w:before="0"/>
               <w:ind w:left="120"/>
             </w:pPr>
-            <w:hyperlink w:history="1" r:id="rIdbfglaop6ueprsaouvxte2">
+            <w:hyperlink w:history="1" r:id="rIdv06nwu_k7ozckpahghorj">
               <w:r>
                 <w:rPr>
                   <w:rFonts w:ascii="Arial" w:cs="Arial" w:eastAsia="Arial" w:hAnsi="Arial"/>
@@ -7549,32 +7549,32 @@
         <w:tc>
           <w:tcPr>
             <w:tcW w:type="dxa" w:w="1520"/>
-            <w:shd w:fill="F2F2F2" w:color="auto" w:val="clear"/>
-            <w:tcMar>
-              <w:top w:type="dxa" w:w="60"/>
-              <w:left w:type="dxa" w:w="120"/>
-              <w:bottom w:type="dxa" w:w="60"/>
-              <w:right w:type="dxa" w:w="120"/>
-            </w:tcMar>
-            <w:vAlign w:val="top"/>
-          </w:tcPr>
-          <w:p>
-            <w:pPr>
-              <w:spacing w:after="40" w:before="0"/>
-              <w:jc w:val="left"/>
-            </w:pPr>
-            <w:r>
-              <w:rPr>
-                <w:rFonts w:ascii="Arial" w:cs="Arial" w:eastAsia="Arial" w:hAnsi="Arial"/>
-                <w:b/>
-                <w:bCs/>
-                <w:i w:val="false"/>
-                <w:iCs w:val="false"/>
-                <w:color w:val="000000"/>
-                <w:sz w:val="18"/>
-                <w:szCs w:val="18"/>
-              </w:rPr>
-              <w:t xml:space="preserve">5 — Model Building</w:t>
+            <w:shd w:fill="D5E8F0" w:color="auto" w:val="clear"/>
+            <w:tcMar>
+              <w:top w:type="dxa" w:w="60"/>
+              <w:left w:type="dxa" w:w="120"/>
+              <w:bottom w:type="dxa" w:w="60"/>
+              <w:right w:type="dxa" w:w="120"/>
+            </w:tcMar>
+            <w:vAlign w:val="top"/>
+          </w:tcPr>
+          <w:p>
+            <w:pPr>
+              <w:spacing w:after="40" w:before="0"/>
+              <w:jc w:val="left"/>
+            </w:pPr>
+            <w:r>
+              <w:rPr>
+                <w:rFonts w:ascii="Arial" w:cs="Arial" w:eastAsia="Arial" w:hAnsi="Arial"/>
+                <w:b/>
+                <w:bCs/>
+                <w:i w:val="false"/>
+                <w:iCs w:val="false"/>
+                <w:color w:val="000000"/>
+                <w:sz w:val="18"/>
+                <w:szCs w:val="18"/>
+              </w:rPr>
+              <w:t xml:space="preserve">Model Building Phase</w:t>
             </w:r>
           </w:p>
           <w:p>
@@ -7597,7 +7597,7 @@
             <w:pPr>
               <w:spacing w:after="20" w:before="0"/>
             </w:pPr>
-            <w:hyperlink w:history="1" r:id="rIdgndsveksfxo-hbn7tax9b">
+            <w:hyperlink w:history="1" r:id="rIdvgp3duyh3uwys_ued4wft">
               <w:r>
                 <w:rPr>
                   <w:rFonts w:ascii="Arial" w:cs="Arial" w:eastAsia="Arial" w:hAnsi="Arial"/>
@@ -7630,7 +7630,7 @@
               <w:spacing w:after="10" w:before="0"/>
               <w:ind w:left="120"/>
             </w:pPr>
-            <w:hyperlink w:history="1" r:id="rIdxvudxbpxyahn1nkh9mkus">
+            <w:hyperlink w:history="1" r:id="rIdvgdmj_5am0axx8ayswlnf">
               <w:r>
                 <w:rPr>
                   <w:rFonts w:ascii="Arial" w:cs="Arial" w:eastAsia="Arial" w:hAnsi="Arial"/>
@@ -7675,7 +7675,7 @@
             <w:pPr>
               <w:spacing w:after="20" w:before="0"/>
             </w:pPr>
-            <w:hyperlink w:history="1" r:id="rId7bgnrb3jo5dzg0rozsw8f">
+            <w:hyperlink w:history="1" r:id="rIdmshmvzfshhelnxi9u4jsf">
               <w:r>
                 <w:rPr>
                   <w:rFonts w:ascii="Arial" w:cs="Arial" w:eastAsia="Arial" w:hAnsi="Arial"/>
@@ -7708,7 +7708,7 @@
               <w:spacing w:after="10" w:before="0"/>
               <w:ind w:left="120"/>
             </w:pPr>
-            <w:hyperlink w:history="1" r:id="rIdwnpnlzkogzi8ngoshv0zs">
+            <w:hyperlink w:history="1" r:id="rIduc8nbx4enb0bva-_dwoye">
               <w:r>
                 <w:rPr>
                   <w:rFonts w:ascii="Arial" w:cs="Arial" w:eastAsia="Arial" w:hAnsi="Arial"/>
@@ -9374,7 +9374,7 @@
             <w:pPr>
               <w:spacing w:after="20" w:before="0"/>
             </w:pPr>
-            <w:hyperlink w:history="1" r:id="rIdli3pxqoddblirpvczjtqz">
+            <w:hyperlink w:history="1" r:id="rId0bbnpdhzggocdwpbeemcz">
               <w:r>
                 <w:rPr>
                   <w:rFonts w:ascii="Arial" w:cs="Arial" w:eastAsia="Arial" w:hAnsi="Arial"/>
@@ -9407,7 +9407,7 @@
               <w:spacing w:after="10" w:before="0"/>
               <w:ind w:left="120"/>
             </w:pPr>
-            <w:hyperlink w:history="1" r:id="rIdzehbl5qw1dqjlhw6y5z50">
+            <w:hyperlink w:history="1" r:id="rId6nrbcoowvhvqk9n6acyme">
               <w:r>
                 <w:rPr>
                   <w:rFonts w:ascii="Arial" w:cs="Arial" w:eastAsia="Arial" w:hAnsi="Arial"/>
@@ -9452,7 +9452,7 @@
             <w:pPr>
               <w:spacing w:after="20" w:before="0"/>
             </w:pPr>
-            <w:hyperlink w:history="1" r:id="rIdmzzn2x8k7q0cibuew17kj">
+            <w:hyperlink w:history="1" r:id="rIdexexzvisgnynumsstrlnm">
               <w:r>
                 <w:rPr>
                   <w:rFonts w:ascii="Arial" w:cs="Arial" w:eastAsia="Arial" w:hAnsi="Arial"/>
@@ -9485,7 +9485,7 @@
               <w:spacing w:after="10" w:before="0"/>
               <w:ind w:left="120"/>
             </w:pPr>
-            <w:hyperlink w:history="1" r:id="rId6hdhc2twuiynzmdc6uint">
+            <w:hyperlink w:history="1" r:id="rId_6xiippknikzvolqrkicj">
               <w:r>
                 <w:rPr>
                   <w:rFonts w:ascii="Arial" w:cs="Arial" w:eastAsia="Arial" w:hAnsi="Arial"/>
@@ -9680,7 +9680,7 @@
             <w:pPr>
               <w:spacing w:after="20" w:before="0"/>
             </w:pPr>
-            <w:hyperlink w:history="1" r:id="rIdse7p5lpuzhizxzuwza1vw">
+            <w:hyperlink w:history="1" r:id="rIdfz1qdyrgv1bbdl7vjgibp">
               <w:r>
                 <w:rPr>
                   <w:rFonts w:ascii="Arial" w:cs="Arial" w:eastAsia="Arial" w:hAnsi="Arial"/>
@@ -9713,7 +9713,7 @@
               <w:spacing w:after="10" w:before="0"/>
               <w:ind w:left="120"/>
             </w:pPr>
-            <w:hyperlink w:history="1" r:id="rIdgpajocd7rzqcdgbsl39ue">
+            <w:hyperlink w:history="1" r:id="rIdjrvtmtm2m1mwvg0kqziui">
               <w:r>
                 <w:rPr>
                   <w:rFonts w:ascii="Arial" w:cs="Arial" w:eastAsia="Arial" w:hAnsi="Arial"/>
@@ -9758,7 +9758,7 @@
             <w:pPr>
               <w:spacing w:after="20" w:before="0"/>
             </w:pPr>
-            <w:hyperlink w:history="1" r:id="rIdndgyfiylbvi_jc8hxtjgg">
+            <w:hyperlink w:history="1" r:id="rIddrkxvf2csejjhnnlcixoe">
               <w:r>
                 <w:rPr>
                   <w:rFonts w:ascii="Arial" w:cs="Arial" w:eastAsia="Arial" w:hAnsi="Arial"/>
@@ -9791,7 +9791,7 @@
               <w:spacing w:after="10" w:before="0"/>
               <w:ind w:left="120"/>
             </w:pPr>
-            <w:hyperlink w:history="1" r:id="rIdmctzwdokujb0n2al-7ruy">
+            <w:hyperlink w:history="1" r:id="rId3vmd_b4-uitgb5zw4hur6">
               <w:r>
                 <w:rPr>
                   <w:rFonts w:ascii="Arial" w:cs="Arial" w:eastAsia="Arial" w:hAnsi="Arial"/>
@@ -9986,7 +9986,7 @@
             <w:pPr>
               <w:spacing w:after="20" w:before="0"/>
             </w:pPr>
-            <w:hyperlink w:history="1" r:id="rIdxatwjbymmkh48io-vp622">
+            <w:hyperlink w:history="1" r:id="rIdogfwpztkosi4xn9rtlrux">
               <w:r>
                 <w:rPr>
                   <w:rFonts w:ascii="Arial" w:cs="Arial" w:eastAsia="Arial" w:hAnsi="Arial"/>
@@ -10019,7 +10019,7 @@
               <w:spacing w:after="10" w:before="0"/>
               <w:ind w:left="120"/>
             </w:pPr>
-            <w:hyperlink w:history="1" r:id="rIdlgkild_slqfmpr6by-p78">
+            <w:hyperlink w:history="1" r:id="rIdiys7x7m0dhzkx-yjmpr4u">
               <w:r>
                 <w:rPr>
                   <w:rFonts w:ascii="Arial" w:cs="Arial" w:eastAsia="Arial" w:hAnsi="Arial"/>
@@ -10064,7 +10064,7 @@
             <w:pPr>
               <w:spacing w:after="20" w:before="0"/>
             </w:pPr>
-            <w:hyperlink w:history="1" r:id="rId7kmzxvwsikl65bvcxmt6q">
+            <w:hyperlink w:history="1" r:id="rIdo340gw8zi9stssre_kv93">
               <w:r>
                 <w:rPr>
                   <w:rFonts w:ascii="Arial" w:cs="Arial" w:eastAsia="Arial" w:hAnsi="Arial"/>
@@ -10097,7 +10097,7 @@
               <w:spacing w:after="10" w:before="0"/>
               <w:ind w:left="120"/>
             </w:pPr>
-            <w:hyperlink w:history="1" r:id="rIdjvkfbhzxol23r4hzz9uea">
+            <w:hyperlink w:history="1" r:id="rIdv4ia0mbn6n0qbdqevplj5">
               <w:r>
                 <w:rPr>
                   <w:rFonts w:ascii="Arial" w:cs="Arial" w:eastAsia="Arial" w:hAnsi="Arial"/>
@@ -10444,7 +10444,7 @@
             <w:pPr>
               <w:spacing w:after="20" w:before="0"/>
             </w:pPr>
-            <w:hyperlink w:history="1" r:id="rId_vaceg5byeeiuw0kpswhc">
+            <w:hyperlink w:history="1" r:id="rId-c7ixbwhcktys3_wzffx_">
               <w:r>
                 <w:rPr>
                   <w:rFonts w:ascii="Arial" w:cs="Arial" w:eastAsia="Arial" w:hAnsi="Arial"/>
@@ -10477,7 +10477,7 @@
               <w:spacing w:after="10" w:before="0"/>
               <w:ind w:left="120"/>
             </w:pPr>
-            <w:hyperlink w:history="1" r:id="rIdkw6x0p4wto7ti8ywfrdbf">
+            <w:hyperlink w:history="1" r:id="rIdxbwqpeloqikczl61higux">
               <w:r>
                 <w:rPr>
                   <w:rFonts w:ascii="Arial" w:cs="Arial" w:eastAsia="Arial" w:hAnsi="Arial"/>
@@ -10522,7 +10522,7 @@
             <w:pPr>
               <w:spacing w:after="20" w:before="0"/>
             </w:pPr>
-            <w:hyperlink w:history="1" r:id="rIdmgymhccodroylkawx4ctj">
+            <w:hyperlink w:history="1" r:id="rIdx3d487zcmmgp_2d26pskb">
               <w:r>
                 <w:rPr>
                   <w:rFonts w:ascii="Arial" w:cs="Arial" w:eastAsia="Arial" w:hAnsi="Arial"/>
@@ -10555,7 +10555,7 @@
               <w:spacing w:after="10" w:before="0"/>
               <w:ind w:left="120"/>
             </w:pPr>
-            <w:hyperlink w:history="1" r:id="rId9-skngk4rqnirm1env6gq">
+            <w:hyperlink w:history="1" r:id="rIde3swxrppc82px0q0x2po5">
               <w:r>
                 <w:rPr>
                   <w:rFonts w:ascii="Arial" w:cs="Arial" w:eastAsia="Arial" w:hAnsi="Arial"/>
@@ -10788,7 +10788,7 @@
             <w:pPr>
               <w:spacing w:after="20" w:before="0"/>
             </w:pPr>
-            <w:hyperlink w:history="1" r:id="rIdqum9iimfnsom-69vuuifr">
+            <w:hyperlink w:history="1" r:id="rId5mve2rzipzqfggj3z_hzc">
               <w:r>
                 <w:rPr>
                   <w:rFonts w:ascii="Arial" w:cs="Arial" w:eastAsia="Arial" w:hAnsi="Arial"/>
@@ -10821,7 +10821,7 @@
               <w:spacing w:after="10" w:before="0"/>
               <w:ind w:left="120"/>
             </w:pPr>
-            <w:hyperlink w:history="1" r:id="rIdnykmix619a00pwlrraest">
+            <w:hyperlink w:history="1" r:id="rIdtiic2sa6jjdx-pnunngrw">
               <w:r>
                 <w:rPr>
                   <w:rFonts w:ascii="Arial" w:cs="Arial" w:eastAsia="Arial" w:hAnsi="Arial"/>
@@ -10866,7 +10866,7 @@
             <w:pPr>
               <w:spacing w:after="20" w:before="0"/>
             </w:pPr>
-            <w:hyperlink w:history="1" r:id="rIdten7cpncld2qqhjuhdh9h">
+            <w:hyperlink w:history="1" r:id="rIdzyxi_ket-1uatfhl9a4jd">
               <w:r>
                 <w:rPr>
                   <w:rFonts w:ascii="Arial" w:cs="Arial" w:eastAsia="Arial" w:hAnsi="Arial"/>
@@ -10899,7 +10899,7 @@
               <w:spacing w:after="10" w:before="0"/>
               <w:ind w:left="120"/>
             </w:pPr>
-            <w:hyperlink w:history="1" r:id="rIdpkdfgkafsyse1rsi7qahs">
+            <w:hyperlink w:history="1" r:id="rId08_xyqv2q_kgto1wkfgra">
               <w:r>
                 <w:rPr>
                   <w:rFonts w:ascii="Arial" w:cs="Arial" w:eastAsia="Arial" w:hAnsi="Arial"/>
@@ -12414,32 +12414,32 @@
         <w:tc>
           <w:tcPr>
             <w:tcW w:type="dxa" w:w="1520"/>
-            <w:shd w:fill="F2F2F2" w:color="auto" w:val="clear"/>
-            <w:tcMar>
-              <w:top w:type="dxa" w:w="60"/>
-              <w:left w:type="dxa" w:w="120"/>
-              <w:bottom w:type="dxa" w:w="60"/>
-              <w:right w:type="dxa" w:w="120"/>
-            </w:tcMar>
-            <w:vAlign w:val="top"/>
-          </w:tcPr>
-          <w:p>
-            <w:pPr>
-              <w:spacing w:after="40" w:before="0"/>
-              <w:jc w:val="left"/>
-            </w:pPr>
-            <w:r>
-              <w:rPr>
-                <w:rFonts w:ascii="Arial" w:cs="Arial" w:eastAsia="Arial" w:hAnsi="Arial"/>
-                <w:b/>
-                <w:bCs/>
-                <w:i w:val="false"/>
-                <w:iCs w:val="false"/>
-                <w:color w:val="000000"/>
-                <w:sz w:val="18"/>
-                <w:szCs w:val="18"/>
-              </w:rPr>
-              <w:t xml:space="preserve">1 — Predict</w:t>
+            <w:shd w:fill="EAD1F5" w:color="auto" w:val="clear"/>
+            <w:tcMar>
+              <w:top w:type="dxa" w:w="60"/>
+              <w:left w:type="dxa" w:w="120"/>
+              <w:bottom w:type="dxa" w:w="60"/>
+              <w:right w:type="dxa" w:w="120"/>
+            </w:tcMar>
+            <w:vAlign w:val="top"/>
+          </w:tcPr>
+          <w:p>
+            <w:pPr>
+              <w:spacing w:after="40" w:before="0"/>
+              <w:jc w:val="left"/>
+            </w:pPr>
+            <w:r>
+              <w:rPr>
+                <w:rFonts w:ascii="Arial" w:cs="Arial" w:eastAsia="Arial" w:hAnsi="Arial"/>
+                <w:b/>
+                <w:bCs/>
+                <w:i w:val="false"/>
+                <w:iCs w:val="false"/>
+                <w:color w:val="000000"/>
+                <w:sz w:val="18"/>
+                <w:szCs w:val="18"/>
+              </w:rPr>
+              <w:t xml:space="preserve">Predict Phase</w:t>
             </w:r>
           </w:p>
           <w:p>
@@ -12462,7 +12462,7 @@
             <w:pPr>
               <w:spacing w:after="20" w:before="0"/>
             </w:pPr>
-            <w:hyperlink w:history="1" r:id="rIdwd5hx7v0masz1xssvcg05">
+            <w:hyperlink w:history="1" r:id="rIdo7oepqg9nrb1trgqyfnrf">
               <w:r>
                 <w:rPr>
                   <w:rFonts w:ascii="Arial" w:cs="Arial" w:eastAsia="Arial" w:hAnsi="Arial"/>
@@ -12495,7 +12495,7 @@
               <w:spacing w:after="10" w:before="0"/>
               <w:ind w:left="120"/>
             </w:pPr>
-            <w:hyperlink w:history="1" r:id="rId0yhlycymdbxywjweu_5g2">
+            <w:hyperlink w:history="1" r:id="rIdt6kzayqqzvsk4pfczbvoe">
               <w:r>
                 <w:rPr>
                   <w:rFonts w:ascii="Arial" w:cs="Arial" w:eastAsia="Arial" w:hAnsi="Arial"/>
@@ -12540,7 +12540,7 @@
             <w:pPr>
               <w:spacing w:after="20" w:before="0"/>
             </w:pPr>
-            <w:hyperlink w:history="1" r:id="rIdh0dlf15p6f3yl_3k6eolo">
+            <w:hyperlink w:history="1" r:id="rIdkvlipfs1dokaxe9tjz76s">
               <w:r>
                 <w:rPr>
                   <w:rFonts w:ascii="Arial" w:cs="Arial" w:eastAsia="Arial" w:hAnsi="Arial"/>
@@ -12573,7 +12573,7 @@
               <w:spacing w:after="10" w:before="0"/>
               <w:ind w:left="120"/>
             </w:pPr>
-            <w:hyperlink w:history="1" r:id="rIdvbd_wqpxae1oivsvrv0d6">
+            <w:hyperlink w:history="1" r:id="rIduujrazsxeguhl-4p24fr4">
               <w:r>
                 <w:rPr>
                   <w:rFonts w:ascii="Arial" w:cs="Arial" w:eastAsia="Arial" w:hAnsi="Arial"/>
@@ -12720,32 +12720,32 @@
         <w:tc>
           <w:tcPr>
             <w:tcW w:type="dxa" w:w="1520"/>
-            <w:shd w:fill="F2F2F2" w:color="auto" w:val="clear"/>
-            <w:tcMar>
-              <w:top w:type="dxa" w:w="60"/>
-              <w:left w:type="dxa" w:w="120"/>
-              <w:bottom w:type="dxa" w:w="60"/>
-              <w:right w:type="dxa" w:w="120"/>
-            </w:tcMar>
-            <w:vAlign w:val="top"/>
-          </w:tcPr>
-          <w:p>
-            <w:pPr>
-              <w:spacing w:after="40" w:before="0"/>
-              <w:jc w:val="left"/>
-            </w:pPr>
-            <w:r>
-              <w:rPr>
-                <w:rFonts w:ascii="Arial" w:cs="Arial" w:eastAsia="Arial" w:hAnsi="Arial"/>
-                <w:b/>
-                <w:bCs/>
-                <w:i w:val="false"/>
-                <w:iCs w:val="false"/>
-                <w:color w:val="000000"/>
-                <w:sz w:val="18"/>
-                <w:szCs w:val="18"/>
-              </w:rPr>
-              <w:t xml:space="preserve">2 — Observe</w:t>
+            <w:shd w:fill="D9EEF1" w:color="auto" w:val="clear"/>
+            <w:tcMar>
+              <w:top w:type="dxa" w:w="60"/>
+              <w:left w:type="dxa" w:w="120"/>
+              <w:bottom w:type="dxa" w:w="60"/>
+              <w:right w:type="dxa" w:w="120"/>
+            </w:tcMar>
+            <w:vAlign w:val="top"/>
+          </w:tcPr>
+          <w:p>
+            <w:pPr>
+              <w:spacing w:after="40" w:before="0"/>
+              <w:jc w:val="left"/>
+            </w:pPr>
+            <w:r>
+              <w:rPr>
+                <w:rFonts w:ascii="Arial" w:cs="Arial" w:eastAsia="Arial" w:hAnsi="Arial"/>
+                <w:b/>
+                <w:bCs/>
+                <w:i w:val="false"/>
+                <w:iCs w:val="false"/>
+                <w:color w:val="000000"/>
+                <w:sz w:val="18"/>
+                <w:szCs w:val="18"/>
+              </w:rPr>
+              <w:t xml:space="preserve">Observe Phase</w:t>
             </w:r>
           </w:p>
           <w:p>
@@ -12768,7 +12768,7 @@
             <w:pPr>
               <w:spacing w:after="20" w:before="0"/>
             </w:pPr>
-            <w:hyperlink w:history="1" r:id="rIdqr9yde5p13csqm7uwd3jo">
+            <w:hyperlink w:history="1" r:id="rId-b43t-weyg2a4uxfx0pwy">
               <w:r>
                 <w:rPr>
                   <w:rFonts w:ascii="Arial" w:cs="Arial" w:eastAsia="Arial" w:hAnsi="Arial"/>
@@ -12801,7 +12801,7 @@
               <w:spacing w:after="10" w:before="0"/>
               <w:ind w:left="120"/>
             </w:pPr>
-            <w:hyperlink w:history="1" r:id="rIdhcvrxkxmxjt6h1gnivbhj">
+            <w:hyperlink w:history="1" r:id="rIdk_zmptlkzvciflypaqa_r">
               <w:r>
                 <w:rPr>
                   <w:rFonts w:ascii="Arial" w:cs="Arial" w:eastAsia="Arial" w:hAnsi="Arial"/>
@@ -12846,7 +12846,7 @@
             <w:pPr>
               <w:spacing w:after="20" w:before="0"/>
             </w:pPr>
-            <w:hyperlink w:history="1" r:id="rId-cp2okzy2mvvonqtptvo0">
+            <w:hyperlink w:history="1" r:id="rIdzzkqbp86ndfrrfrxi18zh">
               <w:r>
                 <w:rPr>
                   <w:rFonts w:ascii="Arial" w:cs="Arial" w:eastAsia="Arial" w:hAnsi="Arial"/>
@@ -12879,7 +12879,7 @@
               <w:spacing w:after="10" w:before="0"/>
               <w:ind w:left="120"/>
             </w:pPr>
-            <w:hyperlink w:history="1" r:id="rIdkqewvl79dyjsneehstvms">
+            <w:hyperlink w:history="1" r:id="rIdaki8362ebyuwcxuv7tnzt">
               <w:r>
                 <w:rPr>
                   <w:rFonts w:ascii="Arial" w:cs="Arial" w:eastAsia="Arial" w:hAnsi="Arial"/>
@@ -13026,32 +13026,32 @@
         <w:tc>
           <w:tcPr>
             <w:tcW w:type="dxa" w:w="1520"/>
-            <w:shd w:fill="F2F2F2" w:color="auto" w:val="clear"/>
-            <w:tcMar>
-              <w:top w:type="dxa" w:w="60"/>
-              <w:left w:type="dxa" w:w="120"/>
-              <w:bottom w:type="dxa" w:w="60"/>
-              <w:right w:type="dxa" w:w="120"/>
-            </w:tcMar>
-            <w:vAlign w:val="top"/>
-          </w:tcPr>
-          <w:p>
-            <w:pPr>
-              <w:spacing w:after="40" w:before="0"/>
-              <w:jc w:val="left"/>
-            </w:pPr>
-            <w:r>
-              <w:rPr>
-                <w:rFonts w:ascii="Arial" w:cs="Arial" w:eastAsia="Arial" w:hAnsi="Arial"/>
-                <w:b/>
-                <w:bCs/>
-                <w:i w:val="false"/>
-                <w:iCs w:val="false"/>
-                <w:color w:val="000000"/>
-                <w:sz w:val="18"/>
-                <w:szCs w:val="18"/>
-              </w:rPr>
-              <w:t xml:space="preserve">3 — Explain</w:t>
+            <w:shd w:fill="E2EFDA" w:color="auto" w:val="clear"/>
+            <w:tcMar>
+              <w:top w:type="dxa" w:w="60"/>
+              <w:left w:type="dxa" w:w="120"/>
+              <w:bottom w:type="dxa" w:w="60"/>
+              <w:right w:type="dxa" w:w="120"/>
+            </w:tcMar>
+            <w:vAlign w:val="top"/>
+          </w:tcPr>
+          <w:p>
+            <w:pPr>
+              <w:spacing w:after="40" w:before="0"/>
+              <w:jc w:val="left"/>
+            </w:pPr>
+            <w:r>
+              <w:rPr>
+                <w:rFonts w:ascii="Arial" w:cs="Arial" w:eastAsia="Arial" w:hAnsi="Arial"/>
+                <w:b/>
+                <w:bCs/>
+                <w:i w:val="false"/>
+                <w:iCs w:val="false"/>
+                <w:color w:val="000000"/>
+                <w:sz w:val="18"/>
+                <w:szCs w:val="18"/>
+              </w:rPr>
+              <w:t xml:space="preserve">Explain Phase</w:t>
             </w:r>
           </w:p>
           <w:p>
@@ -13074,7 +13074,7 @@
             <w:pPr>
               <w:spacing w:after="20" w:before="0"/>
             </w:pPr>
-            <w:hyperlink w:history="1" r:id="rIdoz5-ewdp1tdsm_bp_jy4b">
+            <w:hyperlink w:history="1" r:id="rIdj6bvkrdtr7zmxrtxplr3i">
               <w:r>
                 <w:rPr>
                   <w:rFonts w:ascii="Arial" w:cs="Arial" w:eastAsia="Arial" w:hAnsi="Arial"/>
@@ -13107,7 +13107,7 @@
               <w:spacing w:after="10" w:before="0"/>
               <w:ind w:left="120"/>
             </w:pPr>
-            <w:hyperlink w:history="1" r:id="rIdjtlt_pin72tymsqf4qp6u">
+            <w:hyperlink w:history="1" r:id="rIdncbr1k2jyy0obyc_0nzv6">
               <w:r>
                 <w:rPr>
                   <w:rFonts w:ascii="Arial" w:cs="Arial" w:eastAsia="Arial" w:hAnsi="Arial"/>
@@ -13152,7 +13152,7 @@
             <w:pPr>
               <w:spacing w:after="20" w:before="0"/>
             </w:pPr>
-            <w:hyperlink w:history="1" r:id="rIdv786gifpmzpptshvpbqb8">
+            <w:hyperlink w:history="1" r:id="rId0v5gxwiwsdnwlr06b8yit">
               <w:r>
                 <w:rPr>
                   <w:rFonts w:ascii="Arial" w:cs="Arial" w:eastAsia="Arial" w:hAnsi="Arial"/>
@@ -13185,7 +13185,7 @@
               <w:spacing w:after="10" w:before="0"/>
               <w:ind w:left="120"/>
             </w:pPr>
-            <w:hyperlink w:history="1" r:id="rIdbhu4s5ri91eursvotudbo">
+            <w:hyperlink w:history="1" r:id="rIdeyzivnzhmvg0q2v6hpnxr">
               <w:r>
                 <w:rPr>
                   <w:rFonts w:ascii="Arial" w:cs="Arial" w:eastAsia="Arial" w:hAnsi="Arial"/>
@@ -13332,32 +13332,32 @@
         <w:tc>
           <w:tcPr>
             <w:tcW w:type="dxa" w:w="1520"/>
-            <w:shd w:fill="F2F2F2" w:color="auto" w:val="clear"/>
-            <w:tcMar>
-              <w:top w:type="dxa" w:w="60"/>
-              <w:left w:type="dxa" w:w="120"/>
-              <w:bottom w:type="dxa" w:w="60"/>
-              <w:right w:type="dxa" w:w="120"/>
-            </w:tcMar>
-            <w:vAlign w:val="top"/>
-          </w:tcPr>
-          <w:p>
-            <w:pPr>
-              <w:spacing w:after="40" w:before="0"/>
-              <w:jc w:val="left"/>
-            </w:pPr>
-            <w:r>
-              <w:rPr>
-                <w:rFonts w:ascii="Arial" w:cs="Arial" w:eastAsia="Arial" w:hAnsi="Arial"/>
-                <w:b/>
-                <w:bCs/>
-                <w:i w:val="false"/>
-                <w:iCs w:val="false"/>
-                <w:color w:val="000000"/>
-                <w:sz w:val="18"/>
-                <w:szCs w:val="18"/>
-              </w:rPr>
-              <w:t xml:space="preserve">4 — Driving Question Board (DQB) Update</w:t>
+            <w:shd w:fill="FCE4D6" w:color="auto" w:val="clear"/>
+            <w:tcMar>
+              <w:top w:type="dxa" w:w="60"/>
+              <w:left w:type="dxa" w:w="120"/>
+              <w:bottom w:type="dxa" w:w="60"/>
+              <w:right w:type="dxa" w:w="120"/>
+            </w:tcMar>
+            <w:vAlign w:val="top"/>
+          </w:tcPr>
+          <w:p>
+            <w:pPr>
+              <w:spacing w:after="40" w:before="0"/>
+              <w:jc w:val="left"/>
+            </w:pPr>
+            <w:r>
+              <w:rPr>
+                <w:rFonts w:ascii="Arial" w:cs="Arial" w:eastAsia="Arial" w:hAnsi="Arial"/>
+                <w:b/>
+                <w:bCs/>
+                <w:i w:val="false"/>
+                <w:iCs w:val="false"/>
+                <w:color w:val="000000"/>
+                <w:sz w:val="18"/>
+                <w:szCs w:val="18"/>
+              </w:rPr>
+              <w:t xml:space="preserve">Driving Question Board (DQB) Creation</w:t>
             </w:r>
           </w:p>
           <w:p>
@@ -13380,7 +13380,7 @@
             <w:pPr>
               <w:spacing w:after="20" w:before="0"/>
             </w:pPr>
-            <w:hyperlink w:history="1" r:id="rIdxl9kgrzbla0lopigk9hqr">
+            <w:hyperlink w:history="1" r:id="rIdf9-u4b0ygz-miwissai_f">
               <w:r>
                 <w:rPr>
                   <w:rFonts w:ascii="Arial" w:cs="Arial" w:eastAsia="Arial" w:hAnsi="Arial"/>
@@ -13413,7 +13413,7 @@
               <w:spacing w:after="10" w:before="0"/>
               <w:ind w:left="120"/>
             </w:pPr>
-            <w:hyperlink w:history="1" r:id="rIdxuxzncbsh3lv8c4hfcki0">
+            <w:hyperlink w:history="1" r:id="rIdoxpeh2v4diwvmafhvn0ff">
               <w:r>
                 <w:rPr>
                   <w:rFonts w:ascii="Arial" w:cs="Arial" w:eastAsia="Arial" w:hAnsi="Arial"/>
@@ -13458,7 +13458,7 @@
             <w:pPr>
               <w:spacing w:after="20" w:before="0"/>
             </w:pPr>
-            <w:hyperlink w:history="1" r:id="rId4qwzqff3tvadblpquiirt">
+            <w:hyperlink w:history="1" r:id="rId-wcznluuvzssxt_9zhuka">
               <w:r>
                 <w:rPr>
                   <w:rFonts w:ascii="Arial" w:cs="Arial" w:eastAsia="Arial" w:hAnsi="Arial"/>
@@ -13491,7 +13491,7 @@
               <w:spacing w:after="10" w:before="0"/>
               <w:ind w:left="120"/>
             </w:pPr>
-            <w:hyperlink w:history="1" r:id="rIdfm5fcwfvhoes-j8u3mkjr">
+            <w:hyperlink w:history="1" r:id="rIdehxgirnp0uz4g8_mck7zf">
               <w:r>
                 <w:rPr>
                   <w:rFonts w:ascii="Arial" w:cs="Arial" w:eastAsia="Arial" w:hAnsi="Arial"/>
@@ -13638,32 +13638,32 @@
         <w:tc>
           <w:tcPr>
             <w:tcW w:type="dxa" w:w="1520"/>
-            <w:shd w:fill="F2F2F2" w:color="auto" w:val="clear"/>
-            <w:tcMar>
-              <w:top w:type="dxa" w:w="60"/>
-              <w:left w:type="dxa" w:w="120"/>
-              <w:bottom w:type="dxa" w:w="60"/>
-              <w:right w:type="dxa" w:w="120"/>
-            </w:tcMar>
-            <w:vAlign w:val="top"/>
-          </w:tcPr>
-          <w:p>
-            <w:pPr>
-              <w:spacing w:after="40" w:before="0"/>
-              <w:jc w:val="left"/>
-            </w:pPr>
-            <w:r>
-              <w:rPr>
-                <w:rFonts w:ascii="Arial" w:cs="Arial" w:eastAsia="Arial" w:hAnsi="Arial"/>
-                <w:b/>
-                <w:bCs/>
-                <w:i w:val="false"/>
-                <w:iCs w:val="false"/>
-                <w:color w:val="000000"/>
-                <w:sz w:val="18"/>
-                <w:szCs w:val="18"/>
-              </w:rPr>
-              <w:t xml:space="preserve">5 — Model Building</w:t>
+            <w:shd w:fill="D5E8F0" w:color="auto" w:val="clear"/>
+            <w:tcMar>
+              <w:top w:type="dxa" w:w="60"/>
+              <w:left w:type="dxa" w:w="120"/>
+              <w:bottom w:type="dxa" w:w="60"/>
+              <w:right w:type="dxa" w:w="120"/>
+            </w:tcMar>
+            <w:vAlign w:val="top"/>
+          </w:tcPr>
+          <w:p>
+            <w:pPr>
+              <w:spacing w:after="40" w:before="0"/>
+              <w:jc w:val="left"/>
+            </w:pPr>
+            <w:r>
+              <w:rPr>
+                <w:rFonts w:ascii="Arial" w:cs="Arial" w:eastAsia="Arial" w:hAnsi="Arial"/>
+                <w:b/>
+                <w:bCs/>
+                <w:i w:val="false"/>
+                <w:iCs w:val="false"/>
+                <w:color w:val="000000"/>
+                <w:sz w:val="18"/>
+                <w:szCs w:val="18"/>
+              </w:rPr>
+              <w:t xml:space="preserve">Model Building Phase</w:t>
             </w:r>
           </w:p>
           <w:p>
@@ -13686,7 +13686,7 @@
             <w:pPr>
               <w:spacing w:after="20" w:before="0"/>
             </w:pPr>
-            <w:hyperlink w:history="1" r:id="rIduqkenljihlm37t4mjebsi">
+            <w:hyperlink w:history="1" r:id="rIdo0-auuniat_q3imddk_4l">
               <w:r>
                 <w:rPr>
                   <w:rFonts w:ascii="Arial" w:cs="Arial" w:eastAsia="Arial" w:hAnsi="Arial"/>
@@ -13719,7 +13719,7 @@
               <w:spacing w:after="10" w:before="0"/>
               <w:ind w:left="120"/>
             </w:pPr>
-            <w:hyperlink w:history="1" r:id="rIdjrwpxj4gb3l_vzqr_bo3a">
+            <w:hyperlink w:history="1" r:id="rIdzc1923q7lshioobjsb9lo">
               <w:r>
                 <w:rPr>
                   <w:rFonts w:ascii="Arial" w:cs="Arial" w:eastAsia="Arial" w:hAnsi="Arial"/>
@@ -13764,7 +13764,7 @@
             <w:pPr>
               <w:spacing w:after="20" w:before="0"/>
             </w:pPr>
-            <w:hyperlink w:history="1" r:id="rIdvcut4hrsyh7mlhq7pnhga">
+            <w:hyperlink w:history="1" r:id="rIdirdboz6xw_ygiwbnvxblk">
               <w:r>
                 <w:rPr>
                   <w:rFonts w:ascii="Arial" w:cs="Arial" w:eastAsia="Arial" w:hAnsi="Arial"/>
@@ -13797,7 +13797,7 @@
               <w:spacing w:after="10" w:before="0"/>
               <w:ind w:left="120"/>
             </w:pPr>
-            <w:hyperlink w:history="1" r:id="rId1fmb1vqpc5gdagr_svg7u">
+            <w:hyperlink w:history="1" r:id="rIdpk5qj3u8alxnd2gmugn3s">
               <w:r>
                 <w:rPr>
                   <w:rFonts w:ascii="Arial" w:cs="Arial" w:eastAsia="Arial" w:hAnsi="Arial"/>
@@ -15483,7 +15483,7 @@
             <w:pPr>
               <w:spacing w:after="20" w:before="0"/>
             </w:pPr>
-            <w:hyperlink w:history="1" r:id="rIdz6eeajftjes1bifz80dda">
+            <w:hyperlink w:history="1" r:id="rId78fn1rfeojbabfoxnejwp">
               <w:r>
                 <w:rPr>
                   <w:rFonts w:ascii="Arial" w:cs="Arial" w:eastAsia="Arial" w:hAnsi="Arial"/>
@@ -15516,7 +15516,7 @@
               <w:spacing w:after="10" w:before="0"/>
               <w:ind w:left="120"/>
             </w:pPr>
-            <w:hyperlink w:history="1" r:id="rIdhuwp8lbtlkhsrsmvddkqk">
+            <w:hyperlink w:history="1" r:id="rIdz5wqwr59qogh-bdht7ttq">
               <w:r>
                 <w:rPr>
                   <w:rFonts w:ascii="Arial" w:cs="Arial" w:eastAsia="Arial" w:hAnsi="Arial"/>
@@ -15561,7 +15561,7 @@
             <w:pPr>
               <w:spacing w:after="20" w:before="0"/>
             </w:pPr>
-            <w:hyperlink w:history="1" r:id="rId7yhpsdn9nhackfqxn1ny8">
+            <w:hyperlink w:history="1" r:id="rIddavj9s59fnoovwdr5nzxp">
               <w:r>
                 <w:rPr>
                   <w:rFonts w:ascii="Arial" w:cs="Arial" w:eastAsia="Arial" w:hAnsi="Arial"/>
@@ -15594,7 +15594,7 @@
               <w:spacing w:after="10" w:before="0"/>
               <w:ind w:left="120"/>
             </w:pPr>
-            <w:hyperlink w:history="1" r:id="rIdr4rkdv5wqohd4etruh6nl">
+            <w:hyperlink w:history="1" r:id="rIdsyw8h_sut9pz2hmciv7k0">
               <w:r>
                 <w:rPr>
                   <w:rFonts w:ascii="Arial" w:cs="Arial" w:eastAsia="Arial" w:hAnsi="Arial"/>
@@ -15789,7 +15789,7 @@
             <w:pPr>
               <w:spacing w:after="20" w:before="0"/>
             </w:pPr>
-            <w:hyperlink w:history="1" r:id="rId7xil7dliipum1bfth0z-3">
+            <w:hyperlink w:history="1" r:id="rIdkapofqokm-oe9ukauymzq">
               <w:r>
                 <w:rPr>
                   <w:rFonts w:ascii="Arial" w:cs="Arial" w:eastAsia="Arial" w:hAnsi="Arial"/>
@@ -15822,7 +15822,7 @@
               <w:spacing w:after="10" w:before="0"/>
               <w:ind w:left="120"/>
             </w:pPr>
-            <w:hyperlink w:history="1" r:id="rIdudwiojeyyfms52km3dwsu">
+            <w:hyperlink w:history="1" r:id="rId05cwlxsbl40p90ya9nme5">
               <w:r>
                 <w:rPr>
                   <w:rFonts w:ascii="Arial" w:cs="Arial" w:eastAsia="Arial" w:hAnsi="Arial"/>
@@ -15867,7 +15867,7 @@
             <w:pPr>
               <w:spacing w:after="20" w:before="0"/>
             </w:pPr>
-            <w:hyperlink w:history="1" r:id="rIdns0kup62vurom1zpztu38">
+            <w:hyperlink w:history="1" r:id="rIdxkwe3hsphpld6ixzvcq2e">
               <w:r>
                 <w:rPr>
                   <w:rFonts w:ascii="Arial" w:cs="Arial" w:eastAsia="Arial" w:hAnsi="Arial"/>
@@ -15900,7 +15900,7 @@
               <w:spacing w:after="10" w:before="0"/>
               <w:ind w:left="120"/>
             </w:pPr>
-            <w:hyperlink w:history="1" r:id="rIdhezvljpc4hodwuxic2f4d">
+            <w:hyperlink w:history="1" r:id="rIdisycrveyaovdqjh26pojw">
               <w:r>
                 <w:rPr>
                   <w:rFonts w:ascii="Arial" w:cs="Arial" w:eastAsia="Arial" w:hAnsi="Arial"/>
@@ -16095,7 +16095,7 @@
             <w:pPr>
               <w:spacing w:after="20" w:before="0"/>
             </w:pPr>
-            <w:hyperlink w:history="1" r:id="rIdogflc6wxa76c7x4aeamin">
+            <w:hyperlink w:history="1" r:id="rIdn__uqf-guka1ebewobyml">
               <w:r>
                 <w:rPr>
                   <w:rFonts w:ascii="Arial" w:cs="Arial" w:eastAsia="Arial" w:hAnsi="Arial"/>
@@ -16128,7 +16128,7 @@
               <w:spacing w:after="10" w:before="0"/>
               <w:ind w:left="120"/>
             </w:pPr>
-            <w:hyperlink w:history="1" r:id="rIdxl_h6r5mo2looxux8xxgt">
+            <w:hyperlink w:history="1" r:id="rIdvicovkclqaao2bkhjkg4o">
               <w:r>
                 <w:rPr>
                   <w:rFonts w:ascii="Arial" w:cs="Arial" w:eastAsia="Arial" w:hAnsi="Arial"/>
@@ -16173,7 +16173,7 @@
             <w:pPr>
               <w:spacing w:after="20" w:before="0"/>
             </w:pPr>
-            <w:hyperlink w:history="1" r:id="rIdnu6t9q1-fpk-t2d-bva5e">
+            <w:hyperlink w:history="1" r:id="rId9ecbp03_phiajsqusop9d">
               <w:r>
                 <w:rPr>
                   <w:rFonts w:ascii="Arial" w:cs="Arial" w:eastAsia="Arial" w:hAnsi="Arial"/>
@@ -16206,7 +16206,7 @@
               <w:spacing w:after="10" w:before="0"/>
               <w:ind w:left="120"/>
             </w:pPr>
-            <w:hyperlink w:history="1" r:id="rIdpdppmytqvx7t6chp5xxlt">
+            <w:hyperlink w:history="1" r:id="rIdkix8f_kc3xuhcni0bsuh9">
               <w:r>
                 <w:rPr>
                   <w:rFonts w:ascii="Arial" w:cs="Arial" w:eastAsia="Arial" w:hAnsi="Arial"/>
@@ -16401,7 +16401,7 @@
             <w:pPr>
               <w:spacing w:after="20" w:before="0"/>
             </w:pPr>
-            <w:hyperlink w:history="1" r:id="rIdju90-kueebv25qei49_9c">
+            <w:hyperlink w:history="1" r:id="rIdobhrthcctj0u-ouohhqee">
               <w:r>
                 <w:rPr>
                   <w:rFonts w:ascii="Arial" w:cs="Arial" w:eastAsia="Arial" w:hAnsi="Arial"/>
@@ -16434,7 +16434,7 @@
               <w:spacing w:after="10" w:before="0"/>
               <w:ind w:left="120"/>
             </w:pPr>
-            <w:hyperlink w:history="1" r:id="rIdhjonna26s5_lligowqf-p">
+            <w:hyperlink w:history="1" r:id="rIdthgfkxlxjh_y74ypmayvv">
               <w:r>
                 <w:rPr>
                   <w:rFonts w:ascii="Arial" w:cs="Arial" w:eastAsia="Arial" w:hAnsi="Arial"/>
@@ -16479,7 +16479,7 @@
             <w:pPr>
               <w:spacing w:after="20" w:before="0"/>
             </w:pPr>
-            <w:hyperlink w:history="1" r:id="rIdta0mxh3rgpbbak8emsdal">
+            <w:hyperlink w:history="1" r:id="rId11tkrmqctfkgecd8lg16b">
               <w:r>
                 <w:rPr>
                   <w:rFonts w:ascii="Arial" w:cs="Arial" w:eastAsia="Arial" w:hAnsi="Arial"/>
@@ -16512,7 +16512,7 @@
               <w:spacing w:after="10" w:before="0"/>
               <w:ind w:left="120"/>
             </w:pPr>
-            <w:hyperlink w:history="1" r:id="rIdqxjchhsdturq8a-vh0jlc">
+            <w:hyperlink w:history="1" r:id="rIdhdevqude54pih79dfkhlj">
               <w:r>
                 <w:rPr>
                   <w:rFonts w:ascii="Arial" w:cs="Arial" w:eastAsia="Arial" w:hAnsi="Arial"/>
@@ -16707,7 +16707,7 @@
             <w:pPr>
               <w:spacing w:after="20" w:before="0"/>
             </w:pPr>
-            <w:hyperlink w:history="1" r:id="rIdppjcejlkzvm8yi9ldy6ci">
+            <w:hyperlink w:history="1" r:id="rId-8asztdchvheqxwep4e9o">
               <w:r>
                 <w:rPr>
                   <w:rFonts w:ascii="Arial" w:cs="Arial" w:eastAsia="Arial" w:hAnsi="Arial"/>
@@ -16740,7 +16740,7 @@
               <w:spacing w:after="10" w:before="0"/>
               <w:ind w:left="120"/>
             </w:pPr>
-            <w:hyperlink w:history="1" r:id="rIddtxggxldz9a9cuyp8hgib">
+            <w:hyperlink w:history="1" r:id="rIdhvbgc7jofakeenu5ao36r">
               <w:r>
                 <w:rPr>
                   <w:rFonts w:ascii="Arial" w:cs="Arial" w:eastAsia="Arial" w:hAnsi="Arial"/>
@@ -16785,7 +16785,7 @@
             <w:pPr>
               <w:spacing w:after="20" w:before="0"/>
             </w:pPr>
-            <w:hyperlink w:history="1" r:id="rIdr4do3iedbjtcochhyyeq7">
+            <w:hyperlink w:history="1" r:id="rIdzbue1ft38usgc_cx2iupr">
               <w:r>
                 <w:rPr>
                   <w:rFonts w:ascii="Arial" w:cs="Arial" w:eastAsia="Arial" w:hAnsi="Arial"/>
@@ -16818,7 +16818,7 @@
               <w:spacing w:after="10" w:before="0"/>
               <w:ind w:left="120"/>
             </w:pPr>
-            <w:hyperlink w:history="1" r:id="rIdbgxj7rhfw_pvvb-tmfjwi">
+            <w:hyperlink w:history="1" r:id="rId2rhy-m_g3dpzizumhblj4">
               <w:r>
                 <w:rPr>
                   <w:rFonts w:ascii="Arial" w:cs="Arial" w:eastAsia="Arial" w:hAnsi="Arial"/>
@@ -18333,32 +18333,32 @@
         <w:tc>
           <w:tcPr>
             <w:tcW w:type="dxa" w:w="1520"/>
-            <w:shd w:fill="F2F2F2" w:color="auto" w:val="clear"/>
-            <w:tcMar>
-              <w:top w:type="dxa" w:w="60"/>
-              <w:left w:type="dxa" w:w="120"/>
-              <w:bottom w:type="dxa" w:w="60"/>
-              <w:right w:type="dxa" w:w="120"/>
-            </w:tcMar>
-            <w:vAlign w:val="top"/>
-          </w:tcPr>
-          <w:p>
-            <w:pPr>
-              <w:spacing w:after="40" w:before="0"/>
-              <w:jc w:val="left"/>
-            </w:pPr>
-            <w:r>
-              <w:rPr>
-                <w:rFonts w:ascii="Arial" w:cs="Arial" w:eastAsia="Arial" w:hAnsi="Arial"/>
-                <w:b/>
-                <w:bCs/>
-                <w:i w:val="false"/>
-                <w:iCs w:val="false"/>
-                <w:color w:val="000000"/>
-                <w:sz w:val="18"/>
-                <w:szCs w:val="18"/>
-              </w:rPr>
-              <w:t xml:space="preserve">1 — Predict Phase (7 minutes)</w:t>
+            <w:shd w:fill="EAD1F5" w:color="auto" w:val="clear"/>
+            <w:tcMar>
+              <w:top w:type="dxa" w:w="60"/>
+              <w:left w:type="dxa" w:w="120"/>
+              <w:bottom w:type="dxa" w:w="60"/>
+              <w:right w:type="dxa" w:w="120"/>
+            </w:tcMar>
+            <w:vAlign w:val="top"/>
+          </w:tcPr>
+          <w:p>
+            <w:pPr>
+              <w:spacing w:after="40" w:before="0"/>
+              <w:jc w:val="left"/>
+            </w:pPr>
+            <w:r>
+              <w:rPr>
+                <w:rFonts w:ascii="Arial" w:cs="Arial" w:eastAsia="Arial" w:hAnsi="Arial"/>
+                <w:b/>
+                <w:bCs/>
+                <w:i w:val="false"/>
+                <w:iCs w:val="false"/>
+                <w:color w:val="000000"/>
+                <w:sz w:val="18"/>
+                <w:szCs w:val="18"/>
+              </w:rPr>
+              <w:t xml:space="preserve">Predict Phase</w:t>
             </w:r>
           </w:p>
           <w:p>
@@ -18381,7 +18381,7 @@
             <w:pPr>
               <w:spacing w:after="20" w:before="0"/>
             </w:pPr>
-            <w:hyperlink w:history="1" r:id="rIdu1cl-jehbs8deets7qnu0">
+            <w:hyperlink w:history="1" r:id="rIdldu7ibg7mdsucpagmkug4">
               <w:r>
                 <w:rPr>
                   <w:rFonts w:ascii="Arial" w:cs="Arial" w:eastAsia="Arial" w:hAnsi="Arial"/>
@@ -18414,7 +18414,7 @@
               <w:spacing w:after="10" w:before="0"/>
               <w:ind w:left="120"/>
             </w:pPr>
-            <w:hyperlink w:history="1" r:id="rIdikioc_94ji5zo1_sprp9w">
+            <w:hyperlink w:history="1" r:id="rIdlzyuo4qvug5gkaxo2abob">
               <w:r>
                 <w:rPr>
                   <w:rFonts w:ascii="Arial" w:cs="Arial" w:eastAsia="Arial" w:hAnsi="Arial"/>
@@ -18459,7 +18459,7 @@
             <w:pPr>
               <w:spacing w:after="20" w:before="0"/>
             </w:pPr>
-            <w:hyperlink w:history="1" r:id="rIdjg25gyzegha_6rrgw88a9">
+            <w:hyperlink w:history="1" r:id="rIdr1vlvrymdn0hhncyh3vcz">
               <w:r>
                 <w:rPr>
                   <w:rFonts w:ascii="Arial" w:cs="Arial" w:eastAsia="Arial" w:hAnsi="Arial"/>
@@ -18492,7 +18492,7 @@
               <w:spacing w:after="10" w:before="0"/>
               <w:ind w:left="120"/>
             </w:pPr>
-            <w:hyperlink w:history="1" r:id="rIdqyggchgh_y9x2qi1lqwvr">
+            <w:hyperlink w:history="1" r:id="rIdfzcmmn85ymuzkvfskicr-">
               <w:r>
                 <w:rPr>
                   <w:rFonts w:ascii="Arial" w:cs="Arial" w:eastAsia="Arial" w:hAnsi="Arial"/>
@@ -18639,32 +18639,32 @@
         <w:tc>
           <w:tcPr>
             <w:tcW w:type="dxa" w:w="1520"/>
-            <w:shd w:fill="F2F2F2" w:color="auto" w:val="clear"/>
-            <w:tcMar>
-              <w:top w:type="dxa" w:w="60"/>
-              <w:left w:type="dxa" w:w="120"/>
-              <w:bottom w:type="dxa" w:w="60"/>
-              <w:right w:type="dxa" w:w="120"/>
-            </w:tcMar>
-            <w:vAlign w:val="top"/>
-          </w:tcPr>
-          <w:p>
-            <w:pPr>
-              <w:spacing w:after="40" w:before="0"/>
-              <w:jc w:val="left"/>
-            </w:pPr>
-            <w:r>
-              <w:rPr>
-                <w:rFonts w:ascii="Arial" w:cs="Arial" w:eastAsia="Arial" w:hAnsi="Arial"/>
-                <w:b/>
-                <w:bCs/>
-                <w:i w:val="false"/>
-                <w:iCs w:val="false"/>
-                <w:color w:val="000000"/>
-                <w:sz w:val="18"/>
-                <w:szCs w:val="18"/>
-              </w:rPr>
-              <w:t xml:space="preserve">2 — Observe Phase (8 minutes)</w:t>
+            <w:shd w:fill="D9EEF1" w:color="auto" w:val="clear"/>
+            <w:tcMar>
+              <w:top w:type="dxa" w:w="60"/>
+              <w:left w:type="dxa" w:w="120"/>
+              <w:bottom w:type="dxa" w:w="60"/>
+              <w:right w:type="dxa" w:w="120"/>
+            </w:tcMar>
+            <w:vAlign w:val="top"/>
+          </w:tcPr>
+          <w:p>
+            <w:pPr>
+              <w:spacing w:after="40" w:before="0"/>
+              <w:jc w:val="left"/>
+            </w:pPr>
+            <w:r>
+              <w:rPr>
+                <w:rFonts w:ascii="Arial" w:cs="Arial" w:eastAsia="Arial" w:hAnsi="Arial"/>
+                <w:b/>
+                <w:bCs/>
+                <w:i w:val="false"/>
+                <w:iCs w:val="false"/>
+                <w:color w:val="000000"/>
+                <w:sz w:val="18"/>
+                <w:szCs w:val="18"/>
+              </w:rPr>
+              <w:t xml:space="preserve">Observe Phase</w:t>
             </w:r>
           </w:p>
           <w:p>
@@ -18687,7 +18687,7 @@
             <w:pPr>
               <w:spacing w:after="20" w:before="0"/>
             </w:pPr>
-            <w:hyperlink w:history="1" r:id="rIdv9vzehsaxienuwx1vyv2o">
+            <w:hyperlink w:history="1" r:id="rIdqamggvoiv19qahkmqs306">
               <w:r>
                 <w:rPr>
                   <w:rFonts w:ascii="Arial" w:cs="Arial" w:eastAsia="Arial" w:hAnsi="Arial"/>
@@ -18720,7 +18720,7 @@
               <w:spacing w:after="10" w:before="0"/>
               <w:ind w:left="120"/>
             </w:pPr>
-            <w:hyperlink w:history="1" r:id="rIdrbatrkvzglvhzzkamfksw">
+            <w:hyperlink w:history="1" r:id="rIdtpnfz7z23mintqhn3usox">
               <w:r>
                 <w:rPr>
                   <w:rFonts w:ascii="Arial" w:cs="Arial" w:eastAsia="Arial" w:hAnsi="Arial"/>
@@ -18765,7 +18765,7 @@
             <w:pPr>
               <w:spacing w:after="20" w:before="0"/>
             </w:pPr>
-            <w:hyperlink w:history="1" r:id="rIdkmhoepcak1sws6784usae">
+            <w:hyperlink w:history="1" r:id="rIdhgu2rv_2gtzjsousapq86">
               <w:r>
                 <w:rPr>
                   <w:rFonts w:ascii="Arial" w:cs="Arial" w:eastAsia="Arial" w:hAnsi="Arial"/>
@@ -18798,7 +18798,7 @@
               <w:spacing w:after="10" w:before="0"/>
               <w:ind w:left="120"/>
             </w:pPr>
-            <w:hyperlink w:history="1" r:id="rIdrfrmcfa1vjrhqwjfimiw6">
+            <w:hyperlink w:history="1" r:id="rIdzcb-06ddt9zsbcgzt8xar">
               <w:r>
                 <w:rPr>
                   <w:rFonts w:ascii="Arial" w:cs="Arial" w:eastAsia="Arial" w:hAnsi="Arial"/>
@@ -18945,32 +18945,32 @@
         <w:tc>
           <w:tcPr>
             <w:tcW w:type="dxa" w:w="1520"/>
-            <w:shd w:fill="F2F2F2" w:color="auto" w:val="clear"/>
-            <w:tcMar>
-              <w:top w:type="dxa" w:w="60"/>
-              <w:left w:type="dxa" w:w="120"/>
-              <w:bottom w:type="dxa" w:w="60"/>
-              <w:right w:type="dxa" w:w="120"/>
-            </w:tcMar>
-            <w:vAlign w:val="top"/>
-          </w:tcPr>
-          <w:p>
-            <w:pPr>
-              <w:spacing w:after="40" w:before="0"/>
-              <w:jc w:val="left"/>
-            </w:pPr>
-            <w:r>
-              <w:rPr>
-                <w:rFonts w:ascii="Arial" w:cs="Arial" w:eastAsia="Arial" w:hAnsi="Arial"/>
-                <w:b/>
-                <w:bCs/>
-                <w:i w:val="false"/>
-                <w:iCs w:val="false"/>
-                <w:color w:val="000000"/>
-                <w:sz w:val="18"/>
-                <w:szCs w:val="18"/>
-              </w:rPr>
-              <w:t xml:space="preserve">3 — Explain Phase (12 minutes)</w:t>
+            <w:shd w:fill="E2EFDA" w:color="auto" w:val="clear"/>
+            <w:tcMar>
+              <w:top w:type="dxa" w:w="60"/>
+              <w:left w:type="dxa" w:w="120"/>
+              <w:bottom w:type="dxa" w:w="60"/>
+              <w:right w:type="dxa" w:w="120"/>
+            </w:tcMar>
+            <w:vAlign w:val="top"/>
+          </w:tcPr>
+          <w:p>
+            <w:pPr>
+              <w:spacing w:after="40" w:before="0"/>
+              <w:jc w:val="left"/>
+            </w:pPr>
+            <w:r>
+              <w:rPr>
+                <w:rFonts w:ascii="Arial" w:cs="Arial" w:eastAsia="Arial" w:hAnsi="Arial"/>
+                <w:b/>
+                <w:bCs/>
+                <w:i w:val="false"/>
+                <w:iCs w:val="false"/>
+                <w:color w:val="000000"/>
+                <w:sz w:val="18"/>
+                <w:szCs w:val="18"/>
+              </w:rPr>
+              <w:t xml:space="preserve">Explain Phase</w:t>
             </w:r>
           </w:p>
           <w:p>
@@ -18993,7 +18993,7 @@
             <w:pPr>
               <w:spacing w:after="20" w:before="0"/>
             </w:pPr>
-            <w:hyperlink w:history="1" r:id="rIdd64gddro1k1p2d2htaoje">
+            <w:hyperlink w:history="1" r:id="rIdu4pchlsmvkvtczsvhpffl">
               <w:r>
                 <w:rPr>
                   <w:rFonts w:ascii="Arial" w:cs="Arial" w:eastAsia="Arial" w:hAnsi="Arial"/>
@@ -19026,7 +19026,7 @@
               <w:spacing w:after="10" w:before="0"/>
               <w:ind w:left="120"/>
             </w:pPr>
-            <w:hyperlink w:history="1" r:id="rIdje3d777p69kvavdpl0adc">
+            <w:hyperlink w:history="1" r:id="rIdgka-cdtbxbzhls5kuirgg">
               <w:r>
                 <w:rPr>
                   <w:rFonts w:ascii="Arial" w:cs="Arial" w:eastAsia="Arial" w:hAnsi="Arial"/>
@@ -19071,7 +19071,7 @@
             <w:pPr>
               <w:spacing w:after="20" w:before="0"/>
             </w:pPr>
-            <w:hyperlink w:history="1" r:id="rIdc1dqy4rcxdizvgezxxqin">
+            <w:hyperlink w:history="1" r:id="rIdxo-6iyl_lxi3ztkstlvjc">
               <w:r>
                 <w:rPr>
                   <w:rFonts w:ascii="Arial" w:cs="Arial" w:eastAsia="Arial" w:hAnsi="Arial"/>
@@ -19104,7 +19104,7 @@
               <w:spacing w:after="10" w:before="0"/>
               <w:ind w:left="120"/>
             </w:pPr>
-            <w:hyperlink w:history="1" r:id="rIdv74fate7-_pjgxmut6kjc">
+            <w:hyperlink w:history="1" r:id="rId31yatj3nmi19twug0dipw">
               <w:r>
                 <w:rPr>
                   <w:rFonts w:ascii="Arial" w:cs="Arial" w:eastAsia="Arial" w:hAnsi="Arial"/>
@@ -19251,32 +19251,32 @@
         <w:tc>
           <w:tcPr>
             <w:tcW w:type="dxa" w:w="1520"/>
-            <w:shd w:fill="F2F2F2" w:color="auto" w:val="clear"/>
-            <w:tcMar>
-              <w:top w:type="dxa" w:w="60"/>
-              <w:left w:type="dxa" w:w="120"/>
-              <w:bottom w:type="dxa" w:w="60"/>
-              <w:right w:type="dxa" w:w="120"/>
-            </w:tcMar>
-            <w:vAlign w:val="top"/>
-          </w:tcPr>
-          <w:p>
-            <w:pPr>
-              <w:spacing w:after="40" w:before="0"/>
-              <w:jc w:val="left"/>
-            </w:pPr>
-            <w:r>
-              <w:rPr>
-                <w:rFonts w:ascii="Arial" w:cs="Arial" w:eastAsia="Arial" w:hAnsi="Arial"/>
-                <w:b/>
-                <w:bCs/>
-                <w:i w:val="false"/>
-                <w:iCs w:val="false"/>
-                <w:color w:val="000000"/>
-                <w:sz w:val="18"/>
-                <w:szCs w:val="18"/>
-              </w:rPr>
-              <w:t xml:space="preserve">4 — Driving Question Board Update (6 minutes)</w:t>
+            <w:shd w:fill="FCE4D6" w:color="auto" w:val="clear"/>
+            <w:tcMar>
+              <w:top w:type="dxa" w:w="60"/>
+              <w:left w:type="dxa" w:w="120"/>
+              <w:bottom w:type="dxa" w:w="60"/>
+              <w:right w:type="dxa" w:w="120"/>
+            </w:tcMar>
+            <w:vAlign w:val="top"/>
+          </w:tcPr>
+          <w:p>
+            <w:pPr>
+              <w:spacing w:after="40" w:before="0"/>
+              <w:jc w:val="left"/>
+            </w:pPr>
+            <w:r>
+              <w:rPr>
+                <w:rFonts w:ascii="Arial" w:cs="Arial" w:eastAsia="Arial" w:hAnsi="Arial"/>
+                <w:b/>
+                <w:bCs/>
+                <w:i w:val="false"/>
+                <w:iCs w:val="false"/>
+                <w:color w:val="000000"/>
+                <w:sz w:val="18"/>
+                <w:szCs w:val="18"/>
+              </w:rPr>
+              <w:t xml:space="preserve">Driving Question Board (DQB) Creation</w:t>
             </w:r>
           </w:p>
           <w:p>
@@ -19299,7 +19299,7 @@
             <w:pPr>
               <w:spacing w:after="20" w:before="0"/>
             </w:pPr>
-            <w:hyperlink w:history="1" r:id="rIds87hl39bmvpagrrlem8km">
+            <w:hyperlink w:history="1" r:id="rIdapbpjijji6aaljbweg1d9">
               <w:r>
                 <w:rPr>
                   <w:rFonts w:ascii="Arial" w:cs="Arial" w:eastAsia="Arial" w:hAnsi="Arial"/>
@@ -19332,7 +19332,7 @@
               <w:spacing w:after="10" w:before="0"/>
               <w:ind w:left="120"/>
             </w:pPr>
-            <w:hyperlink w:history="1" r:id="rIda2cvkluekjifl9ucxs7p6">
+            <w:hyperlink w:history="1" r:id="rIdl8m3sf3nua9tymmed0lrt">
               <w:r>
                 <w:rPr>
                   <w:rFonts w:ascii="Arial" w:cs="Arial" w:eastAsia="Arial" w:hAnsi="Arial"/>
@@ -19377,7 +19377,7 @@
             <w:pPr>
               <w:spacing w:after="20" w:before="0"/>
             </w:pPr>
-            <w:hyperlink w:history="1" r:id="rIdo8boyjqfpzyozkug4vg4k">
+            <w:hyperlink w:history="1" r:id="rIdr6kvfcbzswwu9_d2t1jqw">
               <w:r>
                 <w:rPr>
                   <w:rFonts w:ascii="Arial" w:cs="Arial" w:eastAsia="Arial" w:hAnsi="Arial"/>
@@ -19410,7 +19410,7 @@
               <w:spacing w:after="10" w:before="0"/>
               <w:ind w:left="120"/>
             </w:pPr>
-            <w:hyperlink w:history="1" r:id="rIdefykfk4ktitzhzpzjeubz">
+            <w:hyperlink w:history="1" r:id="rIdwgszmr1rmtun1mj7ibfrz">
               <w:r>
                 <w:rPr>
                   <w:rFonts w:ascii="Arial" w:cs="Arial" w:eastAsia="Arial" w:hAnsi="Arial"/>
@@ -19557,32 +19557,32 @@
         <w:tc>
           <w:tcPr>
             <w:tcW w:type="dxa" w:w="1520"/>
-            <w:shd w:fill="F2F2F2" w:color="auto" w:val="clear"/>
-            <w:tcMar>
-              <w:top w:type="dxa" w:w="60"/>
-              <w:left w:type="dxa" w:w="120"/>
-              <w:bottom w:type="dxa" w:w="60"/>
-              <w:right w:type="dxa" w:w="120"/>
-            </w:tcMar>
-            <w:vAlign w:val="top"/>
-          </w:tcPr>
-          <w:p>
-            <w:pPr>
-              <w:spacing w:after="40" w:before="0"/>
-              <w:jc w:val="left"/>
-            </w:pPr>
-            <w:r>
-              <w:rPr>
-                <w:rFonts w:ascii="Arial" w:cs="Arial" w:eastAsia="Arial" w:hAnsi="Arial"/>
-                <w:b/>
-                <w:bCs/>
-                <w:i w:val="false"/>
-                <w:iCs w:val="false"/>
-                <w:color w:val="000000"/>
-                <w:sz w:val="18"/>
-                <w:szCs w:val="18"/>
-              </w:rPr>
-              <w:t xml:space="preserve">5 — Model Building Phase (7 minutes)</w:t>
+            <w:shd w:fill="D5E8F0" w:color="auto" w:val="clear"/>
+            <w:tcMar>
+              <w:top w:type="dxa" w:w="60"/>
+              <w:left w:type="dxa" w:w="120"/>
+              <w:bottom w:type="dxa" w:w="60"/>
+              <w:right w:type="dxa" w:w="120"/>
+            </w:tcMar>
+            <w:vAlign w:val="top"/>
+          </w:tcPr>
+          <w:p>
+            <w:pPr>
+              <w:spacing w:after="40" w:before="0"/>
+              <w:jc w:val="left"/>
+            </w:pPr>
+            <w:r>
+              <w:rPr>
+                <w:rFonts w:ascii="Arial" w:cs="Arial" w:eastAsia="Arial" w:hAnsi="Arial"/>
+                <w:b/>
+                <w:bCs/>
+                <w:i w:val="false"/>
+                <w:iCs w:val="false"/>
+                <w:color w:val="000000"/>
+                <w:sz w:val="18"/>
+                <w:szCs w:val="18"/>
+              </w:rPr>
+              <w:t xml:space="preserve">Model Building Phase</w:t>
             </w:r>
           </w:p>
           <w:p>
@@ -19605,7 +19605,7 @@
             <w:pPr>
               <w:spacing w:after="20" w:before="0"/>
             </w:pPr>
-            <w:hyperlink w:history="1" r:id="rIdla1wjfm-_cjyhua2s7qjj">
+            <w:hyperlink w:history="1" r:id="rIdcb1rhtgw0koac87hyr4iz">
               <w:r>
                 <w:rPr>
                   <w:rFonts w:ascii="Arial" w:cs="Arial" w:eastAsia="Arial" w:hAnsi="Arial"/>
@@ -19638,7 +19638,7 @@
               <w:spacing w:after="10" w:before="0"/>
               <w:ind w:left="120"/>
             </w:pPr>
-            <w:hyperlink w:history="1" r:id="rIddptak209ji1lornla6im3">
+            <w:hyperlink w:history="1" r:id="rIde8vql4-xl8tw29nfqpocb">
               <w:r>
                 <w:rPr>
                   <w:rFonts w:ascii="Arial" w:cs="Arial" w:eastAsia="Arial" w:hAnsi="Arial"/>
@@ -19683,7 +19683,7 @@
             <w:pPr>
               <w:spacing w:after="20" w:before="0"/>
             </w:pPr>
-            <w:hyperlink w:history="1" r:id="rIda6p8azni8qlougbjp6iav">
+            <w:hyperlink w:history="1" r:id="rIdxu2kr5-qrl1ued5eyirpj">
               <w:r>
                 <w:rPr>
                   <w:rFonts w:ascii="Arial" w:cs="Arial" w:eastAsia="Arial" w:hAnsi="Arial"/>
@@ -19716,7 +19716,7 @@
               <w:spacing w:after="10" w:before="0"/>
               <w:ind w:left="120"/>
             </w:pPr>
-            <w:hyperlink w:history="1" r:id="rId2ycew_aisid5dcirkpby9">
+            <w:hyperlink w:history="1" r:id="rIdkok-ysvxun8iv00tei_kd">
               <w:r>
                 <w:rPr>
                   <w:rFonts w:ascii="Arial" w:cs="Arial" w:eastAsia="Arial" w:hAnsi="Arial"/>
@@ -21155,32 +21155,32 @@
         <w:tc>
           <w:tcPr>
             <w:tcW w:type="dxa" w:w="1520"/>
-            <w:shd w:fill="F2F2F2" w:color="auto" w:val="clear"/>
-            <w:tcMar>
-              <w:top w:type="dxa" w:w="60"/>
-              <w:left w:type="dxa" w:w="120"/>
-              <w:bottom w:type="dxa" w:w="60"/>
-              <w:right w:type="dxa" w:w="120"/>
-            </w:tcMar>
-            <w:vAlign w:val="top"/>
-          </w:tcPr>
-          <w:p>
-            <w:pPr>
-              <w:spacing w:after="40" w:before="0"/>
-              <w:jc w:val="left"/>
-            </w:pPr>
-            <w:r>
-              <w:rPr>
-                <w:rFonts w:ascii="Arial" w:cs="Arial" w:eastAsia="Arial" w:hAnsi="Arial"/>
-                <w:b/>
-                <w:bCs/>
-                <w:i w:val="false"/>
-                <w:iCs w:val="false"/>
-                <w:color w:val="000000"/>
-                <w:sz w:val="18"/>
-                <w:szCs w:val="18"/>
-              </w:rPr>
-              <w:t xml:space="preserve">Phase 1 — Predict</w:t>
+            <w:shd w:fill="EAD1F5" w:color="auto" w:val="clear"/>
+            <w:tcMar>
+              <w:top w:type="dxa" w:w="60"/>
+              <w:left w:type="dxa" w:w="120"/>
+              <w:bottom w:type="dxa" w:w="60"/>
+              <w:right w:type="dxa" w:w="120"/>
+            </w:tcMar>
+            <w:vAlign w:val="top"/>
+          </w:tcPr>
+          <w:p>
+            <w:pPr>
+              <w:spacing w:after="40" w:before="0"/>
+              <w:jc w:val="left"/>
+            </w:pPr>
+            <w:r>
+              <w:rPr>
+                <w:rFonts w:ascii="Arial" w:cs="Arial" w:eastAsia="Arial" w:hAnsi="Arial"/>
+                <w:b/>
+                <w:bCs/>
+                <w:i w:val="false"/>
+                <w:iCs w:val="false"/>
+                <w:color w:val="000000"/>
+                <w:sz w:val="18"/>
+                <w:szCs w:val="18"/>
+              </w:rPr>
+              <w:t xml:space="preserve">Predict Phase</w:t>
             </w:r>
           </w:p>
           <w:p>
@@ -21203,7 +21203,7 @@
             <w:pPr>
               <w:spacing w:after="20" w:before="0"/>
             </w:pPr>
-            <w:hyperlink w:history="1" r:id="rIdpc84jben7ir8oogsgqey7">
+            <w:hyperlink w:history="1" r:id="rIdz2igr4r_yhwhq82fdideq">
               <w:r>
                 <w:rPr>
                   <w:rFonts w:ascii="Arial" w:cs="Arial" w:eastAsia="Arial" w:hAnsi="Arial"/>
@@ -21236,7 +21236,7 @@
               <w:spacing w:after="10" w:before="0"/>
               <w:ind w:left="120"/>
             </w:pPr>
-            <w:hyperlink w:history="1" r:id="rIdotstkz2rzmti67pc5pelb">
+            <w:hyperlink w:history="1" r:id="rId3-e1ydfxuxazzkbypxh1g">
               <w:r>
                 <w:rPr>
                   <w:rFonts w:ascii="Arial" w:cs="Arial" w:eastAsia="Arial" w:hAnsi="Arial"/>
@@ -21281,7 +21281,7 @@
             <w:pPr>
               <w:spacing w:after="20" w:before="0"/>
             </w:pPr>
-            <w:hyperlink w:history="1" r:id="rIdeqhamtn7utgi-gnu1wcr1">
+            <w:hyperlink w:history="1" r:id="rIdxx33vccjepef2chajkzqw">
               <w:r>
                 <w:rPr>
                   <w:rFonts w:ascii="Arial" w:cs="Arial" w:eastAsia="Arial" w:hAnsi="Arial"/>
@@ -21314,7 +21314,7 @@
               <w:spacing w:after="10" w:before="0"/>
               <w:ind w:left="120"/>
             </w:pPr>
-            <w:hyperlink w:history="1" r:id="rIdg9ppzpiaa_wxuu9kbou87">
+            <w:hyperlink w:history="1" r:id="rIduhtbcytt5zzubvaodpsb1">
               <w:r>
                 <w:rPr>
                   <w:rFonts w:ascii="Arial" w:cs="Arial" w:eastAsia="Arial" w:hAnsi="Arial"/>
@@ -21461,32 +21461,32 @@
         <w:tc>
           <w:tcPr>
             <w:tcW w:type="dxa" w:w="1520"/>
-            <w:shd w:fill="F2F2F2" w:color="auto" w:val="clear"/>
-            <w:tcMar>
-              <w:top w:type="dxa" w:w="60"/>
-              <w:left w:type="dxa" w:w="120"/>
-              <w:bottom w:type="dxa" w:w="60"/>
-              <w:right w:type="dxa" w:w="120"/>
-            </w:tcMar>
-            <w:vAlign w:val="top"/>
-          </w:tcPr>
-          <w:p>
-            <w:pPr>
-              <w:spacing w:after="40" w:before="0"/>
-              <w:jc w:val="left"/>
-            </w:pPr>
-            <w:r>
-              <w:rPr>
-                <w:rFonts w:ascii="Arial" w:cs="Arial" w:eastAsia="Arial" w:hAnsi="Arial"/>
-                <w:b/>
-                <w:bCs/>
-                <w:i w:val="false"/>
-                <w:iCs w:val="false"/>
-                <w:color w:val="000000"/>
-                <w:sz w:val="18"/>
-                <w:szCs w:val="18"/>
-              </w:rPr>
-              <w:t xml:space="preserve">Phase 2 — Observe</w:t>
+            <w:shd w:fill="D9EEF1" w:color="auto" w:val="clear"/>
+            <w:tcMar>
+              <w:top w:type="dxa" w:w="60"/>
+              <w:left w:type="dxa" w:w="120"/>
+              <w:bottom w:type="dxa" w:w="60"/>
+              <w:right w:type="dxa" w:w="120"/>
+            </w:tcMar>
+            <w:vAlign w:val="top"/>
+          </w:tcPr>
+          <w:p>
+            <w:pPr>
+              <w:spacing w:after="40" w:before="0"/>
+              <w:jc w:val="left"/>
+            </w:pPr>
+            <w:r>
+              <w:rPr>
+                <w:rFonts w:ascii="Arial" w:cs="Arial" w:eastAsia="Arial" w:hAnsi="Arial"/>
+                <w:b/>
+                <w:bCs/>
+                <w:i w:val="false"/>
+                <w:iCs w:val="false"/>
+                <w:color w:val="000000"/>
+                <w:sz w:val="18"/>
+                <w:szCs w:val="18"/>
+              </w:rPr>
+              <w:t xml:space="preserve">Observe Phase</w:t>
             </w:r>
           </w:p>
           <w:p>
@@ -21509,7 +21509,7 @@
             <w:pPr>
               <w:spacing w:after="20" w:before="0"/>
             </w:pPr>
-            <w:hyperlink w:history="1" r:id="rIdhc43ibzoknkmhrmrgz4n7">
+            <w:hyperlink w:history="1" r:id="rIdyrorwwtakf2oi1uhmxkhp">
               <w:r>
                 <w:rPr>
                   <w:rFonts w:ascii="Arial" w:cs="Arial" w:eastAsia="Arial" w:hAnsi="Arial"/>
@@ -21542,7 +21542,7 @@
               <w:spacing w:after="10" w:before="0"/>
               <w:ind w:left="120"/>
             </w:pPr>
-            <w:hyperlink w:history="1" r:id="rIdhfy19z1q2ietjlufoc3l9">
+            <w:hyperlink w:history="1" r:id="rId8od9ulw1bllf5uhmgijkb">
               <w:r>
                 <w:rPr>
                   <w:rFonts w:ascii="Arial" w:cs="Arial" w:eastAsia="Arial" w:hAnsi="Arial"/>
@@ -21587,7 +21587,7 @@
             <w:pPr>
               <w:spacing w:after="20" w:before="0"/>
             </w:pPr>
-            <w:hyperlink w:history="1" r:id="rIdfquf-si6insc9gz77sf5b">
+            <w:hyperlink w:history="1" r:id="rIdbq0k-zng3aerrhnxreukd">
               <w:r>
                 <w:rPr>
                   <w:rFonts w:ascii="Arial" w:cs="Arial" w:eastAsia="Arial" w:hAnsi="Arial"/>
@@ -21620,7 +21620,7 @@
               <w:spacing w:after="10" w:before="0"/>
               <w:ind w:left="120"/>
             </w:pPr>
-            <w:hyperlink w:history="1" r:id="rIdyvh_zflridwelulkw_wab">
+            <w:hyperlink w:history="1" r:id="rIdehuasrgq8czrntlp_ibwn">
               <w:r>
                 <w:rPr>
                   <w:rFonts w:ascii="Arial" w:cs="Arial" w:eastAsia="Arial" w:hAnsi="Arial"/>
@@ -21767,32 +21767,32 @@
         <w:tc>
           <w:tcPr>
             <w:tcW w:type="dxa" w:w="1520"/>
-            <w:shd w:fill="F2F2F2" w:color="auto" w:val="clear"/>
-            <w:tcMar>
-              <w:top w:type="dxa" w:w="60"/>
-              <w:left w:type="dxa" w:w="120"/>
-              <w:bottom w:type="dxa" w:w="60"/>
-              <w:right w:type="dxa" w:w="120"/>
-            </w:tcMar>
-            <w:vAlign w:val="top"/>
-          </w:tcPr>
-          <w:p>
-            <w:pPr>
-              <w:spacing w:after="40" w:before="0"/>
-              <w:jc w:val="left"/>
-            </w:pPr>
-            <w:r>
-              <w:rPr>
-                <w:rFonts w:ascii="Arial" w:cs="Arial" w:eastAsia="Arial" w:hAnsi="Arial"/>
-                <w:b/>
-                <w:bCs/>
-                <w:i w:val="false"/>
-                <w:iCs w:val="false"/>
-                <w:color w:val="000000"/>
-                <w:sz w:val="18"/>
-                <w:szCs w:val="18"/>
-              </w:rPr>
-              <w:t xml:space="preserve">Phase 3 — Explain</w:t>
+            <w:shd w:fill="E2EFDA" w:color="auto" w:val="clear"/>
+            <w:tcMar>
+              <w:top w:type="dxa" w:w="60"/>
+              <w:left w:type="dxa" w:w="120"/>
+              <w:bottom w:type="dxa" w:w="60"/>
+              <w:right w:type="dxa" w:w="120"/>
+            </w:tcMar>
+            <w:vAlign w:val="top"/>
+          </w:tcPr>
+          <w:p>
+            <w:pPr>
+              <w:spacing w:after="40" w:before="0"/>
+              <w:jc w:val="left"/>
+            </w:pPr>
+            <w:r>
+              <w:rPr>
+                <w:rFonts w:ascii="Arial" w:cs="Arial" w:eastAsia="Arial" w:hAnsi="Arial"/>
+                <w:b/>
+                <w:bCs/>
+                <w:i w:val="false"/>
+                <w:iCs w:val="false"/>
+                <w:color w:val="000000"/>
+                <w:sz w:val="18"/>
+                <w:szCs w:val="18"/>
+              </w:rPr>
+              <w:t xml:space="preserve">Explain Phase</w:t>
             </w:r>
           </w:p>
           <w:p>
@@ -21815,7 +21815,7 @@
             <w:pPr>
               <w:spacing w:after="20" w:before="0"/>
             </w:pPr>
-            <w:hyperlink w:history="1" r:id="rId7xsshiije8opbmgzzzduz">
+            <w:hyperlink w:history="1" r:id="rIdmylfdohceyhx84reiefej">
               <w:r>
                 <w:rPr>
                   <w:rFonts w:ascii="Arial" w:cs="Arial" w:eastAsia="Arial" w:hAnsi="Arial"/>
@@ -21848,7 +21848,7 @@
               <w:spacing w:after="10" w:before="0"/>
               <w:ind w:left="120"/>
             </w:pPr>
-            <w:hyperlink w:history="1" r:id="rId7gzkrbfugeuhrj-sutwy9">
+            <w:hyperlink w:history="1" r:id="rId3nt0g9wgoxsknublflz79">
               <w:r>
                 <w:rPr>
                   <w:rFonts w:ascii="Arial" w:cs="Arial" w:eastAsia="Arial" w:hAnsi="Arial"/>
@@ -21893,7 +21893,7 @@
             <w:pPr>
               <w:spacing w:after="20" w:before="0"/>
             </w:pPr>
-            <w:hyperlink w:history="1" r:id="rIdmwjue0leshj5wsofntkyq">
+            <w:hyperlink w:history="1" r:id="rIdvdt-b3ghigpk_pdfsptkj">
               <w:r>
                 <w:rPr>
                   <w:rFonts w:ascii="Arial" w:cs="Arial" w:eastAsia="Arial" w:hAnsi="Arial"/>
@@ -21926,7 +21926,7 @@
               <w:spacing w:after="10" w:before="0"/>
               <w:ind w:left="120"/>
             </w:pPr>
-            <w:hyperlink w:history="1" r:id="rId8wjb_4b7zbi3zvej8u4oj">
+            <w:hyperlink w:history="1" r:id="rIdzacm8h9jra_ou6w63mj5a">
               <w:r>
                 <w:rPr>
                   <w:rFonts w:ascii="Arial" w:cs="Arial" w:eastAsia="Arial" w:hAnsi="Arial"/>
@@ -22073,32 +22073,32 @@
         <w:tc>
           <w:tcPr>
             <w:tcW w:type="dxa" w:w="1520"/>
-            <w:shd w:fill="F2F2F2" w:color="auto" w:val="clear"/>
-            <w:tcMar>
-              <w:top w:type="dxa" w:w="60"/>
-              <w:left w:type="dxa" w:w="120"/>
-              <w:bottom w:type="dxa" w:w="60"/>
-              <w:right w:type="dxa" w:w="120"/>
-            </w:tcMar>
-            <w:vAlign w:val="top"/>
-          </w:tcPr>
-          <w:p>
-            <w:pPr>
-              <w:spacing w:after="40" w:before="0"/>
-              <w:jc w:val="left"/>
-            </w:pPr>
-            <w:r>
-              <w:rPr>
-                <w:rFonts w:ascii="Arial" w:cs="Arial" w:eastAsia="Arial" w:hAnsi="Arial"/>
-                <w:b/>
-                <w:bCs/>
-                <w:i w:val="false"/>
-                <w:iCs w:val="false"/>
-                <w:color w:val="000000"/>
-                <w:sz w:val="18"/>
-                <w:szCs w:val="18"/>
-              </w:rPr>
-              <w:t xml:space="preserve">Phase 4 — Driving Question Board (DQB) Update</w:t>
+            <w:shd w:fill="FCE4D6" w:color="auto" w:val="clear"/>
+            <w:tcMar>
+              <w:top w:type="dxa" w:w="60"/>
+              <w:left w:type="dxa" w:w="120"/>
+              <w:bottom w:type="dxa" w:w="60"/>
+              <w:right w:type="dxa" w:w="120"/>
+            </w:tcMar>
+            <w:vAlign w:val="top"/>
+          </w:tcPr>
+          <w:p>
+            <w:pPr>
+              <w:spacing w:after="40" w:before="0"/>
+              <w:jc w:val="left"/>
+            </w:pPr>
+            <w:r>
+              <w:rPr>
+                <w:rFonts w:ascii="Arial" w:cs="Arial" w:eastAsia="Arial" w:hAnsi="Arial"/>
+                <w:b/>
+                <w:bCs/>
+                <w:i w:val="false"/>
+                <w:iCs w:val="false"/>
+                <w:color w:val="000000"/>
+                <w:sz w:val="18"/>
+                <w:szCs w:val="18"/>
+              </w:rPr>
+              <w:t xml:space="preserve">Driving Question Board (DQB) Creation</w:t>
             </w:r>
           </w:p>
           <w:p>
@@ -22121,7 +22121,7 @@
             <w:pPr>
               <w:spacing w:after="20" w:before="0"/>
             </w:pPr>
-            <w:hyperlink w:history="1" r:id="rIdc_zodugzakhhhvqp3x8ek">
+            <w:hyperlink w:history="1" r:id="rIdzgam5-whss661whlcivcp">
               <w:r>
                 <w:rPr>
                   <w:rFonts w:ascii="Arial" w:cs="Arial" w:eastAsia="Arial" w:hAnsi="Arial"/>
@@ -22154,7 +22154,7 @@
               <w:spacing w:after="10" w:before="0"/>
               <w:ind w:left="120"/>
             </w:pPr>
-            <w:hyperlink w:history="1" r:id="rId6wm3e8wc_moaplfozt5ok">
+            <w:hyperlink w:history="1" r:id="rIdrw30v-37owaq5jrvehimx">
               <w:r>
                 <w:rPr>
                   <w:rFonts w:ascii="Arial" w:cs="Arial" w:eastAsia="Arial" w:hAnsi="Arial"/>
@@ -22199,7 +22199,7 @@
             <w:pPr>
               <w:spacing w:after="20" w:before="0"/>
             </w:pPr>
-            <w:hyperlink w:history="1" r:id="rIdqkuwvpgixetz8jduiemer">
+            <w:hyperlink w:history="1" r:id="rIdm7fwlwtc7yvxv5o7cg2bw">
               <w:r>
                 <w:rPr>
                   <w:rFonts w:ascii="Arial" w:cs="Arial" w:eastAsia="Arial" w:hAnsi="Arial"/>
@@ -22232,7 +22232,7 @@
               <w:spacing w:after="10" w:before="0"/>
               <w:ind w:left="120"/>
             </w:pPr>
-            <w:hyperlink w:history="1" r:id="rIdy6pzxjui5ld8cffma7q_e">
+            <w:hyperlink w:history="1" r:id="rId-wgfn_0-zfsttffkkbmp8">
               <w:r>
                 <w:rPr>
                   <w:rFonts w:ascii="Arial" w:cs="Arial" w:eastAsia="Arial" w:hAnsi="Arial"/>
@@ -22379,32 +22379,32 @@
         <w:tc>
           <w:tcPr>
             <w:tcW w:type="dxa" w:w="1520"/>
-            <w:shd w:fill="F2F2F2" w:color="auto" w:val="clear"/>
-            <w:tcMar>
-              <w:top w:type="dxa" w:w="60"/>
-              <w:left w:type="dxa" w:w="120"/>
-              <w:bottom w:type="dxa" w:w="60"/>
-              <w:right w:type="dxa" w:w="120"/>
-            </w:tcMar>
-            <w:vAlign w:val="top"/>
-          </w:tcPr>
-          <w:p>
-            <w:pPr>
-              <w:spacing w:after="40" w:before="0"/>
-              <w:jc w:val="left"/>
-            </w:pPr>
-            <w:r>
-              <w:rPr>
-                <w:rFonts w:ascii="Arial" w:cs="Arial" w:eastAsia="Arial" w:hAnsi="Arial"/>
-                <w:b/>
-                <w:bCs/>
-                <w:i w:val="false"/>
-                <w:iCs w:val="false"/>
-                <w:color w:val="000000"/>
-                <w:sz w:val="18"/>
-                <w:szCs w:val="18"/>
-              </w:rPr>
-              <w:t xml:space="preserve">Phase 5 — Model Building</w:t>
+            <w:shd w:fill="D5E8F0" w:color="auto" w:val="clear"/>
+            <w:tcMar>
+              <w:top w:type="dxa" w:w="60"/>
+              <w:left w:type="dxa" w:w="120"/>
+              <w:bottom w:type="dxa" w:w="60"/>
+              <w:right w:type="dxa" w:w="120"/>
+            </w:tcMar>
+            <w:vAlign w:val="top"/>
+          </w:tcPr>
+          <w:p>
+            <w:pPr>
+              <w:spacing w:after="40" w:before="0"/>
+              <w:jc w:val="left"/>
+            </w:pPr>
+            <w:r>
+              <w:rPr>
+                <w:rFonts w:ascii="Arial" w:cs="Arial" w:eastAsia="Arial" w:hAnsi="Arial"/>
+                <w:b/>
+                <w:bCs/>
+                <w:i w:val="false"/>
+                <w:iCs w:val="false"/>
+                <w:color w:val="000000"/>
+                <w:sz w:val="18"/>
+                <w:szCs w:val="18"/>
+              </w:rPr>
+              <w:t xml:space="preserve">Model Building Phase</w:t>
             </w:r>
           </w:p>
           <w:p>
@@ -22427,7 +22427,7 @@
             <w:pPr>
               <w:spacing w:after="20" w:before="0"/>
             </w:pPr>
-            <w:hyperlink w:history="1" r:id="rIdb2cdttrtqmhmwfdpgyf-y">
+            <w:hyperlink w:history="1" r:id="rIdii5-4vdd1nfqr0vpmdasu">
               <w:r>
                 <w:rPr>
                   <w:rFonts w:ascii="Arial" w:cs="Arial" w:eastAsia="Arial" w:hAnsi="Arial"/>
@@ -22460,7 +22460,7 @@
               <w:spacing w:after="10" w:before="0"/>
               <w:ind w:left="120"/>
             </w:pPr>
-            <w:hyperlink w:history="1" r:id="rId-vgtpqvqvtkcaha7pci1u">
+            <w:hyperlink w:history="1" r:id="rIdirvvvqcsbkkjcc73nnica">
               <w:r>
                 <w:rPr>
                   <w:rFonts w:ascii="Arial" w:cs="Arial" w:eastAsia="Arial" w:hAnsi="Arial"/>
@@ -22505,7 +22505,7 @@
             <w:pPr>
               <w:spacing w:after="20" w:before="0"/>
             </w:pPr>
-            <w:hyperlink w:history="1" r:id="rIdz_gbcdg8ktr3gwrv43wlc">
+            <w:hyperlink w:history="1" r:id="rIdziehg6arvkvj7jixznjyc">
               <w:r>
                 <w:rPr>
                   <w:rFonts w:ascii="Arial" w:cs="Arial" w:eastAsia="Arial" w:hAnsi="Arial"/>
@@ -22538,7 +22538,7 @@
               <w:spacing w:after="10" w:before="0"/>
               <w:ind w:left="120"/>
             </w:pPr>
-            <w:hyperlink w:history="1" r:id="rIdhkz6hwi-tyqularuquurd">
+            <w:hyperlink w:history="1" r:id="rIdf3vspinijce0g27wvtzgq">
               <w:r>
                 <w:rPr>
                   <w:rFonts w:ascii="Arial" w:cs="Arial" w:eastAsia="Arial" w:hAnsi="Arial"/>
@@ -24204,7 +24204,7 @@
             <w:pPr>
               <w:spacing w:after="20" w:before="0"/>
             </w:pPr>
-            <w:hyperlink w:history="1" r:id="rIdtk67n7ynp6b_cgxivlr5h">
+            <w:hyperlink w:history="1" r:id="rIdmrsxtasgor7s1qzdd6aha">
               <w:r>
                 <w:rPr>
                   <w:rFonts w:ascii="Arial" w:cs="Arial" w:eastAsia="Arial" w:hAnsi="Arial"/>
@@ -24237,7 +24237,7 @@
               <w:spacing w:after="10" w:before="0"/>
               <w:ind w:left="120"/>
             </w:pPr>
-            <w:hyperlink w:history="1" r:id="rIdwaielnhrifyuqahbau1rd">
+            <w:hyperlink w:history="1" r:id="rIdt6ewsy3qpoajtzyvclf8g">
               <w:r>
                 <w:rPr>
                   <w:rFonts w:ascii="Arial" w:cs="Arial" w:eastAsia="Arial" w:hAnsi="Arial"/>
@@ -24282,7 +24282,7 @@
             <w:pPr>
               <w:spacing w:after="20" w:before="0"/>
             </w:pPr>
-            <w:hyperlink w:history="1" r:id="rIdms29luznpn2juljifvp6s">
+            <w:hyperlink w:history="1" r:id="rIdrqdypd6imgpo7thw14olc">
               <w:r>
                 <w:rPr>
                   <w:rFonts w:ascii="Arial" w:cs="Arial" w:eastAsia="Arial" w:hAnsi="Arial"/>
@@ -24315,7 +24315,7 @@
               <w:spacing w:after="10" w:before="0"/>
               <w:ind w:left="120"/>
             </w:pPr>
-            <w:hyperlink w:history="1" r:id="rId_yji6iog7gud09ntyvo_7">
+            <w:hyperlink w:history="1" r:id="rIdqwyhv7lowggmfob8h5qzs">
               <w:r>
                 <w:rPr>
                   <w:rFonts w:ascii="Arial" w:cs="Arial" w:eastAsia="Arial" w:hAnsi="Arial"/>
@@ -24510,7 +24510,7 @@
             <w:pPr>
               <w:spacing w:after="20" w:before="0"/>
             </w:pPr>
-            <w:hyperlink w:history="1" r:id="rIdf3rggakldktqgqadn_3qc">
+            <w:hyperlink w:history="1" r:id="rIdmznpqoeu1hgefdppuemdr">
               <w:r>
                 <w:rPr>
                   <w:rFonts w:ascii="Arial" w:cs="Arial" w:eastAsia="Arial" w:hAnsi="Arial"/>
@@ -24543,7 +24543,7 @@
               <w:spacing w:after="10" w:before="0"/>
               <w:ind w:left="120"/>
             </w:pPr>
-            <w:hyperlink w:history="1" r:id="rIdmfubxqlx1bnelajz2uy01">
+            <w:hyperlink w:history="1" r:id="rIdzw8xqtcnksdun2no1alv3">
               <w:r>
                 <w:rPr>
                   <w:rFonts w:ascii="Arial" w:cs="Arial" w:eastAsia="Arial" w:hAnsi="Arial"/>
@@ -24588,7 +24588,7 @@
             <w:pPr>
               <w:spacing w:after="20" w:before="0"/>
             </w:pPr>
-            <w:hyperlink w:history="1" r:id="rIdwjwu89ma3tgqaulpo9_gx">
+            <w:hyperlink w:history="1" r:id="rIdpftpshthh351acckla0vq">
               <w:r>
                 <w:rPr>
                   <w:rFonts w:ascii="Arial" w:cs="Arial" w:eastAsia="Arial" w:hAnsi="Arial"/>
@@ -24621,7 +24621,7 @@
               <w:spacing w:after="10" w:before="0"/>
               <w:ind w:left="120"/>
             </w:pPr>
-            <w:hyperlink w:history="1" r:id="rIdrturcwhjj5onyoufegofj">
+            <w:hyperlink w:history="1" r:id="rIdxoxbvuxinp7b16jbgo-dz">
               <w:r>
                 <w:rPr>
                   <w:rFonts w:ascii="Arial" w:cs="Arial" w:eastAsia="Arial" w:hAnsi="Arial"/>
@@ -24816,7 +24816,7 @@
             <w:pPr>
               <w:spacing w:after="20" w:before="0"/>
             </w:pPr>
-            <w:hyperlink w:history="1" r:id="rIdn_by9ns3opc00qpr_i15l">
+            <w:hyperlink w:history="1" r:id="rIdysxg_ttx5ithxod-c7vdd">
               <w:r>
                 <w:rPr>
                   <w:rFonts w:ascii="Arial" w:cs="Arial" w:eastAsia="Arial" w:hAnsi="Arial"/>
@@ -24849,7 +24849,7 @@
               <w:spacing w:after="10" w:before="0"/>
               <w:ind w:left="120"/>
             </w:pPr>
-            <w:hyperlink w:history="1" r:id="rIdndbgzzydipkkc3mzpsj6f">
+            <w:hyperlink w:history="1" r:id="rId_6ebp7fiqbzqqmzsqjf7o">
               <w:r>
                 <w:rPr>
                   <w:rFonts w:ascii="Arial" w:cs="Arial" w:eastAsia="Arial" w:hAnsi="Arial"/>
@@ -24894,7 +24894,7 @@
             <w:pPr>
               <w:spacing w:after="20" w:before="0"/>
             </w:pPr>
-            <w:hyperlink w:history="1" r:id="rIdmaz4woideehacrcv50vrr">
+            <w:hyperlink w:history="1" r:id="rIdulfqipa3gaeg_6sk46lxx">
               <w:r>
                 <w:rPr>
                   <w:rFonts w:ascii="Arial" w:cs="Arial" w:eastAsia="Arial" w:hAnsi="Arial"/>
@@ -24927,7 +24927,7 @@
               <w:spacing w:after="10" w:before="0"/>
               <w:ind w:left="120"/>
             </w:pPr>
-            <w:hyperlink w:history="1" r:id="rId6xl2oy5pulzlifwlmwlwf">
+            <w:hyperlink w:history="1" r:id="rIdkfirilqdsh0armipi_5lg">
               <w:r>
                 <w:rPr>
                   <w:rFonts w:ascii="Arial" w:cs="Arial" w:eastAsia="Arial" w:hAnsi="Arial"/>
@@ -25122,7 +25122,7 @@
             <w:pPr>
               <w:spacing w:after="20" w:before="0"/>
             </w:pPr>
-            <w:hyperlink w:history="1" r:id="rIdfx26f6jzhf9aezxrnyym1">
+            <w:hyperlink w:history="1" r:id="rIdco_ljr_vh4yih0nz4yu9a">
               <w:r>
                 <w:rPr>
                   <w:rFonts w:ascii="Arial" w:cs="Arial" w:eastAsia="Arial" w:hAnsi="Arial"/>
@@ -25155,7 +25155,7 @@
               <w:spacing w:after="10" w:before="0"/>
               <w:ind w:left="120"/>
             </w:pPr>
-            <w:hyperlink w:history="1" r:id="rIdjz6azfajj1kkkpssdjenu">
+            <w:hyperlink w:history="1" r:id="rIdbdamarxdevn2bzgnbzsuh">
               <w:r>
                 <w:rPr>
                   <w:rFonts w:ascii="Arial" w:cs="Arial" w:eastAsia="Arial" w:hAnsi="Arial"/>
@@ -25200,7 +25200,7 @@
             <w:pPr>
               <w:spacing w:after="20" w:before="0"/>
             </w:pPr>
-            <w:hyperlink w:history="1" r:id="rIdbiqtith46icrmdqkvf_c6">
+            <w:hyperlink w:history="1" r:id="rIdgqqjcdvbjksyvqlzkan2o">
               <w:r>
                 <w:rPr>
                   <w:rFonts w:ascii="Arial" w:cs="Arial" w:eastAsia="Arial" w:hAnsi="Arial"/>
@@ -25233,7 +25233,7 @@
               <w:spacing w:after="10" w:before="0"/>
               <w:ind w:left="120"/>
             </w:pPr>
-            <w:hyperlink w:history="1" r:id="rIdxwvjm7oasghck_ixhwel8">
+            <w:hyperlink w:history="1" r:id="rId0wzyjqtmm3elw4_nfiabs">
               <w:r>
                 <w:rPr>
                   <w:rFonts w:ascii="Arial" w:cs="Arial" w:eastAsia="Arial" w:hAnsi="Arial"/>
@@ -25428,7 +25428,7 @@
             <w:pPr>
               <w:spacing w:after="20" w:before="0"/>
             </w:pPr>
-            <w:hyperlink w:history="1" r:id="rIdlecibi8rin1y0peoocmdn">
+            <w:hyperlink w:history="1" r:id="rIdrjgncc2qsmdnsdz8hmo4_">
               <w:r>
                 <w:rPr>
                   <w:rFonts w:ascii="Arial" w:cs="Arial" w:eastAsia="Arial" w:hAnsi="Arial"/>
@@ -25461,7 +25461,7 @@
               <w:spacing w:after="10" w:before="0"/>
               <w:ind w:left="120"/>
             </w:pPr>
-            <w:hyperlink w:history="1" r:id="rId7kdu1zrwgsb3bn2uus_dh">
+            <w:hyperlink w:history="1" r:id="rId0bjlahry63dczm4ngswrf">
               <w:r>
                 <w:rPr>
                   <w:rFonts w:ascii="Arial" w:cs="Arial" w:eastAsia="Arial" w:hAnsi="Arial"/>
@@ -25506,7 +25506,7 @@
             <w:pPr>
               <w:spacing w:after="20" w:before="0"/>
             </w:pPr>
-            <w:hyperlink w:history="1" r:id="rIdvluzmj7xehrlvdva3boik">
+            <w:hyperlink w:history="1" r:id="rIdzue_yaxho9izowdidqrmf">
               <w:r>
                 <w:rPr>
                   <w:rFonts w:ascii="Arial" w:cs="Arial" w:eastAsia="Arial" w:hAnsi="Arial"/>
@@ -25539,7 +25539,7 @@
               <w:spacing w:after="10" w:before="0"/>
               <w:ind w:left="120"/>
             </w:pPr>
-            <w:hyperlink w:history="1" r:id="rIdkkkuryfpfx0exaks9nxs7">
+            <w:hyperlink w:history="1" r:id="rIdxo_gbgxzisvwyacgvcnbh">
               <w:r>
                 <w:rPr>
                   <w:rFonts w:ascii="Arial" w:cs="Arial" w:eastAsia="Arial" w:hAnsi="Arial"/>

--- a/data/outputs/v2/Essential_Mathematics/SS3.1_Statistics_1/Essential_Mathematics_Statistics_1_CBE_LessonSequence.docx
+++ b/data/outputs/v2/Essential_Mathematics/SS3.1_Statistics_1/Essential_Mathematics_Statistics_1_CBE_LessonSequence.docx
@@ -3551,7 +3551,7 @@
             <w:pPr>
               <w:spacing w:after="20" w:before="0"/>
             </w:pPr>
-            <w:hyperlink w:history="1" r:id="rIdpkk7sxntvurjrsmk_wehv">
+            <w:hyperlink w:history="1" r:id="rIdzd6gv470jztge1okyfj-m">
               <w:r>
                 <w:rPr>
                   <w:rFonts w:ascii="Arial" w:cs="Arial" w:eastAsia="Arial" w:hAnsi="Arial"/>
@@ -3584,7 +3584,7 @@
               <w:spacing w:after="10" w:before="0"/>
               <w:ind w:left="120"/>
             </w:pPr>
-            <w:hyperlink w:history="1" r:id="rIdzqlvipfmgcpswlxljisn1">
+            <w:hyperlink w:history="1" r:id="rIdefiapu5rekzjvqlv3ufpx">
               <w:r>
                 <w:rPr>
                   <w:rFonts w:ascii="Arial" w:cs="Arial" w:eastAsia="Arial" w:hAnsi="Arial"/>
@@ -3629,7 +3629,7 @@
             <w:pPr>
               <w:spacing w:after="20" w:before="0"/>
             </w:pPr>
-            <w:hyperlink w:history="1" r:id="rIdspkofwbme9tdnivl0h3qd">
+            <w:hyperlink w:history="1" r:id="rIdft-yajdafewsf5jk2wj2c">
               <w:r>
                 <w:rPr>
                   <w:rFonts w:ascii="Arial" w:cs="Arial" w:eastAsia="Arial" w:hAnsi="Arial"/>
@@ -3662,7 +3662,7 @@
               <w:spacing w:after="10" w:before="0"/>
               <w:ind w:left="120"/>
             </w:pPr>
-            <w:hyperlink w:history="1" r:id="rIdynrgjiskja2zw8l-x_k8y">
+            <w:hyperlink w:history="1" r:id="rIdeci3b8itrpvvbspo7nwvz">
               <w:r>
                 <w:rPr>
                   <w:rFonts w:ascii="Arial" w:cs="Arial" w:eastAsia="Arial" w:hAnsi="Arial"/>
@@ -3857,7 +3857,7 @@
             <w:pPr>
               <w:spacing w:after="20" w:before="0"/>
             </w:pPr>
-            <w:hyperlink w:history="1" r:id="rIdadrmx4dlel6e-z2b3znez">
+            <w:hyperlink w:history="1" r:id="rId3chdjrsnfv7htcpxhdbgo">
               <w:r>
                 <w:rPr>
                   <w:rFonts w:ascii="Arial" w:cs="Arial" w:eastAsia="Arial" w:hAnsi="Arial"/>
@@ -3890,7 +3890,7 @@
               <w:spacing w:after="10" w:before="0"/>
               <w:ind w:left="120"/>
             </w:pPr>
-            <w:hyperlink w:history="1" r:id="rIdl8a1opkt3qe8lccvkgwum">
+            <w:hyperlink w:history="1" r:id="rIdhjqrm7oumbfgvgjidkeyp">
               <w:r>
                 <w:rPr>
                   <w:rFonts w:ascii="Arial" w:cs="Arial" w:eastAsia="Arial" w:hAnsi="Arial"/>
@@ -3935,7 +3935,7 @@
             <w:pPr>
               <w:spacing w:after="20" w:before="0"/>
             </w:pPr>
-            <w:hyperlink w:history="1" r:id="rIdjdg2cmhs4f84pa8fuaz5t">
+            <w:hyperlink w:history="1" r:id="rIdoyrgrfwbqf-ymk7s0zqfb">
               <w:r>
                 <w:rPr>
                   <w:rFonts w:ascii="Arial" w:cs="Arial" w:eastAsia="Arial" w:hAnsi="Arial"/>
@@ -3968,7 +3968,7 @@
               <w:spacing w:after="10" w:before="0"/>
               <w:ind w:left="120"/>
             </w:pPr>
-            <w:hyperlink w:history="1" r:id="rIds5lyxrej_8yzwhszsp32t">
+            <w:hyperlink w:history="1" r:id="rIdequf3yj_hccq1bdzatjpm">
               <w:r>
                 <w:rPr>
                   <w:rFonts w:ascii="Arial" w:cs="Arial" w:eastAsia="Arial" w:hAnsi="Arial"/>
@@ -4163,7 +4163,7 @@
             <w:pPr>
               <w:spacing w:after="20" w:before="0"/>
             </w:pPr>
-            <w:hyperlink w:history="1" r:id="rIdn85wohjtv0g7sfsojiwf4">
+            <w:hyperlink w:history="1" r:id="rId9geul5knkzod6vyheq4px">
               <w:r>
                 <w:rPr>
                   <w:rFonts w:ascii="Arial" w:cs="Arial" w:eastAsia="Arial" w:hAnsi="Arial"/>
@@ -4196,7 +4196,7 @@
               <w:spacing w:after="10" w:before="0"/>
               <w:ind w:left="120"/>
             </w:pPr>
-            <w:hyperlink w:history="1" r:id="rIdfqnf-fjs8xzeiu1xntpkd">
+            <w:hyperlink w:history="1" r:id="rIdboefc90yiaa2ixi_nsiu1">
               <w:r>
                 <w:rPr>
                   <w:rFonts w:ascii="Arial" w:cs="Arial" w:eastAsia="Arial" w:hAnsi="Arial"/>
@@ -4241,7 +4241,7 @@
             <w:pPr>
               <w:spacing w:after="20" w:before="0"/>
             </w:pPr>
-            <w:hyperlink w:history="1" r:id="rIditykfnc-rcbwgwdqv8r9x">
+            <w:hyperlink w:history="1" r:id="rIdwuahg3enloukjr5rgis_i">
               <w:r>
                 <w:rPr>
                   <w:rFonts w:ascii="Arial" w:cs="Arial" w:eastAsia="Arial" w:hAnsi="Arial"/>
@@ -4274,7 +4274,7 @@
               <w:spacing w:after="10" w:before="0"/>
               <w:ind w:left="120"/>
             </w:pPr>
-            <w:hyperlink w:history="1" r:id="rIdprsdbuhhgckr1cf3ksqd2">
+            <w:hyperlink w:history="1" r:id="rIdpygoggubmayiuu6r1qcnm">
               <w:r>
                 <w:rPr>
                   <w:rFonts w:ascii="Arial" w:cs="Arial" w:eastAsia="Arial" w:hAnsi="Arial"/>
@@ -4469,7 +4469,7 @@
             <w:pPr>
               <w:spacing w:after="20" w:before="0"/>
             </w:pPr>
-            <w:hyperlink w:history="1" r:id="rId93n9usl4cc1wukhmhoho9">
+            <w:hyperlink w:history="1" r:id="rId47iiziur93mqvadp5jztq">
               <w:r>
                 <w:rPr>
                   <w:rFonts w:ascii="Arial" w:cs="Arial" w:eastAsia="Arial" w:hAnsi="Arial"/>
@@ -4502,7 +4502,7 @@
               <w:spacing w:after="10" w:before="0"/>
               <w:ind w:left="120"/>
             </w:pPr>
-            <w:hyperlink w:history="1" r:id="rIdnuixhswb5vyxcmwftdrfv">
+            <w:hyperlink w:history="1" r:id="rIdkti3ty9ef-h8lwzyfigyc">
               <w:r>
                 <w:rPr>
                   <w:rFonts w:ascii="Arial" w:cs="Arial" w:eastAsia="Arial" w:hAnsi="Arial"/>
@@ -4547,7 +4547,7 @@
             <w:pPr>
               <w:spacing w:after="20" w:before="0"/>
             </w:pPr>
-            <w:hyperlink w:history="1" r:id="rId_luihqobgs1y3tn2tqp7p">
+            <w:hyperlink w:history="1" r:id="rIdn7_gnjk0y0ynnlihiqztp">
               <w:r>
                 <w:rPr>
                   <w:rFonts w:ascii="Arial" w:cs="Arial" w:eastAsia="Arial" w:hAnsi="Arial"/>
@@ -4580,7 +4580,7 @@
               <w:spacing w:after="10" w:before="0"/>
               <w:ind w:left="120"/>
             </w:pPr>
-            <w:hyperlink w:history="1" r:id="rIdma0s9ogeqb_p1d-e27l26">
+            <w:hyperlink w:history="1" r:id="rIdpytt7pnol-bmfy7e5kwb0">
               <w:r>
                 <w:rPr>
                   <w:rFonts w:ascii="Arial" w:cs="Arial" w:eastAsia="Arial" w:hAnsi="Arial"/>
@@ -4775,7 +4775,7 @@
             <w:pPr>
               <w:spacing w:after="20" w:before="0"/>
             </w:pPr>
-            <w:hyperlink w:history="1" r:id="rId8cayi0jly5oj45mvcyon0">
+            <w:hyperlink w:history="1" r:id="rId7q01bs3bjr2nhuc6cy8zv">
               <w:r>
                 <w:rPr>
                   <w:rFonts w:ascii="Arial" w:cs="Arial" w:eastAsia="Arial" w:hAnsi="Arial"/>
@@ -4808,7 +4808,7 @@
               <w:spacing w:after="10" w:before="0"/>
               <w:ind w:left="120"/>
             </w:pPr>
-            <w:hyperlink w:history="1" r:id="rIdmtmvw3r2snbo4m2kkvyh2">
+            <w:hyperlink w:history="1" r:id="rIdliba3te5hwp4pgaoxcpqm">
               <w:r>
                 <w:rPr>
                   <w:rFonts w:ascii="Arial" w:cs="Arial" w:eastAsia="Arial" w:hAnsi="Arial"/>
@@ -4853,7 +4853,7 @@
             <w:pPr>
               <w:spacing w:after="20" w:before="0"/>
             </w:pPr>
-            <w:hyperlink w:history="1" r:id="rIda75lqicwwxeahinfd4z0u">
+            <w:hyperlink w:history="1" r:id="rIdmns9ickmhk1fq8sab9y2v">
               <w:r>
                 <w:rPr>
                   <w:rFonts w:ascii="Arial" w:cs="Arial" w:eastAsia="Arial" w:hAnsi="Arial"/>
@@ -4886,7 +4886,7 @@
               <w:spacing w:after="10" w:before="0"/>
               <w:ind w:left="120"/>
             </w:pPr>
-            <w:hyperlink w:history="1" r:id="rIdnwrxzguycnnaodyya61zs">
+            <w:hyperlink w:history="1" r:id="rIdii2qu0mtjyag9honebt6c">
               <w:r>
                 <w:rPr>
                   <w:rFonts w:ascii="Arial" w:cs="Arial" w:eastAsia="Arial" w:hAnsi="Arial"/>
@@ -6373,7 +6373,7 @@
             <w:pPr>
               <w:spacing w:after="20" w:before="0"/>
             </w:pPr>
-            <w:hyperlink w:history="1" r:id="rIdxbdmfobhr6_lbz-lk1bp0">
+            <w:hyperlink w:history="1" r:id="rId_ldas9kpzpf04qk7lftwj">
               <w:r>
                 <w:rPr>
                   <w:rFonts w:ascii="Arial" w:cs="Arial" w:eastAsia="Arial" w:hAnsi="Arial"/>
@@ -6406,7 +6406,7 @@
               <w:spacing w:after="10" w:before="0"/>
               <w:ind w:left="120"/>
             </w:pPr>
-            <w:hyperlink w:history="1" r:id="rIdqigngkpkzqggsspj3nkpk">
+            <w:hyperlink w:history="1" r:id="rIdzctyvfv2-ho0fn8iex9ik">
               <w:r>
                 <w:rPr>
                   <w:rFonts w:ascii="Arial" w:cs="Arial" w:eastAsia="Arial" w:hAnsi="Arial"/>
@@ -6451,7 +6451,7 @@
             <w:pPr>
               <w:spacing w:after="20" w:before="0"/>
             </w:pPr>
-            <w:hyperlink w:history="1" r:id="rIdgt6jslpceo87nf3y9lt0d">
+            <w:hyperlink w:history="1" r:id="rIdrp3x6q3bfcposgmokxyxx">
               <w:r>
                 <w:rPr>
                   <w:rFonts w:ascii="Arial" w:cs="Arial" w:eastAsia="Arial" w:hAnsi="Arial"/>
@@ -6484,7 +6484,7 @@
               <w:spacing w:after="10" w:before="0"/>
               <w:ind w:left="120"/>
             </w:pPr>
-            <w:hyperlink w:history="1" r:id="rIdl-nzep7zoleeyplswdgsg">
+            <w:hyperlink w:history="1" r:id="rIdkiqlvqgv8p41iphizev16">
               <w:r>
                 <w:rPr>
                   <w:rFonts w:ascii="Arial" w:cs="Arial" w:eastAsia="Arial" w:hAnsi="Arial"/>
@@ -6679,7 +6679,7 @@
             <w:pPr>
               <w:spacing w:after="20" w:before="0"/>
             </w:pPr>
-            <w:hyperlink w:history="1" r:id="rIdndyfck-osrcnde9bbqf4-">
+            <w:hyperlink w:history="1" r:id="rIdk0c6jqhmujjiruunrt1q2">
               <w:r>
                 <w:rPr>
                   <w:rFonts w:ascii="Arial" w:cs="Arial" w:eastAsia="Arial" w:hAnsi="Arial"/>
@@ -6712,7 +6712,7 @@
               <w:spacing w:after="10" w:before="0"/>
               <w:ind w:left="120"/>
             </w:pPr>
-            <w:hyperlink w:history="1" r:id="rIdsinoqixlkihsmfsl-wyvj">
+            <w:hyperlink w:history="1" r:id="rId0o5ot0zxcwgdp537pghq2">
               <w:r>
                 <w:rPr>
                   <w:rFonts w:ascii="Arial" w:cs="Arial" w:eastAsia="Arial" w:hAnsi="Arial"/>
@@ -6757,7 +6757,7 @@
             <w:pPr>
               <w:spacing w:after="20" w:before="0"/>
             </w:pPr>
-            <w:hyperlink w:history="1" r:id="rIdkws7cvbvdocl-iyh2tyxr">
+            <w:hyperlink w:history="1" r:id="rIdcnlcv_lm8xaqadvofgycq">
               <w:r>
                 <w:rPr>
                   <w:rFonts w:ascii="Arial" w:cs="Arial" w:eastAsia="Arial" w:hAnsi="Arial"/>
@@ -6790,7 +6790,7 @@
               <w:spacing w:after="10" w:before="0"/>
               <w:ind w:left="120"/>
             </w:pPr>
-            <w:hyperlink w:history="1" r:id="rIdgtytw6fxixbtsvanehrik">
+            <w:hyperlink w:history="1" r:id="rIddteaphcaf7gqkvd_w7tqd">
               <w:r>
                 <w:rPr>
                   <w:rFonts w:ascii="Arial" w:cs="Arial" w:eastAsia="Arial" w:hAnsi="Arial"/>
@@ -6985,7 +6985,7 @@
             <w:pPr>
               <w:spacing w:after="20" w:before="0"/>
             </w:pPr>
-            <w:hyperlink w:history="1" r:id="rIdyjyr1bpehnl2odysrhg3l">
+            <w:hyperlink w:history="1" r:id="rIdzx6x6ucgijptb6lmcjsah">
               <w:r>
                 <w:rPr>
                   <w:rFonts w:ascii="Arial" w:cs="Arial" w:eastAsia="Arial" w:hAnsi="Arial"/>
@@ -7018,7 +7018,7 @@
               <w:spacing w:after="10" w:before="0"/>
               <w:ind w:left="120"/>
             </w:pPr>
-            <w:hyperlink w:history="1" r:id="rIdli1a1thjb9nzo1d4yef1k">
+            <w:hyperlink w:history="1" r:id="rIdjsnbtk2gsazeiszpit4si">
               <w:r>
                 <w:rPr>
                   <w:rFonts w:ascii="Arial" w:cs="Arial" w:eastAsia="Arial" w:hAnsi="Arial"/>
@@ -7063,7 +7063,7 @@
             <w:pPr>
               <w:spacing w:after="20" w:before="0"/>
             </w:pPr>
-            <w:hyperlink w:history="1" r:id="rIdfsjpocnwmhjmxo5q8dvsv">
+            <w:hyperlink w:history="1" r:id="rIdzc6jw9kcjm2jgj_8t_-wl">
               <w:r>
                 <w:rPr>
                   <w:rFonts w:ascii="Arial" w:cs="Arial" w:eastAsia="Arial" w:hAnsi="Arial"/>
@@ -7096,7 +7096,7 @@
               <w:spacing w:after="10" w:before="0"/>
               <w:ind w:left="120"/>
             </w:pPr>
-            <w:hyperlink w:history="1" r:id="rIdqzktsiii0yrqxgfs7dhws">
+            <w:hyperlink w:history="1" r:id="rId7r-hcyhwbuthzfmyiyzfq">
               <w:r>
                 <w:rPr>
                   <w:rFonts w:ascii="Arial" w:cs="Arial" w:eastAsia="Arial" w:hAnsi="Arial"/>
@@ -7291,7 +7291,7 @@
             <w:pPr>
               <w:spacing w:after="20" w:before="0"/>
             </w:pPr>
-            <w:hyperlink w:history="1" r:id="rIdsa3rthn3yrwhnvxs4xssr">
+            <w:hyperlink w:history="1" r:id="rId9ahus20x9yhqe3k_vg5pg">
               <w:r>
                 <w:rPr>
                   <w:rFonts w:ascii="Arial" w:cs="Arial" w:eastAsia="Arial" w:hAnsi="Arial"/>
@@ -7324,7 +7324,7 @@
               <w:spacing w:after="10" w:before="0"/>
               <w:ind w:left="120"/>
             </w:pPr>
-            <w:hyperlink w:history="1" r:id="rId_hb_psiqfa2xe4vhjwi_k">
+            <w:hyperlink w:history="1" r:id="rId6aft2z9t1d82vqteyx0jk">
               <w:r>
                 <w:rPr>
                   <w:rFonts w:ascii="Arial" w:cs="Arial" w:eastAsia="Arial" w:hAnsi="Arial"/>
@@ -7369,7 +7369,7 @@
             <w:pPr>
               <w:spacing w:after="20" w:before="0"/>
             </w:pPr>
-            <w:hyperlink w:history="1" r:id="rIds5ugijz16m0fdbhdbiqwa">
+            <w:hyperlink w:history="1" r:id="rIdwgkbjghiief5xfdhjbzhn">
               <w:r>
                 <w:rPr>
                   <w:rFonts w:ascii="Arial" w:cs="Arial" w:eastAsia="Arial" w:hAnsi="Arial"/>
@@ -7402,7 +7402,7 @@
               <w:spacing w:after="10" w:before="0"/>
               <w:ind w:left="120"/>
             </w:pPr>
-            <w:hyperlink w:history="1" r:id="rIdv06nwu_k7ozckpahghorj">
+            <w:hyperlink w:history="1" r:id="rIdmuxdnphju2sdpl0asmmwo">
               <w:r>
                 <w:rPr>
                   <w:rFonts w:ascii="Arial" w:cs="Arial" w:eastAsia="Arial" w:hAnsi="Arial"/>
@@ -7597,7 +7597,7 @@
             <w:pPr>
               <w:spacing w:after="20" w:before="0"/>
             </w:pPr>
-            <w:hyperlink w:history="1" r:id="rIdvgp3duyh3uwys_ued4wft">
+            <w:hyperlink w:history="1" r:id="rIdxc02xisvdoumly1pmw_iv">
               <w:r>
                 <w:rPr>
                   <w:rFonts w:ascii="Arial" w:cs="Arial" w:eastAsia="Arial" w:hAnsi="Arial"/>
@@ -7630,7 +7630,7 @@
               <w:spacing w:after="10" w:before="0"/>
               <w:ind w:left="120"/>
             </w:pPr>
-            <w:hyperlink w:history="1" r:id="rIdvgdmj_5am0axx8ayswlnf">
+            <w:hyperlink w:history="1" r:id="rIdxrbv78m0ivpibpq2kcwhp">
               <w:r>
                 <w:rPr>
                   <w:rFonts w:ascii="Arial" w:cs="Arial" w:eastAsia="Arial" w:hAnsi="Arial"/>
@@ -7675,7 +7675,7 @@
             <w:pPr>
               <w:spacing w:after="20" w:before="0"/>
             </w:pPr>
-            <w:hyperlink w:history="1" r:id="rIdmshmvzfshhelnxi9u4jsf">
+            <w:hyperlink w:history="1" r:id="rIdkwi7ozpitpwsrbrjzri8w">
               <w:r>
                 <w:rPr>
                   <w:rFonts w:ascii="Arial" w:cs="Arial" w:eastAsia="Arial" w:hAnsi="Arial"/>
@@ -7708,7 +7708,7 @@
               <w:spacing w:after="10" w:before="0"/>
               <w:ind w:left="120"/>
             </w:pPr>
-            <w:hyperlink w:history="1" r:id="rIduc8nbx4enb0bva-_dwoye">
+            <w:hyperlink w:history="1" r:id="rIdtflabybmp3pzrzxtq3in7">
               <w:r>
                 <w:rPr>
                   <w:rFonts w:ascii="Arial" w:cs="Arial" w:eastAsia="Arial" w:hAnsi="Arial"/>
@@ -9374,7 +9374,7 @@
             <w:pPr>
               <w:spacing w:after="20" w:before="0"/>
             </w:pPr>
-            <w:hyperlink w:history="1" r:id="rId0bbnpdhzggocdwpbeemcz">
+            <w:hyperlink w:history="1" r:id="rIdwn9ul3msa4w2hx0ofvtke">
               <w:r>
                 <w:rPr>
                   <w:rFonts w:ascii="Arial" w:cs="Arial" w:eastAsia="Arial" w:hAnsi="Arial"/>
@@ -9407,7 +9407,7 @@
               <w:spacing w:after="10" w:before="0"/>
               <w:ind w:left="120"/>
             </w:pPr>
-            <w:hyperlink w:history="1" r:id="rId6nrbcoowvhvqk9n6acyme">
+            <w:hyperlink w:history="1" r:id="rIdgidns_dc5-9vwmjm8oed4">
               <w:r>
                 <w:rPr>
                   <w:rFonts w:ascii="Arial" w:cs="Arial" w:eastAsia="Arial" w:hAnsi="Arial"/>
@@ -9452,7 +9452,7 @@
             <w:pPr>
               <w:spacing w:after="20" w:before="0"/>
             </w:pPr>
-            <w:hyperlink w:history="1" r:id="rIdexexzvisgnynumsstrlnm">
+            <w:hyperlink w:history="1" r:id="rId-bpr8tufox7uzd3tw7a8t">
               <w:r>
                 <w:rPr>
                   <w:rFonts w:ascii="Arial" w:cs="Arial" w:eastAsia="Arial" w:hAnsi="Arial"/>
@@ -9485,7 +9485,7 @@
               <w:spacing w:after="10" w:before="0"/>
               <w:ind w:left="120"/>
             </w:pPr>
-            <w:hyperlink w:history="1" r:id="rId_6xiippknikzvolqrkicj">
+            <w:hyperlink w:history="1" r:id="rIdodtjkbgl4jxd-41zkocpz">
               <w:r>
                 <w:rPr>
                   <w:rFonts w:ascii="Arial" w:cs="Arial" w:eastAsia="Arial" w:hAnsi="Arial"/>
@@ -9680,7 +9680,7 @@
             <w:pPr>
               <w:spacing w:after="20" w:before="0"/>
             </w:pPr>
-            <w:hyperlink w:history="1" r:id="rIdfz1qdyrgv1bbdl7vjgibp">
+            <w:hyperlink w:history="1" r:id="rIdnfohc8y3c-evpdxf9ngvy">
               <w:r>
                 <w:rPr>
                   <w:rFonts w:ascii="Arial" w:cs="Arial" w:eastAsia="Arial" w:hAnsi="Arial"/>
@@ -9713,7 +9713,7 @@
               <w:spacing w:after="10" w:before="0"/>
               <w:ind w:left="120"/>
             </w:pPr>
-            <w:hyperlink w:history="1" r:id="rIdjrvtmtm2m1mwvg0kqziui">
+            <w:hyperlink w:history="1" r:id="rIdgud0g2krnffeth-swamlt">
               <w:r>
                 <w:rPr>
                   <w:rFonts w:ascii="Arial" w:cs="Arial" w:eastAsia="Arial" w:hAnsi="Arial"/>
@@ -9758,7 +9758,7 @@
             <w:pPr>
               <w:spacing w:after="20" w:before="0"/>
             </w:pPr>
-            <w:hyperlink w:history="1" r:id="rIddrkxvf2csejjhnnlcixoe">
+            <w:hyperlink w:history="1" r:id="rId249j21jdp6c_u8ioiszdk">
               <w:r>
                 <w:rPr>
                   <w:rFonts w:ascii="Arial" w:cs="Arial" w:eastAsia="Arial" w:hAnsi="Arial"/>
@@ -9791,7 +9791,7 @@
               <w:spacing w:after="10" w:before="0"/>
               <w:ind w:left="120"/>
             </w:pPr>
-            <w:hyperlink w:history="1" r:id="rId3vmd_b4-uitgb5zw4hur6">
+            <w:hyperlink w:history="1" r:id="rIdbfe09pma9mzfglunmpyec">
               <w:r>
                 <w:rPr>
                   <w:rFonts w:ascii="Arial" w:cs="Arial" w:eastAsia="Arial" w:hAnsi="Arial"/>
@@ -9986,7 +9986,7 @@
             <w:pPr>
               <w:spacing w:after="20" w:before="0"/>
             </w:pPr>
-            <w:hyperlink w:history="1" r:id="rIdogfwpztkosi4xn9rtlrux">
+            <w:hyperlink w:history="1" r:id="rIdlwcu__antkam8edwynz4b">
               <w:r>
                 <w:rPr>
                   <w:rFonts w:ascii="Arial" w:cs="Arial" w:eastAsia="Arial" w:hAnsi="Arial"/>
@@ -10019,7 +10019,7 @@
               <w:spacing w:after="10" w:before="0"/>
               <w:ind w:left="120"/>
             </w:pPr>
-            <w:hyperlink w:history="1" r:id="rIdiys7x7m0dhzkx-yjmpr4u">
+            <w:hyperlink w:history="1" r:id="rIdlit8dmymldoqmcxm8olzg">
               <w:r>
                 <w:rPr>
                   <w:rFonts w:ascii="Arial" w:cs="Arial" w:eastAsia="Arial" w:hAnsi="Arial"/>
@@ -10064,7 +10064,7 @@
             <w:pPr>
               <w:spacing w:after="20" w:before="0"/>
             </w:pPr>
-            <w:hyperlink w:history="1" r:id="rIdo340gw8zi9stssre_kv93">
+            <w:hyperlink w:history="1" r:id="rIdlxowcww6jyy4gcgdljn9m">
               <w:r>
                 <w:rPr>
                   <w:rFonts w:ascii="Arial" w:cs="Arial" w:eastAsia="Arial" w:hAnsi="Arial"/>
@@ -10097,7 +10097,7 @@
               <w:spacing w:after="10" w:before="0"/>
               <w:ind w:left="120"/>
             </w:pPr>
-            <w:hyperlink w:history="1" r:id="rIdv4ia0mbn6n0qbdqevplj5">
+            <w:hyperlink w:history="1" r:id="rIdg120vtuprnxrfjq80chdz">
               <w:r>
                 <w:rPr>
                   <w:rFonts w:ascii="Arial" w:cs="Arial" w:eastAsia="Arial" w:hAnsi="Arial"/>
@@ -10444,7 +10444,7 @@
             <w:pPr>
               <w:spacing w:after="20" w:before="0"/>
             </w:pPr>
-            <w:hyperlink w:history="1" r:id="rId-c7ixbwhcktys3_wzffx_">
+            <w:hyperlink w:history="1" r:id="rId9upnkvtossccllt2cwllt">
               <w:r>
                 <w:rPr>
                   <w:rFonts w:ascii="Arial" w:cs="Arial" w:eastAsia="Arial" w:hAnsi="Arial"/>
@@ -10477,7 +10477,7 @@
               <w:spacing w:after="10" w:before="0"/>
               <w:ind w:left="120"/>
             </w:pPr>
-            <w:hyperlink w:history="1" r:id="rIdxbwqpeloqikczl61higux">
+            <w:hyperlink w:history="1" r:id="rIdhw0unwyqhriuggs7ht4f9">
               <w:r>
                 <w:rPr>
                   <w:rFonts w:ascii="Arial" w:cs="Arial" w:eastAsia="Arial" w:hAnsi="Arial"/>
@@ -10522,7 +10522,7 @@
             <w:pPr>
               <w:spacing w:after="20" w:before="0"/>
             </w:pPr>
-            <w:hyperlink w:history="1" r:id="rIdx3d487zcmmgp_2d26pskb">
+            <w:hyperlink w:history="1" r:id="rIdh3d9qfexae7r2mmkp7a3r">
               <w:r>
                 <w:rPr>
                   <w:rFonts w:ascii="Arial" w:cs="Arial" w:eastAsia="Arial" w:hAnsi="Arial"/>
@@ -10555,7 +10555,7 @@
               <w:spacing w:after="10" w:before="0"/>
               <w:ind w:left="120"/>
             </w:pPr>
-            <w:hyperlink w:history="1" r:id="rIde3swxrppc82px0q0x2po5">
+            <w:hyperlink w:history="1" r:id="rId5_bv6td5-dejwpm01ke70">
               <w:r>
                 <w:rPr>
                   <w:rFonts w:ascii="Arial" w:cs="Arial" w:eastAsia="Arial" w:hAnsi="Arial"/>
@@ -10788,7 +10788,7 @@
             <w:pPr>
               <w:spacing w:after="20" w:before="0"/>
             </w:pPr>
-            <w:hyperlink w:history="1" r:id="rId5mve2rzipzqfggj3z_hzc">
+            <w:hyperlink w:history="1" r:id="rIdwuwbcrjdupyzztbj_-gh3">
               <w:r>
                 <w:rPr>
                   <w:rFonts w:ascii="Arial" w:cs="Arial" w:eastAsia="Arial" w:hAnsi="Arial"/>
@@ -10821,7 +10821,7 @@
               <w:spacing w:after="10" w:before="0"/>
               <w:ind w:left="120"/>
             </w:pPr>
-            <w:hyperlink w:history="1" r:id="rIdtiic2sa6jjdx-pnunngrw">
+            <w:hyperlink w:history="1" r:id="rIddjc3qsufpqy3lck9xgfld">
               <w:r>
                 <w:rPr>
                   <w:rFonts w:ascii="Arial" w:cs="Arial" w:eastAsia="Arial" w:hAnsi="Arial"/>
@@ -10866,7 +10866,7 @@
             <w:pPr>
               <w:spacing w:after="20" w:before="0"/>
             </w:pPr>
-            <w:hyperlink w:history="1" r:id="rIdzyxi_ket-1uatfhl9a4jd">
+            <w:hyperlink w:history="1" r:id="rIdolh5nqbiygsuytfssummv">
               <w:r>
                 <w:rPr>
                   <w:rFonts w:ascii="Arial" w:cs="Arial" w:eastAsia="Arial" w:hAnsi="Arial"/>
@@ -10899,7 +10899,7 @@
               <w:spacing w:after="10" w:before="0"/>
               <w:ind w:left="120"/>
             </w:pPr>
-            <w:hyperlink w:history="1" r:id="rId08_xyqv2q_kgto1wkfgra">
+            <w:hyperlink w:history="1" r:id="rId2o6gvrw15lt6wlgrh0euy">
               <w:r>
                 <w:rPr>
                   <w:rFonts w:ascii="Arial" w:cs="Arial" w:eastAsia="Arial" w:hAnsi="Arial"/>
@@ -12462,7 +12462,7 @@
             <w:pPr>
               <w:spacing w:after="20" w:before="0"/>
             </w:pPr>
-            <w:hyperlink w:history="1" r:id="rIdo7oepqg9nrb1trgqyfnrf">
+            <w:hyperlink w:history="1" r:id="rIdig0jtxybdpqvidoxtuow0">
               <w:r>
                 <w:rPr>
                   <w:rFonts w:ascii="Arial" w:cs="Arial" w:eastAsia="Arial" w:hAnsi="Arial"/>
@@ -12495,7 +12495,7 @@
               <w:spacing w:after="10" w:before="0"/>
               <w:ind w:left="120"/>
             </w:pPr>
-            <w:hyperlink w:history="1" r:id="rIdt6kzayqqzvsk4pfczbvoe">
+            <w:hyperlink w:history="1" r:id="rIdotfnlqsbhpqgwckhbnbdi">
               <w:r>
                 <w:rPr>
                   <w:rFonts w:ascii="Arial" w:cs="Arial" w:eastAsia="Arial" w:hAnsi="Arial"/>
@@ -12540,7 +12540,7 @@
             <w:pPr>
               <w:spacing w:after="20" w:before="0"/>
             </w:pPr>
-            <w:hyperlink w:history="1" r:id="rIdkvlipfs1dokaxe9tjz76s">
+            <w:hyperlink w:history="1" r:id="rIdh9ybmcrbpzzommnxm9s5d">
               <w:r>
                 <w:rPr>
                   <w:rFonts w:ascii="Arial" w:cs="Arial" w:eastAsia="Arial" w:hAnsi="Arial"/>
@@ -12573,7 +12573,7 @@
               <w:spacing w:after="10" w:before="0"/>
               <w:ind w:left="120"/>
             </w:pPr>
-            <w:hyperlink w:history="1" r:id="rIduujrazsxeguhl-4p24fr4">
+            <w:hyperlink w:history="1" r:id="rIdaklxut0tzoh8srwct5zyb">
               <w:r>
                 <w:rPr>
                   <w:rFonts w:ascii="Arial" w:cs="Arial" w:eastAsia="Arial" w:hAnsi="Arial"/>
@@ -12768,7 +12768,7 @@
             <w:pPr>
               <w:spacing w:after="20" w:before="0"/>
             </w:pPr>
-            <w:hyperlink w:history="1" r:id="rId-b43t-weyg2a4uxfx0pwy">
+            <w:hyperlink w:history="1" r:id="rId4pe2b-uuqozdpf7v2dozt">
               <w:r>
                 <w:rPr>
                   <w:rFonts w:ascii="Arial" w:cs="Arial" w:eastAsia="Arial" w:hAnsi="Arial"/>
@@ -12801,7 +12801,7 @@
               <w:spacing w:after="10" w:before="0"/>
               <w:ind w:left="120"/>
             </w:pPr>
-            <w:hyperlink w:history="1" r:id="rIdk_zmptlkzvciflypaqa_r">
+            <w:hyperlink w:history="1" r:id="rIdbt0opv5smu4nzoffvx4dv">
               <w:r>
                 <w:rPr>
                   <w:rFonts w:ascii="Arial" w:cs="Arial" w:eastAsia="Arial" w:hAnsi="Arial"/>
@@ -12846,7 +12846,7 @@
             <w:pPr>
               <w:spacing w:after="20" w:before="0"/>
             </w:pPr>
-            <w:hyperlink w:history="1" r:id="rIdzzkqbp86ndfrrfrxi18zh">
+            <w:hyperlink w:history="1" r:id="rIdhw-lycgbpfachrhnt-xky">
               <w:r>
                 <w:rPr>
                   <w:rFonts w:ascii="Arial" w:cs="Arial" w:eastAsia="Arial" w:hAnsi="Arial"/>
@@ -12879,7 +12879,7 @@
               <w:spacing w:after="10" w:before="0"/>
               <w:ind w:left="120"/>
             </w:pPr>
-            <w:hyperlink w:history="1" r:id="rIdaki8362ebyuwcxuv7tnzt">
+            <w:hyperlink w:history="1" r:id="rId_luejzpm5astvwv7qlj9f">
               <w:r>
                 <w:rPr>
                   <w:rFonts w:ascii="Arial" w:cs="Arial" w:eastAsia="Arial" w:hAnsi="Arial"/>
@@ -13074,7 +13074,7 @@
             <w:pPr>
               <w:spacing w:after="20" w:before="0"/>
             </w:pPr>
-            <w:hyperlink w:history="1" r:id="rIdj6bvkrdtr7zmxrtxplr3i">
+            <w:hyperlink w:history="1" r:id="rIdovvpiozdzemqcp7a3lxy5">
               <w:r>
                 <w:rPr>
                   <w:rFonts w:ascii="Arial" w:cs="Arial" w:eastAsia="Arial" w:hAnsi="Arial"/>
@@ -13107,7 +13107,7 @@
               <w:spacing w:after="10" w:before="0"/>
               <w:ind w:left="120"/>
             </w:pPr>
-            <w:hyperlink w:history="1" r:id="rIdncbr1k2jyy0obyc_0nzv6">
+            <w:hyperlink w:history="1" r:id="rIdgqcxihdexmcadmzbns8dn">
               <w:r>
                 <w:rPr>
                   <w:rFonts w:ascii="Arial" w:cs="Arial" w:eastAsia="Arial" w:hAnsi="Arial"/>
@@ -13152,7 +13152,7 @@
             <w:pPr>
               <w:spacing w:after="20" w:before="0"/>
             </w:pPr>
-            <w:hyperlink w:history="1" r:id="rId0v5gxwiwsdnwlr06b8yit">
+            <w:hyperlink w:history="1" r:id="rIdsfciqca-p8tviuzhrkeil">
               <w:r>
                 <w:rPr>
                   <w:rFonts w:ascii="Arial" w:cs="Arial" w:eastAsia="Arial" w:hAnsi="Arial"/>
@@ -13185,7 +13185,7 @@
               <w:spacing w:after="10" w:before="0"/>
               <w:ind w:left="120"/>
             </w:pPr>
-            <w:hyperlink w:history="1" r:id="rIdeyzivnzhmvg0q2v6hpnxr">
+            <w:hyperlink w:history="1" r:id="rId7kvxfsuemcytfikstehag">
               <w:r>
                 <w:rPr>
                   <w:rFonts w:ascii="Arial" w:cs="Arial" w:eastAsia="Arial" w:hAnsi="Arial"/>
@@ -13380,7 +13380,7 @@
             <w:pPr>
               <w:spacing w:after="20" w:before="0"/>
             </w:pPr>
-            <w:hyperlink w:history="1" r:id="rIdf9-u4b0ygz-miwissai_f">
+            <w:hyperlink w:history="1" r:id="rIdh6xb4fufxwpnsryip0wyq">
               <w:r>
                 <w:rPr>
                   <w:rFonts w:ascii="Arial" w:cs="Arial" w:eastAsia="Arial" w:hAnsi="Arial"/>
@@ -13413,7 +13413,7 @@
               <w:spacing w:after="10" w:before="0"/>
               <w:ind w:left="120"/>
             </w:pPr>
-            <w:hyperlink w:history="1" r:id="rIdoxpeh2v4diwvmafhvn0ff">
+            <w:hyperlink w:history="1" r:id="rIdggtvnhtm-d0xpwuwllq_9">
               <w:r>
                 <w:rPr>
                   <w:rFonts w:ascii="Arial" w:cs="Arial" w:eastAsia="Arial" w:hAnsi="Arial"/>
@@ -13458,7 +13458,7 @@
             <w:pPr>
               <w:spacing w:after="20" w:before="0"/>
             </w:pPr>
-            <w:hyperlink w:history="1" r:id="rId-wcznluuvzssxt_9zhuka">
+            <w:hyperlink w:history="1" r:id="rIdmxv5ly9_onhs4on0dqfpa">
               <w:r>
                 <w:rPr>
                   <w:rFonts w:ascii="Arial" w:cs="Arial" w:eastAsia="Arial" w:hAnsi="Arial"/>
@@ -13491,7 +13491,7 @@
               <w:spacing w:after="10" w:before="0"/>
               <w:ind w:left="120"/>
             </w:pPr>
-            <w:hyperlink w:history="1" r:id="rIdehxgirnp0uz4g8_mck7zf">
+            <w:hyperlink w:history="1" r:id="rIdnxmnawb47rljqinq6oh4s">
               <w:r>
                 <w:rPr>
                   <w:rFonts w:ascii="Arial" w:cs="Arial" w:eastAsia="Arial" w:hAnsi="Arial"/>
@@ -13686,7 +13686,7 @@
             <w:pPr>
               <w:spacing w:after="20" w:before="0"/>
             </w:pPr>
-            <w:hyperlink w:history="1" r:id="rIdo0-auuniat_q3imddk_4l">
+            <w:hyperlink w:history="1" r:id="rIdjdtexth3exvqbuyloqxe_">
               <w:r>
                 <w:rPr>
                   <w:rFonts w:ascii="Arial" w:cs="Arial" w:eastAsia="Arial" w:hAnsi="Arial"/>
@@ -13719,7 +13719,7 @@
               <w:spacing w:after="10" w:before="0"/>
               <w:ind w:left="120"/>
             </w:pPr>
-            <w:hyperlink w:history="1" r:id="rIdzc1923q7lshioobjsb9lo">
+            <w:hyperlink w:history="1" r:id="rIdupbxdwznt_ynb7icw61a4">
               <w:r>
                 <w:rPr>
                   <w:rFonts w:ascii="Arial" w:cs="Arial" w:eastAsia="Arial" w:hAnsi="Arial"/>
@@ -13764,7 +13764,7 @@
             <w:pPr>
               <w:spacing w:after="20" w:before="0"/>
             </w:pPr>
-            <w:hyperlink w:history="1" r:id="rIdirdboz6xw_ygiwbnvxblk">
+            <w:hyperlink w:history="1" r:id="rIdpnfe1xvqrqj6hxw-attqs">
               <w:r>
                 <w:rPr>
                   <w:rFonts w:ascii="Arial" w:cs="Arial" w:eastAsia="Arial" w:hAnsi="Arial"/>
@@ -13797,7 +13797,7 @@
               <w:spacing w:after="10" w:before="0"/>
               <w:ind w:left="120"/>
             </w:pPr>
-            <w:hyperlink w:history="1" r:id="rIdpk5qj3u8alxnd2gmugn3s">
+            <w:hyperlink w:history="1" r:id="rIddt5rie5jln6pa0fnsmfyz">
               <w:r>
                 <w:rPr>
                   <w:rFonts w:ascii="Arial" w:cs="Arial" w:eastAsia="Arial" w:hAnsi="Arial"/>
@@ -15483,7 +15483,7 @@
             <w:pPr>
               <w:spacing w:after="20" w:before="0"/>
             </w:pPr>
-            <w:hyperlink w:history="1" r:id="rId78fn1rfeojbabfoxnejwp">
+            <w:hyperlink w:history="1" r:id="rIds_blqkv1dcyucwu0ram8p">
               <w:r>
                 <w:rPr>
                   <w:rFonts w:ascii="Arial" w:cs="Arial" w:eastAsia="Arial" w:hAnsi="Arial"/>
@@ -15516,7 +15516,7 @@
               <w:spacing w:after="10" w:before="0"/>
               <w:ind w:left="120"/>
             </w:pPr>
-            <w:hyperlink w:history="1" r:id="rIdz5wqwr59qogh-bdht7ttq">
+            <w:hyperlink w:history="1" r:id="rIdktbwsrcffzzqfz6pghyea">
               <w:r>
                 <w:rPr>
                   <w:rFonts w:ascii="Arial" w:cs="Arial" w:eastAsia="Arial" w:hAnsi="Arial"/>
@@ -15561,7 +15561,7 @@
             <w:pPr>
               <w:spacing w:after="20" w:before="0"/>
             </w:pPr>
-            <w:hyperlink w:history="1" r:id="rIddavj9s59fnoovwdr5nzxp">
+            <w:hyperlink w:history="1" r:id="rIdrhpgzb8fe8rlzpitr-_35">
               <w:r>
                 <w:rPr>
                   <w:rFonts w:ascii="Arial" w:cs="Arial" w:eastAsia="Arial" w:hAnsi="Arial"/>
@@ -15594,7 +15594,7 @@
               <w:spacing w:after="10" w:before="0"/>
               <w:ind w:left="120"/>
             </w:pPr>
-            <w:hyperlink w:history="1" r:id="rIdsyw8h_sut9pz2hmciv7k0">
+            <w:hyperlink w:history="1" r:id="rIdmcha4exc-bdcasxrkbbql">
               <w:r>
                 <w:rPr>
                   <w:rFonts w:ascii="Arial" w:cs="Arial" w:eastAsia="Arial" w:hAnsi="Arial"/>
@@ -15789,7 +15789,7 @@
             <w:pPr>
               <w:spacing w:after="20" w:before="0"/>
             </w:pPr>
-            <w:hyperlink w:history="1" r:id="rIdkapofqokm-oe9ukauymzq">
+            <w:hyperlink w:history="1" r:id="rIdu14nehg7pgx7byxhopk7-">
               <w:r>
                 <w:rPr>
                   <w:rFonts w:ascii="Arial" w:cs="Arial" w:eastAsia="Arial" w:hAnsi="Arial"/>
@@ -15822,7 +15822,7 @@
               <w:spacing w:after="10" w:before="0"/>
               <w:ind w:left="120"/>
             </w:pPr>
-            <w:hyperlink w:history="1" r:id="rId05cwlxsbl40p90ya9nme5">
+            <w:hyperlink w:history="1" r:id="rIduu4tmduyheuupuastwf9i">
               <w:r>
                 <w:rPr>
                   <w:rFonts w:ascii="Arial" w:cs="Arial" w:eastAsia="Arial" w:hAnsi="Arial"/>
@@ -15867,7 +15867,7 @@
             <w:pPr>
               <w:spacing w:after="20" w:before="0"/>
             </w:pPr>
-            <w:hyperlink w:history="1" r:id="rIdxkwe3hsphpld6ixzvcq2e">
+            <w:hyperlink w:history="1" r:id="rIdesf2v9ebtpkxmtzhrinpz">
               <w:r>
                 <w:rPr>
                   <w:rFonts w:ascii="Arial" w:cs="Arial" w:eastAsia="Arial" w:hAnsi="Arial"/>
@@ -15900,7 +15900,7 @@
               <w:spacing w:after="10" w:before="0"/>
               <w:ind w:left="120"/>
             </w:pPr>
-            <w:hyperlink w:history="1" r:id="rIdisycrveyaovdqjh26pojw">
+            <w:hyperlink w:history="1" r:id="rIdwla6nugtw3qqf8igalwck">
               <w:r>
                 <w:rPr>
                   <w:rFonts w:ascii="Arial" w:cs="Arial" w:eastAsia="Arial" w:hAnsi="Arial"/>
@@ -16095,7 +16095,7 @@
             <w:pPr>
               <w:spacing w:after="20" w:before="0"/>
             </w:pPr>
-            <w:hyperlink w:history="1" r:id="rIdn__uqf-guka1ebewobyml">
+            <w:hyperlink w:history="1" r:id="rIdf_ilgusrv1wx7pyrsn01e">
               <w:r>
                 <w:rPr>
                   <w:rFonts w:ascii="Arial" w:cs="Arial" w:eastAsia="Arial" w:hAnsi="Arial"/>
@@ -16128,7 +16128,7 @@
               <w:spacing w:after="10" w:before="0"/>
               <w:ind w:left="120"/>
             </w:pPr>
-            <w:hyperlink w:history="1" r:id="rIdvicovkclqaao2bkhjkg4o">
+            <w:hyperlink w:history="1" r:id="rIdagnygjptcyq_s9s9lfmbx">
               <w:r>
                 <w:rPr>
                   <w:rFonts w:ascii="Arial" w:cs="Arial" w:eastAsia="Arial" w:hAnsi="Arial"/>
@@ -16173,7 +16173,7 @@
             <w:pPr>
               <w:spacing w:after="20" w:before="0"/>
             </w:pPr>
-            <w:hyperlink w:history="1" r:id="rId9ecbp03_phiajsqusop9d">
+            <w:hyperlink w:history="1" r:id="rIdlvhtslojbw4w6vhid2ukd">
               <w:r>
                 <w:rPr>
                   <w:rFonts w:ascii="Arial" w:cs="Arial" w:eastAsia="Arial" w:hAnsi="Arial"/>
@@ -16206,7 +16206,7 @@
               <w:spacing w:after="10" w:before="0"/>
               <w:ind w:left="120"/>
             </w:pPr>
-            <w:hyperlink w:history="1" r:id="rIdkix8f_kc3xuhcni0bsuh9">
+            <w:hyperlink w:history="1" r:id="rIdavw9n8wfbu2tdhikleuae">
               <w:r>
                 <w:rPr>
                   <w:rFonts w:ascii="Arial" w:cs="Arial" w:eastAsia="Arial" w:hAnsi="Arial"/>
@@ -16401,7 +16401,7 @@
             <w:pPr>
               <w:spacing w:after="20" w:before="0"/>
             </w:pPr>
-            <w:hyperlink w:history="1" r:id="rIdobhrthcctj0u-ouohhqee">
+            <w:hyperlink w:history="1" r:id="rIdsuwjhbkssnwmjiua5dq8q">
               <w:r>
                 <w:rPr>
                   <w:rFonts w:ascii="Arial" w:cs="Arial" w:eastAsia="Arial" w:hAnsi="Arial"/>
@@ -16434,7 +16434,7 @@
               <w:spacing w:after="10" w:before="0"/>
               <w:ind w:left="120"/>
             </w:pPr>
-            <w:hyperlink w:history="1" r:id="rIdthgfkxlxjh_y74ypmayvv">
+            <w:hyperlink w:history="1" r:id="rIdogtrms-tcbytovw5_7xba">
               <w:r>
                 <w:rPr>
                   <w:rFonts w:ascii="Arial" w:cs="Arial" w:eastAsia="Arial" w:hAnsi="Arial"/>
@@ -16479,7 +16479,7 @@
             <w:pPr>
               <w:spacing w:after="20" w:before="0"/>
             </w:pPr>
-            <w:hyperlink w:history="1" r:id="rId11tkrmqctfkgecd8lg16b">
+            <w:hyperlink w:history="1" r:id="rIdqxyqy4wey2izfk4bgje-h">
               <w:r>
                 <w:rPr>
                   <w:rFonts w:ascii="Arial" w:cs="Arial" w:eastAsia="Arial" w:hAnsi="Arial"/>
@@ -16512,7 +16512,7 @@
               <w:spacing w:after="10" w:before="0"/>
               <w:ind w:left="120"/>
             </w:pPr>
-            <w:hyperlink w:history="1" r:id="rIdhdevqude54pih79dfkhlj">
+            <w:hyperlink w:history="1" r:id="rIdttc-_yigighjyaeh2w3dt">
               <w:r>
                 <w:rPr>
                   <w:rFonts w:ascii="Arial" w:cs="Arial" w:eastAsia="Arial" w:hAnsi="Arial"/>
@@ -16707,7 +16707,7 @@
             <w:pPr>
               <w:spacing w:after="20" w:before="0"/>
             </w:pPr>
-            <w:hyperlink w:history="1" r:id="rId-8asztdchvheqxwep4e9o">
+            <w:hyperlink w:history="1" r:id="rId7ges-gqbxn2mpr58zic-2">
               <w:r>
                 <w:rPr>
                   <w:rFonts w:ascii="Arial" w:cs="Arial" w:eastAsia="Arial" w:hAnsi="Arial"/>
@@ -16740,7 +16740,7 @@
               <w:spacing w:after="10" w:before="0"/>
               <w:ind w:left="120"/>
             </w:pPr>
-            <w:hyperlink w:history="1" r:id="rIdhvbgc7jofakeenu5ao36r">
+            <w:hyperlink w:history="1" r:id="rIdxkti5etriqxh7qj4dskog">
               <w:r>
                 <w:rPr>
                   <w:rFonts w:ascii="Arial" w:cs="Arial" w:eastAsia="Arial" w:hAnsi="Arial"/>
@@ -16785,7 +16785,7 @@
             <w:pPr>
               <w:spacing w:after="20" w:before="0"/>
             </w:pPr>
-            <w:hyperlink w:history="1" r:id="rIdzbue1ft38usgc_cx2iupr">
+            <w:hyperlink w:history="1" r:id="rIdfqon2cfhb9tvxtfgzeb46">
               <w:r>
                 <w:rPr>
                   <w:rFonts w:ascii="Arial" w:cs="Arial" w:eastAsia="Arial" w:hAnsi="Arial"/>
@@ -16818,7 +16818,7 @@
               <w:spacing w:after="10" w:before="0"/>
               <w:ind w:left="120"/>
             </w:pPr>
-            <w:hyperlink w:history="1" r:id="rId2rhy-m_g3dpzizumhblj4">
+            <w:hyperlink w:history="1" r:id="rId_o8sxd6xk1afumtlcvfxf">
               <w:r>
                 <w:rPr>
                   <w:rFonts w:ascii="Arial" w:cs="Arial" w:eastAsia="Arial" w:hAnsi="Arial"/>
@@ -18381,7 +18381,7 @@
             <w:pPr>
               <w:spacing w:after="20" w:before="0"/>
             </w:pPr>
-            <w:hyperlink w:history="1" r:id="rIdldu7ibg7mdsucpagmkug4">
+            <w:hyperlink w:history="1" r:id="rIdtfaothcta8yftgmjpwrnz">
               <w:r>
                 <w:rPr>
                   <w:rFonts w:ascii="Arial" w:cs="Arial" w:eastAsia="Arial" w:hAnsi="Arial"/>
@@ -18414,7 +18414,7 @@
               <w:spacing w:after="10" w:before="0"/>
               <w:ind w:left="120"/>
             </w:pPr>
-            <w:hyperlink w:history="1" r:id="rIdlzyuo4qvug5gkaxo2abob">
+            <w:hyperlink w:history="1" r:id="rId0bnupzop5micyudg7drru">
               <w:r>
                 <w:rPr>
                   <w:rFonts w:ascii="Arial" w:cs="Arial" w:eastAsia="Arial" w:hAnsi="Arial"/>
@@ -18459,7 +18459,7 @@
             <w:pPr>
               <w:spacing w:after="20" w:before="0"/>
             </w:pPr>
-            <w:hyperlink w:history="1" r:id="rIdr1vlvrymdn0hhncyh3vcz">
+            <w:hyperlink w:history="1" r:id="rIdbgptdvcbl3vbdjp8qz437">
               <w:r>
                 <w:rPr>
                   <w:rFonts w:ascii="Arial" w:cs="Arial" w:eastAsia="Arial" w:hAnsi="Arial"/>
@@ -18492,7 +18492,7 @@
               <w:spacing w:after="10" w:before="0"/>
               <w:ind w:left="120"/>
             </w:pPr>
-            <w:hyperlink w:history="1" r:id="rIdfzcmmn85ymuzkvfskicr-">
+            <w:hyperlink w:history="1" r:id="rIduuir8ex3diz14gviwvfa2">
               <w:r>
                 <w:rPr>
                   <w:rFonts w:ascii="Arial" w:cs="Arial" w:eastAsia="Arial" w:hAnsi="Arial"/>
@@ -18687,7 +18687,7 @@
             <w:pPr>
               <w:spacing w:after="20" w:before="0"/>
             </w:pPr>
-            <w:hyperlink w:history="1" r:id="rIdqamggvoiv19qahkmqs306">
+            <w:hyperlink w:history="1" r:id="rId4wx-g5hjfcw6nslfijb9i">
               <w:r>
                 <w:rPr>
                   <w:rFonts w:ascii="Arial" w:cs="Arial" w:eastAsia="Arial" w:hAnsi="Arial"/>
@@ -18720,7 +18720,7 @@
               <w:spacing w:after="10" w:before="0"/>
               <w:ind w:left="120"/>
             </w:pPr>
-            <w:hyperlink w:history="1" r:id="rIdtpnfz7z23mintqhn3usox">
+            <w:hyperlink w:history="1" r:id="rIdv7r7v9fsoxcoykgyoszek">
               <w:r>
                 <w:rPr>
                   <w:rFonts w:ascii="Arial" w:cs="Arial" w:eastAsia="Arial" w:hAnsi="Arial"/>
@@ -18765,7 +18765,7 @@
             <w:pPr>
               <w:spacing w:after="20" w:before="0"/>
             </w:pPr>
-            <w:hyperlink w:history="1" r:id="rIdhgu2rv_2gtzjsousapq86">
+            <w:hyperlink w:history="1" r:id="rId_5cycw9e-vr2_zal1albh">
               <w:r>
                 <w:rPr>
                   <w:rFonts w:ascii="Arial" w:cs="Arial" w:eastAsia="Arial" w:hAnsi="Arial"/>
@@ -18798,7 +18798,7 @@
               <w:spacing w:after="10" w:before="0"/>
               <w:ind w:left="120"/>
             </w:pPr>
-            <w:hyperlink w:history="1" r:id="rIdzcb-06ddt9zsbcgzt8xar">
+            <w:hyperlink w:history="1" r:id="rIdk_tq_jrkexyrx4vuupraa">
               <w:r>
                 <w:rPr>
                   <w:rFonts w:ascii="Arial" w:cs="Arial" w:eastAsia="Arial" w:hAnsi="Arial"/>
@@ -18993,7 +18993,7 @@
             <w:pPr>
               <w:spacing w:after="20" w:before="0"/>
             </w:pPr>
-            <w:hyperlink w:history="1" r:id="rIdu4pchlsmvkvtczsvhpffl">
+            <w:hyperlink w:history="1" r:id="rIdheafbfia5aiusz5v0zvaw">
               <w:r>
                 <w:rPr>
                   <w:rFonts w:ascii="Arial" w:cs="Arial" w:eastAsia="Arial" w:hAnsi="Arial"/>
@@ -19026,7 +19026,7 @@
               <w:spacing w:after="10" w:before="0"/>
               <w:ind w:left="120"/>
             </w:pPr>
-            <w:hyperlink w:history="1" r:id="rIdgka-cdtbxbzhls5kuirgg">
+            <w:hyperlink w:history="1" r:id="rId9cc83w6heddkshejtqd3c">
               <w:r>
                 <w:rPr>
                   <w:rFonts w:ascii="Arial" w:cs="Arial" w:eastAsia="Arial" w:hAnsi="Arial"/>
@@ -19071,7 +19071,7 @@
             <w:pPr>
               <w:spacing w:after="20" w:before="0"/>
             </w:pPr>
-            <w:hyperlink w:history="1" r:id="rIdxo-6iyl_lxi3ztkstlvjc">
+            <w:hyperlink w:history="1" r:id="rIdbrptn43y8vmqyvm3le7jk">
               <w:r>
                 <w:rPr>
                   <w:rFonts w:ascii="Arial" w:cs="Arial" w:eastAsia="Arial" w:hAnsi="Arial"/>
@@ -19104,7 +19104,7 @@
               <w:spacing w:after="10" w:before="0"/>
               <w:ind w:left="120"/>
             </w:pPr>
-            <w:hyperlink w:history="1" r:id="rId31yatj3nmi19twug0dipw">
+            <w:hyperlink w:history="1" r:id="rIdoedmzxtkwptmvw55ra7te">
               <w:r>
                 <w:rPr>
                   <w:rFonts w:ascii="Arial" w:cs="Arial" w:eastAsia="Arial" w:hAnsi="Arial"/>
@@ -19299,7 +19299,7 @@
             <w:pPr>
               <w:spacing w:after="20" w:before="0"/>
             </w:pPr>
-            <w:hyperlink w:history="1" r:id="rIdapbpjijji6aaljbweg1d9">
+            <w:hyperlink w:history="1" r:id="rIdbu70uhzwffkjf4tkhtgai">
               <w:r>
                 <w:rPr>
                   <w:rFonts w:ascii="Arial" w:cs="Arial" w:eastAsia="Arial" w:hAnsi="Arial"/>
@@ -19332,7 +19332,7 @@
               <w:spacing w:after="10" w:before="0"/>
               <w:ind w:left="120"/>
             </w:pPr>
-            <w:hyperlink w:history="1" r:id="rIdl8m3sf3nua9tymmed0lrt">
+            <w:hyperlink w:history="1" r:id="rIdvfydboeedl_vrv6v1fmra">
               <w:r>
                 <w:rPr>
                   <w:rFonts w:ascii="Arial" w:cs="Arial" w:eastAsia="Arial" w:hAnsi="Arial"/>
@@ -19377,7 +19377,7 @@
             <w:pPr>
               <w:spacing w:after="20" w:before="0"/>
             </w:pPr>
-            <w:hyperlink w:history="1" r:id="rIdr6kvfcbzswwu9_d2t1jqw">
+            <w:hyperlink w:history="1" r:id="rIdrgedyt4cw_rpnzkgo2frm">
               <w:r>
                 <w:rPr>
                   <w:rFonts w:ascii="Arial" w:cs="Arial" w:eastAsia="Arial" w:hAnsi="Arial"/>
@@ -19410,7 +19410,7 @@
               <w:spacing w:after="10" w:before="0"/>
               <w:ind w:left="120"/>
             </w:pPr>
-            <w:hyperlink w:history="1" r:id="rIdwgszmr1rmtun1mj7ibfrz">
+            <w:hyperlink w:history="1" r:id="rIdqa1tf1k9od8u3l_ctqxpe">
               <w:r>
                 <w:rPr>
                   <w:rFonts w:ascii="Arial" w:cs="Arial" w:eastAsia="Arial" w:hAnsi="Arial"/>
@@ -19605,7 +19605,7 @@
             <w:pPr>
               <w:spacing w:after="20" w:before="0"/>
             </w:pPr>
-            <w:hyperlink w:history="1" r:id="rIdcb1rhtgw0koac87hyr4iz">
+            <w:hyperlink w:history="1" r:id="rIdeg5k0jmgje9wexd7v37zl">
               <w:r>
                 <w:rPr>
                   <w:rFonts w:ascii="Arial" w:cs="Arial" w:eastAsia="Arial" w:hAnsi="Arial"/>
@@ -19638,7 +19638,7 @@
               <w:spacing w:after="10" w:before="0"/>
               <w:ind w:left="120"/>
             </w:pPr>
-            <w:hyperlink w:history="1" r:id="rIde8vql4-xl8tw29nfqpocb">
+            <w:hyperlink w:history="1" r:id="rIdcwpcxxx8ovgur6tclk-js">
               <w:r>
                 <w:rPr>
                   <w:rFonts w:ascii="Arial" w:cs="Arial" w:eastAsia="Arial" w:hAnsi="Arial"/>
@@ -19683,7 +19683,7 @@
             <w:pPr>
               <w:spacing w:after="20" w:before="0"/>
             </w:pPr>
-            <w:hyperlink w:history="1" r:id="rIdxu2kr5-qrl1ued5eyirpj">
+            <w:hyperlink w:history="1" r:id="rId_wef-onwakhbgbgmh1kba">
               <w:r>
                 <w:rPr>
                   <w:rFonts w:ascii="Arial" w:cs="Arial" w:eastAsia="Arial" w:hAnsi="Arial"/>
@@ -19716,7 +19716,7 @@
               <w:spacing w:after="10" w:before="0"/>
               <w:ind w:left="120"/>
             </w:pPr>
-            <w:hyperlink w:history="1" r:id="rIdkok-ysvxun8iv00tei_kd">
+            <w:hyperlink w:history="1" r:id="rIdly40nc2cios1b_nexf75m">
               <w:r>
                 <w:rPr>
                   <w:rFonts w:ascii="Arial" w:cs="Arial" w:eastAsia="Arial" w:hAnsi="Arial"/>
@@ -21203,7 +21203,7 @@
             <w:pPr>
               <w:spacing w:after="20" w:before="0"/>
             </w:pPr>
-            <w:hyperlink w:history="1" r:id="rIdz2igr4r_yhwhq82fdideq">
+            <w:hyperlink w:history="1" r:id="rIdtag6-as4_rf7gte6yy1wr">
               <w:r>
                 <w:rPr>
                   <w:rFonts w:ascii="Arial" w:cs="Arial" w:eastAsia="Arial" w:hAnsi="Arial"/>
@@ -21236,7 +21236,7 @@
               <w:spacing w:after="10" w:before="0"/>
               <w:ind w:left="120"/>
             </w:pPr>
-            <w:hyperlink w:history="1" r:id="rId3-e1ydfxuxazzkbypxh1g">
+            <w:hyperlink w:history="1" r:id="rIdxmafqwewrk6cl9p4pks2x">
               <w:r>
                 <w:rPr>
                   <w:rFonts w:ascii="Arial" w:cs="Arial" w:eastAsia="Arial" w:hAnsi="Arial"/>
@@ -21281,7 +21281,7 @@
             <w:pPr>
               <w:spacing w:after="20" w:before="0"/>
             </w:pPr>
-            <w:hyperlink w:history="1" r:id="rIdxx33vccjepef2chajkzqw">
+            <w:hyperlink w:history="1" r:id="rIdekv4p2g51zjutbjif6uay">
               <w:r>
                 <w:rPr>
                   <w:rFonts w:ascii="Arial" w:cs="Arial" w:eastAsia="Arial" w:hAnsi="Arial"/>
@@ -21314,7 +21314,7 @@
               <w:spacing w:after="10" w:before="0"/>
               <w:ind w:left="120"/>
             </w:pPr>
-            <w:hyperlink w:history="1" r:id="rIduhtbcytt5zzubvaodpsb1">
+            <w:hyperlink w:history="1" r:id="rId60q3xegtwnyr8iukeowl0">
               <w:r>
                 <w:rPr>
                   <w:rFonts w:ascii="Arial" w:cs="Arial" w:eastAsia="Arial" w:hAnsi="Arial"/>
@@ -21509,7 +21509,7 @@
             <w:pPr>
               <w:spacing w:after="20" w:before="0"/>
             </w:pPr>
-            <w:hyperlink w:history="1" r:id="rIdyrorwwtakf2oi1uhmxkhp">
+            <w:hyperlink w:history="1" r:id="rId87eenmefqv5dy5qsmrhgu">
               <w:r>
                 <w:rPr>
                   <w:rFonts w:ascii="Arial" w:cs="Arial" w:eastAsia="Arial" w:hAnsi="Arial"/>
@@ -21542,7 +21542,7 @@
               <w:spacing w:after="10" w:before="0"/>
               <w:ind w:left="120"/>
             </w:pPr>
-            <w:hyperlink w:history="1" r:id="rId8od9ulw1bllf5uhmgijkb">
+            <w:hyperlink w:history="1" r:id="rId9q5hyawahvm0hxgjhwiij">
               <w:r>
                 <w:rPr>
                   <w:rFonts w:ascii="Arial" w:cs="Arial" w:eastAsia="Arial" w:hAnsi="Arial"/>
@@ -21587,7 +21587,7 @@
             <w:pPr>
               <w:spacing w:after="20" w:before="0"/>
             </w:pPr>
-            <w:hyperlink w:history="1" r:id="rIdbq0k-zng3aerrhnxreukd">
+            <w:hyperlink w:history="1" r:id="rIdfpupvtzxc7ifrwo9reyie">
               <w:r>
                 <w:rPr>
                   <w:rFonts w:ascii="Arial" w:cs="Arial" w:eastAsia="Arial" w:hAnsi="Arial"/>
@@ -21620,7 +21620,7 @@
               <w:spacing w:after="10" w:before="0"/>
               <w:ind w:left="120"/>
             </w:pPr>
-            <w:hyperlink w:history="1" r:id="rIdehuasrgq8czrntlp_ibwn">
+            <w:hyperlink w:history="1" r:id="rIdaefp0uvgkeds6x5nljsa1">
               <w:r>
                 <w:rPr>
                   <w:rFonts w:ascii="Arial" w:cs="Arial" w:eastAsia="Arial" w:hAnsi="Arial"/>
@@ -21815,7 +21815,7 @@
             <w:pPr>
               <w:spacing w:after="20" w:before="0"/>
             </w:pPr>
-            <w:hyperlink w:history="1" r:id="rIdmylfdohceyhx84reiefej">
+            <w:hyperlink w:history="1" r:id="rIdeyvmdqaa-b9iumbr10xv1">
               <w:r>
                 <w:rPr>
                   <w:rFonts w:ascii="Arial" w:cs="Arial" w:eastAsia="Arial" w:hAnsi="Arial"/>
@@ -21848,7 +21848,7 @@
               <w:spacing w:after="10" w:before="0"/>
               <w:ind w:left="120"/>
             </w:pPr>
-            <w:hyperlink w:history="1" r:id="rId3nt0g9wgoxsknublflz79">
+            <w:hyperlink w:history="1" r:id="rIdzu_k50gdtzfgm82g4pmrz">
               <w:r>
                 <w:rPr>
                   <w:rFonts w:ascii="Arial" w:cs="Arial" w:eastAsia="Arial" w:hAnsi="Arial"/>
@@ -21893,7 +21893,7 @@
             <w:pPr>
               <w:spacing w:after="20" w:before="0"/>
             </w:pPr>
-            <w:hyperlink w:history="1" r:id="rIdvdt-b3ghigpk_pdfsptkj">
+            <w:hyperlink w:history="1" r:id="rIdwuj3fyxwiijivj9mznh8t">
               <w:r>
                 <w:rPr>
                   <w:rFonts w:ascii="Arial" w:cs="Arial" w:eastAsia="Arial" w:hAnsi="Arial"/>
@@ -21926,7 +21926,7 @@
               <w:spacing w:after="10" w:before="0"/>
               <w:ind w:left="120"/>
             </w:pPr>
-            <w:hyperlink w:history="1" r:id="rIdzacm8h9jra_ou6w63mj5a">
+            <w:hyperlink w:history="1" r:id="rIdnbjlk8z0eyhu5d3rnrrsn">
               <w:r>
                 <w:rPr>
                   <w:rFonts w:ascii="Arial" w:cs="Arial" w:eastAsia="Arial" w:hAnsi="Arial"/>
@@ -22121,7 +22121,7 @@
             <w:pPr>
               <w:spacing w:after="20" w:before="0"/>
             </w:pPr>
-            <w:hyperlink w:history="1" r:id="rIdzgam5-whss661whlcivcp">
+            <w:hyperlink w:history="1" r:id="rIddycdf9beaa3wvl7ahy55l">
               <w:r>
                 <w:rPr>
                   <w:rFonts w:ascii="Arial" w:cs="Arial" w:eastAsia="Arial" w:hAnsi="Arial"/>
@@ -22154,7 +22154,7 @@
               <w:spacing w:after="10" w:before="0"/>
               <w:ind w:left="120"/>
             </w:pPr>
-            <w:hyperlink w:history="1" r:id="rIdrw30v-37owaq5jrvehimx">
+            <w:hyperlink w:history="1" r:id="rIdv2ziylj6v9k-njzjmkvss">
               <w:r>
                 <w:rPr>
                   <w:rFonts w:ascii="Arial" w:cs="Arial" w:eastAsia="Arial" w:hAnsi="Arial"/>
@@ -22199,7 +22199,7 @@
             <w:pPr>
               <w:spacing w:after="20" w:before="0"/>
             </w:pPr>
-            <w:hyperlink w:history="1" r:id="rIdm7fwlwtc7yvxv5o7cg2bw">
+            <w:hyperlink w:history="1" r:id="rIdcgdpijtmrsh4vilj2ed3b">
               <w:r>
                 <w:rPr>
                   <w:rFonts w:ascii="Arial" w:cs="Arial" w:eastAsia="Arial" w:hAnsi="Arial"/>
@@ -22232,7 +22232,7 @@
               <w:spacing w:after="10" w:before="0"/>
               <w:ind w:left="120"/>
             </w:pPr>
-            <w:hyperlink w:history="1" r:id="rId-wgfn_0-zfsttffkkbmp8">
+            <w:hyperlink w:history="1" r:id="rIdfupoxhp3jg_zyhjajguuo">
               <w:r>
                 <w:rPr>
                   <w:rFonts w:ascii="Arial" w:cs="Arial" w:eastAsia="Arial" w:hAnsi="Arial"/>
@@ -22427,7 +22427,7 @@
             <w:pPr>
               <w:spacing w:after="20" w:before="0"/>
             </w:pPr>
-            <w:hyperlink w:history="1" r:id="rIdii5-4vdd1nfqr0vpmdasu">
+            <w:hyperlink w:history="1" r:id="rIdsr7b68xzi3jkoodgdly6y">
               <w:r>
                 <w:rPr>
                   <w:rFonts w:ascii="Arial" w:cs="Arial" w:eastAsia="Arial" w:hAnsi="Arial"/>
@@ -22460,7 +22460,7 @@
               <w:spacing w:after="10" w:before="0"/>
               <w:ind w:left="120"/>
             </w:pPr>
-            <w:hyperlink w:history="1" r:id="rIdirvvvqcsbkkjcc73nnica">
+            <w:hyperlink w:history="1" r:id="rId-lvscezku_775ylry6kjz">
               <w:r>
                 <w:rPr>
                   <w:rFonts w:ascii="Arial" w:cs="Arial" w:eastAsia="Arial" w:hAnsi="Arial"/>
@@ -22505,7 +22505,7 @@
             <w:pPr>
               <w:spacing w:after="20" w:before="0"/>
             </w:pPr>
-            <w:hyperlink w:history="1" r:id="rIdziehg6arvkvj7jixznjyc">
+            <w:hyperlink w:history="1" r:id="rId5pwepeuwhq7cm2dtlh40g">
               <w:r>
                 <w:rPr>
                   <w:rFonts w:ascii="Arial" w:cs="Arial" w:eastAsia="Arial" w:hAnsi="Arial"/>
@@ -22538,7 +22538,7 @@
               <w:spacing w:after="10" w:before="0"/>
               <w:ind w:left="120"/>
             </w:pPr>
-            <w:hyperlink w:history="1" r:id="rIdf3vspinijce0g27wvtzgq">
+            <w:hyperlink w:history="1" r:id="rIdhtq6i4rvf6kiyfhnq4g7g">
               <w:r>
                 <w:rPr>
                   <w:rFonts w:ascii="Arial" w:cs="Arial" w:eastAsia="Arial" w:hAnsi="Arial"/>
@@ -24204,7 +24204,7 @@
             <w:pPr>
               <w:spacing w:after="20" w:before="0"/>
             </w:pPr>
-            <w:hyperlink w:history="1" r:id="rIdmrsxtasgor7s1qzdd6aha">
+            <w:hyperlink w:history="1" r:id="rIdwg77kdrp857kwsgm62rod">
               <w:r>
                 <w:rPr>
                   <w:rFonts w:ascii="Arial" w:cs="Arial" w:eastAsia="Arial" w:hAnsi="Arial"/>
@@ -24237,7 +24237,7 @@
               <w:spacing w:after="10" w:before="0"/>
               <w:ind w:left="120"/>
             </w:pPr>
-            <w:hyperlink w:history="1" r:id="rIdt6ewsy3qpoajtzyvclf8g">
+            <w:hyperlink w:history="1" r:id="rIddb9c1b98nbf6gylapen9i">
               <w:r>
                 <w:rPr>
                   <w:rFonts w:ascii="Arial" w:cs="Arial" w:eastAsia="Arial" w:hAnsi="Arial"/>
@@ -24282,7 +24282,7 @@
             <w:pPr>
               <w:spacing w:after="20" w:before="0"/>
             </w:pPr>
-            <w:hyperlink w:history="1" r:id="rIdrqdypd6imgpo7thw14olc">
+            <w:hyperlink w:history="1" r:id="rIdh-_-vrtp52u6xo51dspqa">
               <w:r>
                 <w:rPr>
                   <w:rFonts w:ascii="Arial" w:cs="Arial" w:eastAsia="Arial" w:hAnsi="Arial"/>
@@ -24315,7 +24315,7 @@
               <w:spacing w:after="10" w:before="0"/>
               <w:ind w:left="120"/>
             </w:pPr>
-            <w:hyperlink w:history="1" r:id="rIdqwyhv7lowggmfob8h5qzs">
+            <w:hyperlink w:history="1" r:id="rIdix4xaytn51lhooklg9xmq">
               <w:r>
                 <w:rPr>
                   <w:rFonts w:ascii="Arial" w:cs="Arial" w:eastAsia="Arial" w:hAnsi="Arial"/>
@@ -24510,7 +24510,7 @@
             <w:pPr>
               <w:spacing w:after="20" w:before="0"/>
             </w:pPr>
-            <w:hyperlink w:history="1" r:id="rIdmznpqoeu1hgefdppuemdr">
+            <w:hyperlink w:history="1" r:id="rIdjscjsiobqlwlahhrqrgox">
               <w:r>
                 <w:rPr>
                   <w:rFonts w:ascii="Arial" w:cs="Arial" w:eastAsia="Arial" w:hAnsi="Arial"/>
@@ -24543,7 +24543,7 @@
               <w:spacing w:after="10" w:before="0"/>
               <w:ind w:left="120"/>
             </w:pPr>
-            <w:hyperlink w:history="1" r:id="rIdzw8xqtcnksdun2no1alv3">
+            <w:hyperlink w:history="1" r:id="rIdrqpwvcj79euqlzghus2tx">
               <w:r>
                 <w:rPr>
                   <w:rFonts w:ascii="Arial" w:cs="Arial" w:eastAsia="Arial" w:hAnsi="Arial"/>
@@ -24588,7 +24588,7 @@
             <w:pPr>
               <w:spacing w:after="20" w:before="0"/>
             </w:pPr>
-            <w:hyperlink w:history="1" r:id="rIdpftpshthh351acckla0vq">
+            <w:hyperlink w:history="1" r:id="rIdenxwfjcbydz7o4c37fmka">
               <w:r>
                 <w:rPr>
                   <w:rFonts w:ascii="Arial" w:cs="Arial" w:eastAsia="Arial" w:hAnsi="Arial"/>
@@ -24621,7 +24621,7 @@
               <w:spacing w:after="10" w:before="0"/>
               <w:ind w:left="120"/>
             </w:pPr>
-            <w:hyperlink w:history="1" r:id="rIdxoxbvuxinp7b16jbgo-dz">
+            <w:hyperlink w:history="1" r:id="rIdqucqjzkpsttcgaw9u0bfg">
               <w:r>
                 <w:rPr>
                   <w:rFonts w:ascii="Arial" w:cs="Arial" w:eastAsia="Arial" w:hAnsi="Arial"/>
@@ -24816,7 +24816,7 @@
             <w:pPr>
               <w:spacing w:after="20" w:before="0"/>
             </w:pPr>
-            <w:hyperlink w:history="1" r:id="rIdysxg_ttx5ithxod-c7vdd">
+            <w:hyperlink w:history="1" r:id="rIdilqvos8cy-i1ogvv0sdhk">
               <w:r>
                 <w:rPr>
                   <w:rFonts w:ascii="Arial" w:cs="Arial" w:eastAsia="Arial" w:hAnsi="Arial"/>
@@ -24849,7 +24849,7 @@
               <w:spacing w:after="10" w:before="0"/>
               <w:ind w:left="120"/>
             </w:pPr>
-            <w:hyperlink w:history="1" r:id="rId_6ebp7fiqbzqqmzsqjf7o">
+            <w:hyperlink w:history="1" r:id="rId8nefcteanlbeel4rzui82">
               <w:r>
                 <w:rPr>
                   <w:rFonts w:ascii="Arial" w:cs="Arial" w:eastAsia="Arial" w:hAnsi="Arial"/>
@@ -24894,7 +24894,7 @@
             <w:pPr>
               <w:spacing w:after="20" w:before="0"/>
             </w:pPr>
-            <w:hyperlink w:history="1" r:id="rIdulfqipa3gaeg_6sk46lxx">
+            <w:hyperlink w:history="1" r:id="rIdolbmgqdbsio-usy3rylwe">
               <w:r>
                 <w:rPr>
                   <w:rFonts w:ascii="Arial" w:cs="Arial" w:eastAsia="Arial" w:hAnsi="Arial"/>
@@ -24927,7 +24927,7 @@
               <w:spacing w:after="10" w:before="0"/>
               <w:ind w:left="120"/>
             </w:pPr>
-            <w:hyperlink w:history="1" r:id="rIdkfirilqdsh0armipi_5lg">
+            <w:hyperlink w:history="1" r:id="rId_yrsddbtgjpnk7phcigqi">
               <w:r>
                 <w:rPr>
                   <w:rFonts w:ascii="Arial" w:cs="Arial" w:eastAsia="Arial" w:hAnsi="Arial"/>
@@ -25122,7 +25122,7 @@
             <w:pPr>
               <w:spacing w:after="20" w:before="0"/>
             </w:pPr>
-            <w:hyperlink w:history="1" r:id="rIdco_ljr_vh4yih0nz4yu9a">
+            <w:hyperlink w:history="1" r:id="rIdy6qo6j9dmwoz_p_p7gif0">
               <w:r>
                 <w:rPr>
                   <w:rFonts w:ascii="Arial" w:cs="Arial" w:eastAsia="Arial" w:hAnsi="Arial"/>
@@ -25155,7 +25155,7 @@
               <w:spacing w:after="10" w:before="0"/>
               <w:ind w:left="120"/>
             </w:pPr>
-            <w:hyperlink w:history="1" r:id="rIdbdamarxdevn2bzgnbzsuh">
+            <w:hyperlink w:history="1" r:id="rIdvuwcfjynrnr8jborzurjk">
               <w:r>
                 <w:rPr>
                   <w:rFonts w:ascii="Arial" w:cs="Arial" w:eastAsia="Arial" w:hAnsi="Arial"/>
@@ -25200,7 +25200,7 @@
             <w:pPr>
               <w:spacing w:after="20" w:before="0"/>
             </w:pPr>
-            <w:hyperlink w:history="1" r:id="rIdgqqjcdvbjksyvqlzkan2o">
+            <w:hyperlink w:history="1" r:id="rIdaks4vot0fpbtwhq9lbnnd">
               <w:r>
                 <w:rPr>
                   <w:rFonts w:ascii="Arial" w:cs="Arial" w:eastAsia="Arial" w:hAnsi="Arial"/>
@@ -25233,7 +25233,7 @@
               <w:spacing w:after="10" w:before="0"/>
               <w:ind w:left="120"/>
             </w:pPr>
-            <w:hyperlink w:history="1" r:id="rId0wzyjqtmm3elw4_nfiabs">
+            <w:hyperlink w:history="1" r:id="rIdkrceu1k_otxhnvzxdehju">
               <w:r>
                 <w:rPr>
                   <w:rFonts w:ascii="Arial" w:cs="Arial" w:eastAsia="Arial" w:hAnsi="Arial"/>
@@ -25428,7 +25428,7 @@
             <w:pPr>
               <w:spacing w:after="20" w:before="0"/>
             </w:pPr>
-            <w:hyperlink w:history="1" r:id="rIdrjgncc2qsmdnsdz8hmo4_">
+            <w:hyperlink w:history="1" r:id="rIdlpx5qohbbvlt0s_erbqip">
               <w:r>
                 <w:rPr>
                   <w:rFonts w:ascii="Arial" w:cs="Arial" w:eastAsia="Arial" w:hAnsi="Arial"/>
@@ -25461,7 +25461,7 @@
               <w:spacing w:after="10" w:before="0"/>
               <w:ind w:left="120"/>
             </w:pPr>
-            <w:hyperlink w:history="1" r:id="rId0bjlahry63dczm4ngswrf">
+            <w:hyperlink w:history="1" r:id="rIdtmjen5if4eb-_vfrhk-ht">
               <w:r>
                 <w:rPr>
                   <w:rFonts w:ascii="Arial" w:cs="Arial" w:eastAsia="Arial" w:hAnsi="Arial"/>
@@ -25506,7 +25506,7 @@
             <w:pPr>
               <w:spacing w:after="20" w:before="0"/>
             </w:pPr>
-            <w:hyperlink w:history="1" r:id="rIdzue_yaxho9izowdidqrmf">
+            <w:hyperlink w:history="1" r:id="rIdtcnnplutgx7t-kqmoho2d">
               <w:r>
                 <w:rPr>
                   <w:rFonts w:ascii="Arial" w:cs="Arial" w:eastAsia="Arial" w:hAnsi="Arial"/>
@@ -25539,7 +25539,7 @@
               <w:spacing w:after="10" w:before="0"/>
               <w:ind w:left="120"/>
             </w:pPr>
-            <w:hyperlink w:history="1" r:id="rIdxo_gbgxzisvwyacgvcnbh">
+            <w:hyperlink w:history="1" r:id="rIdain2xcvw39hsstm1aoi-4">
               <w:r>
                 <w:rPr>
                   <w:rFonts w:ascii="Arial" w:cs="Arial" w:eastAsia="Arial" w:hAnsi="Arial"/>
